--- a/13.misc concepts/servers -tomcat ,IBM WAS/how to deploy war to tomcat.docx
+++ b/13.misc concepts/servers -tomcat ,IBM WAS/how to deploy war to tomcat.docx
@@ -2,6 +2,20 @@
 <file path=word/document.xml><?xml version="1.0" encoding="utf-8"?>
 <w:document xmlns:wpc="http://schemas.microsoft.com/office/word/2010/wordprocessingCanvas" xmlns:mc="http://schemas.openxmlformats.org/markup-compatibility/2006" xmlns:o="urn:schemas-microsoft-com:office:office" xmlns:r="http://schemas.openxmlformats.org/officeDocument/2006/relationships" xmlns:m="http://schemas.openxmlformats.org/officeDocument/2006/math" xmlns:v="urn:schemas-microsoft-com:vml" xmlns:wp14="http://schemas.microsoft.com/office/word/2010/wordprocessingDrawing" xmlns:wp="http://schemas.openxmlformats.org/drawingml/2006/wordprocessingDrawing" xmlns:w10="urn:schemas-microsoft-com:office:word" xmlns:w="http://schemas.openxmlformats.org/wordprocessingml/2006/main" xmlns:w14="http://schemas.microsoft.com/office/word/2010/wordml" xmlns:w15="http://schemas.microsoft.com/office/word/2012/wordml" xmlns:wpg="http://schemas.microsoft.com/office/word/2010/wordprocessingGroup" xmlns:wpi="http://schemas.microsoft.com/office/word/2010/wordprocessingInk" xmlns:wne="http://schemas.microsoft.com/office/word/2006/wordml" xmlns:wps="http://schemas.microsoft.com/office/word/2010/wordprocessingShape" mc:Ignorable="w14 w15 wp14">
   <w:body>
+    <w:p>
+      <w:pPr>
+        <w:pStyle w:val="Heading1"/>
+        <w:rPr>
+          <w:lang w:val="en-US"/>
+        </w:rPr>
+      </w:pPr>
+      <w:r>
+        <w:rPr>
+          <w:lang w:val="en-US"/>
+        </w:rPr>
+        <w:t>Setting up tomcat manager login to tomcat console</w:t>
+      </w:r>
+    </w:p>
     <w:p>
       <w:pPr>
         <w:pStyle w:val="ListParagraph"/>
@@ -11,16 +25,12 @@
         </w:numPr>
         <w:spacing w:after="0"/>
         <w:rPr>
-          <w:rFonts w:ascii="Comic Sans MS" w:hAnsi="Comic Sans MS"/>
-          <w:sz w:val="24"/>
           <w:szCs w:val="24"/>
           <w:lang w:val="en-US"/>
         </w:rPr>
       </w:pPr>
       <w:r>
         <w:rPr>
-          <w:rFonts w:ascii="Comic Sans MS" w:hAnsi="Comic Sans MS"/>
-          <w:sz w:val="24"/>
           <w:szCs w:val="24"/>
           <w:lang w:val="en-US"/>
         </w:rPr>
@@ -30,8 +40,6 @@
         <w:r>
           <w:rPr>
             <w:rStyle w:val="Hyperlink"/>
-            <w:rFonts w:ascii="Comic Sans MS" w:hAnsi="Comic Sans MS"/>
-            <w:sz w:val="24"/>
             <w:szCs w:val="24"/>
             <w:lang w:val="en-US"/>
           </w:rPr>
@@ -48,16 +56,12 @@
         </w:numPr>
         <w:spacing w:after="0"/>
         <w:rPr>
-          <w:rFonts w:ascii="Comic Sans MS" w:hAnsi="Comic Sans MS"/>
-          <w:sz w:val="24"/>
           <w:szCs w:val="24"/>
           <w:lang w:val="en-US"/>
         </w:rPr>
       </w:pPr>
       <w:r>
         <w:rPr>
-          <w:rFonts w:ascii="Comic Sans MS" w:hAnsi="Comic Sans MS"/>
-          <w:sz w:val="24"/>
           <w:szCs w:val="24"/>
           <w:lang w:val="en-US"/>
         </w:rPr>
@@ -74,7 +78,6 @@
         <w:spacing w:before="0" w:beforeAutospacing="0" w:after="0" w:afterAutospacing="0"/>
         <w:rPr>
           <w:rFonts w:ascii="Comic Sans MS" w:eastAsiaTheme="minorHAnsi" w:hAnsi="Comic Sans MS" w:cstheme="minorBidi"/>
-          <w:color w:val="5B9BD5" w:themeColor="accent1"/>
           <w:lang w:val="en-US" w:eastAsia="en-US" w:bidi="ar-SA"/>
         </w:rPr>
       </w:pPr>
@@ -88,15 +91,11 @@
         <w:t xml:space="preserve">  </w:t>
       </w:r>
       <w:r>
-        <w:rPr>
-          <w:color w:val="5B9BD5" w:themeColor="accent1"/>
-        </w:rPr>
         <w:t>keep the bel</w:t>
       </w:r>
       <w:r>
         <w:rPr>
           <w:rFonts w:ascii="Comic Sans MS" w:eastAsiaTheme="minorHAnsi" w:hAnsi="Comic Sans MS" w:cstheme="minorBidi"/>
-          <w:color w:val="5B9BD5" w:themeColor="accent1"/>
           <w:lang w:val="en-US" w:eastAsia="en-US" w:bidi="ar-SA"/>
         </w:rPr>
         <w:t xml:space="preserve">ow entries in </w:t>
@@ -104,7 +103,6 @@
       <w:r>
         <w:rPr>
           <w:rFonts w:ascii="Comic Sans MS" w:eastAsiaTheme="minorHAnsi" w:hAnsi="Comic Sans MS" w:cstheme="minorBidi"/>
-          <w:color w:val="5B9BD5" w:themeColor="accent1"/>
           <w:lang w:val="en-US" w:eastAsia="en-US" w:bidi="ar-SA"/>
         </w:rPr>
         <w:t>config/</w:t>
@@ -112,7 +110,6 @@
       <w:r>
         <w:rPr>
           <w:rFonts w:ascii="Comic Sans MS" w:eastAsiaTheme="minorHAnsi" w:hAnsi="Comic Sans MS" w:cstheme="minorBidi"/>
-          <w:color w:val="5B9BD5" w:themeColor="accent1"/>
           <w:lang w:val="en-US" w:eastAsia="en-US" w:bidi="ar-SA"/>
         </w:rPr>
         <w:t>tomcat-users.html</w:t>
@@ -141,14 +138,12 @@
               <w:ind w:left="360"/>
               <w:rPr>
                 <w:rFonts w:ascii="Comic Sans MS" w:eastAsiaTheme="minorHAnsi" w:hAnsi="Comic Sans MS" w:cstheme="minorBidi"/>
-                <w:color w:val="5B9BD5" w:themeColor="accent1"/>
                 <w:lang w:val="en-US" w:eastAsia="en-US" w:bidi="ar-SA"/>
               </w:rPr>
             </w:pPr>
             <w:r>
               <w:rPr>
                 <w:rFonts w:ascii="Comic Sans MS" w:eastAsiaTheme="minorHAnsi" w:hAnsi="Comic Sans MS" w:cstheme="minorBidi"/>
-                <w:color w:val="5B9BD5" w:themeColor="accent1"/>
                 <w:lang w:val="en-US" w:eastAsia="en-US" w:bidi="ar-SA"/>
               </w:rPr>
               <w:t xml:space="preserve">  &lt;!-- Manager GUI user --&gt;</w:t>
@@ -161,14 +156,12 @@
               <w:ind w:left="360"/>
               <w:rPr>
                 <w:rFonts w:ascii="Comic Sans MS" w:eastAsiaTheme="minorHAnsi" w:hAnsi="Comic Sans MS" w:cstheme="minorBidi"/>
-                <w:color w:val="5B9BD5" w:themeColor="accent1"/>
                 <w:lang w:val="en-US" w:eastAsia="en-US" w:bidi="ar-SA"/>
               </w:rPr>
             </w:pPr>
             <w:r>
               <w:rPr>
                 <w:rFonts w:ascii="Comic Sans MS" w:eastAsiaTheme="minorHAnsi" w:hAnsi="Comic Sans MS" w:cstheme="minorBidi"/>
-                <w:color w:val="5B9BD5" w:themeColor="accent1"/>
                 <w:lang w:val="en-US" w:eastAsia="en-US" w:bidi="ar-SA"/>
               </w:rPr>
               <w:t xml:space="preserve">  &lt;user username="manager" password="manager123" roles="manager-gui"/&gt;</w:t>
@@ -181,7 +174,6 @@
               <w:ind w:left="360"/>
               <w:rPr>
                 <w:rFonts w:ascii="Comic Sans MS" w:eastAsiaTheme="minorHAnsi" w:hAnsi="Comic Sans MS" w:cstheme="minorBidi"/>
-                <w:color w:val="5B9BD5" w:themeColor="accent1"/>
                 <w:lang w:val="en-US" w:eastAsia="en-US" w:bidi="ar-SA"/>
               </w:rPr>
             </w:pPr>
@@ -193,14 +185,12 @@
               <w:ind w:left="360"/>
               <w:rPr>
                 <w:rFonts w:ascii="Comic Sans MS" w:eastAsiaTheme="minorHAnsi" w:hAnsi="Comic Sans MS" w:cstheme="minorBidi"/>
-                <w:color w:val="5B9BD5" w:themeColor="accent1"/>
                 <w:lang w:val="en-US" w:eastAsia="en-US" w:bidi="ar-SA"/>
               </w:rPr>
             </w:pPr>
             <w:r>
               <w:rPr>
                 <w:rFonts w:ascii="Comic Sans MS" w:eastAsiaTheme="minorHAnsi" w:hAnsi="Comic Sans MS" w:cstheme="minorBidi"/>
-                <w:color w:val="5B9BD5" w:themeColor="accent1"/>
                 <w:lang w:val="en-US" w:eastAsia="en-US" w:bidi="ar-SA"/>
               </w:rPr>
               <w:t xml:space="preserve">  &lt;!-- Admin GUI user --&gt;</w:t>
@@ -213,14 +203,12 @@
               <w:ind w:left="360"/>
               <w:rPr>
                 <w:rFonts w:ascii="Comic Sans MS" w:eastAsiaTheme="minorHAnsi" w:hAnsi="Comic Sans MS" w:cstheme="minorBidi"/>
-                <w:color w:val="5B9BD5" w:themeColor="accent1"/>
                 <w:lang w:val="en-US" w:eastAsia="en-US" w:bidi="ar-SA"/>
               </w:rPr>
             </w:pPr>
             <w:r>
               <w:rPr>
                 <w:rFonts w:ascii="Comic Sans MS" w:eastAsiaTheme="minorHAnsi" w:hAnsi="Comic Sans MS" w:cstheme="minorBidi"/>
-                <w:color w:val="5B9BD5" w:themeColor="accent1"/>
                 <w:lang w:val="en-US" w:eastAsia="en-US" w:bidi="ar-SA"/>
               </w:rPr>
               <w:t xml:space="preserve">  &lt;user username="admin" password="admin123" roles="admin-gui"/&gt;</w:t>
@@ -233,7 +221,6 @@
               <w:ind w:left="360"/>
               <w:rPr>
                 <w:rFonts w:ascii="Comic Sans MS" w:eastAsiaTheme="minorHAnsi" w:hAnsi="Comic Sans MS" w:cstheme="minorBidi"/>
-                <w:color w:val="5B9BD5" w:themeColor="accent1"/>
                 <w:lang w:val="en-US" w:eastAsia="en-US" w:bidi="ar-SA"/>
               </w:rPr>
             </w:pPr>
@@ -245,14 +232,12 @@
               <w:ind w:left="360"/>
               <w:rPr>
                 <w:rFonts w:ascii="Comic Sans MS" w:eastAsiaTheme="minorHAnsi" w:hAnsi="Comic Sans MS" w:cstheme="minorBidi"/>
-                <w:color w:val="5B9BD5" w:themeColor="accent1"/>
                 <w:lang w:val="en-US" w:eastAsia="en-US" w:bidi="ar-SA"/>
               </w:rPr>
             </w:pPr>
             <w:r>
               <w:rPr>
                 <w:rFonts w:ascii="Comic Sans MS" w:eastAsiaTheme="minorHAnsi" w:hAnsi="Comic Sans MS" w:cstheme="minorBidi"/>
-                <w:color w:val="5B9BD5" w:themeColor="accent1"/>
                 <w:lang w:val="en-US" w:eastAsia="en-US" w:bidi="ar-SA"/>
               </w:rPr>
               <w:t xml:space="preserve">  &lt;!-- Combined user with both roles --&gt;</w:t>
@@ -265,14 +250,12 @@
               <w:ind w:left="360"/>
               <w:rPr>
                 <w:rFonts w:ascii="Comic Sans MS" w:eastAsiaTheme="minorHAnsi" w:hAnsi="Comic Sans MS" w:cstheme="minorBidi"/>
-                <w:color w:val="5B9BD5" w:themeColor="accent1"/>
                 <w:lang w:val="en-US" w:eastAsia="en-US" w:bidi="ar-SA"/>
               </w:rPr>
             </w:pPr>
             <w:r>
               <w:rPr>
                 <w:rFonts w:ascii="Comic Sans MS" w:eastAsiaTheme="minorHAnsi" w:hAnsi="Comic Sans MS" w:cstheme="minorBidi"/>
-                <w:color w:val="5B9BD5" w:themeColor="accent1"/>
                 <w:lang w:val="en-US" w:eastAsia="en-US" w:bidi="ar-SA"/>
               </w:rPr>
               <w:t xml:space="preserve">  &lt;user username="adminuser" password="password123" roles="manager-gui,admin-gui"/&gt;</w:t>
@@ -285,7 +268,6 @@
               <w:ind w:left="360"/>
               <w:rPr>
                 <w:rFonts w:ascii="Comic Sans MS" w:eastAsiaTheme="minorHAnsi" w:hAnsi="Comic Sans MS" w:cstheme="minorBidi"/>
-                <w:color w:val="5B9BD5" w:themeColor="accent1"/>
                 <w:lang w:val="en-US" w:eastAsia="en-US" w:bidi="ar-SA"/>
               </w:rPr>
             </w:pPr>
@@ -297,14 +279,12 @@
               <w:ind w:left="360"/>
               <w:rPr>
                 <w:rFonts w:ascii="Comic Sans MS" w:eastAsiaTheme="minorHAnsi" w:hAnsi="Comic Sans MS" w:cstheme="minorBidi"/>
-                <w:color w:val="5B9BD5" w:themeColor="accent1"/>
                 <w:lang w:val="en-US" w:eastAsia="en-US" w:bidi="ar-SA"/>
               </w:rPr>
             </w:pPr>
             <w:r>
               <w:rPr>
                 <w:rFonts w:ascii="Comic Sans MS" w:eastAsiaTheme="minorHAnsi" w:hAnsi="Comic Sans MS" w:cstheme="minorBidi"/>
-                <w:color w:val="5B9BD5" w:themeColor="accent1"/>
                 <w:lang w:val="en-US" w:eastAsia="en-US" w:bidi="ar-SA"/>
               </w:rPr>
               <w:t>&lt;/tomcat-users&gt;</w:t>
@@ -321,14 +301,12 @@
               <w:spacing w:before="0" w:beforeAutospacing="0" w:after="0" w:afterAutospacing="0"/>
               <w:rPr>
                 <w:rFonts w:ascii="Comic Sans MS" w:eastAsiaTheme="minorHAnsi" w:hAnsi="Comic Sans MS" w:cstheme="minorBidi"/>
-                <w:color w:val="5B9BD5" w:themeColor="accent1"/>
                 <w:lang w:val="en-US" w:eastAsia="en-US" w:bidi="ar-SA"/>
               </w:rPr>
             </w:pPr>
             <w:r>
               <w:rPr>
                 <w:rFonts w:ascii="Comic Sans MS" w:eastAsiaTheme="minorHAnsi" w:hAnsi="Comic Sans MS" w:cstheme="minorBidi"/>
-                <w:color w:val="5B9BD5" w:themeColor="accent1"/>
                 <w:lang w:val="en-US" w:eastAsia="en-US" w:bidi="ar-SA"/>
               </w:rPr>
               <w:t>These users are for accessing URLs like:</w:t>
@@ -344,25 +322,15 @@
               <w:spacing w:before="0" w:beforeAutospacing="0" w:after="0" w:afterAutospacing="0"/>
               <w:rPr>
                 <w:rFonts w:ascii="Comic Sans MS" w:eastAsiaTheme="minorHAnsi" w:hAnsi="Comic Sans MS" w:cstheme="minorBidi"/>
-                <w:color w:val="5B9BD5" w:themeColor="accent1"/>
                 <w:lang w:val="en-US" w:eastAsia="en-US" w:bidi="ar-SA"/>
               </w:rPr>
             </w:pPr>
             <w:r>
               <w:rPr>
                 <w:rFonts w:ascii="Comic Sans MS" w:eastAsiaTheme="minorHAnsi" w:hAnsi="Comic Sans MS" w:cstheme="minorBidi"/>
-                <w:color w:val="5B9BD5" w:themeColor="accent1"/>
                 <w:lang w:val="en-US" w:eastAsia="en-US" w:bidi="ar-SA"/>
               </w:rPr>
-              <w:t>http://localhost:8080/manager/html</w:t>
-            </w:r>
-            <w:r>
-              <w:rPr>
-                <w:rFonts w:ascii="Comic Sans MS" w:eastAsiaTheme="minorHAnsi" w:hAnsi="Comic Sans MS" w:cstheme="minorBidi"/>
-                <w:color w:val="5B9BD5" w:themeColor="accent1"/>
-                <w:lang w:val="en-US" w:eastAsia="en-US" w:bidi="ar-SA"/>
-              </w:rPr>
-              <w:t xml:space="preserve"> (Manager GUI)</w:t>
+              <w:t>http://localhost:8080/manager/html (Manager GUI)</w:t>
             </w:r>
           </w:p>
           <w:p>
@@ -376,25 +344,15 @@
               <w:ind w:left="0" w:firstLine="0"/>
               <w:rPr>
                 <w:rFonts w:ascii="Comic Sans MS" w:eastAsiaTheme="minorHAnsi" w:hAnsi="Comic Sans MS" w:cstheme="minorBidi"/>
-                <w:color w:val="5B9BD5" w:themeColor="accent1"/>
                 <w:lang w:val="en-US" w:eastAsia="en-US" w:bidi="ar-SA"/>
               </w:rPr>
             </w:pPr>
             <w:r>
               <w:rPr>
                 <w:rFonts w:ascii="Comic Sans MS" w:eastAsiaTheme="minorHAnsi" w:hAnsi="Comic Sans MS" w:cstheme="minorBidi"/>
-                <w:color w:val="5B9BD5" w:themeColor="accent1"/>
                 <w:lang w:val="en-US" w:eastAsia="en-US" w:bidi="ar-SA"/>
               </w:rPr>
-              <w:t>http://localhost:8080/host-manager/html</w:t>
-            </w:r>
-            <w:r>
-              <w:rPr>
-                <w:rFonts w:ascii="Comic Sans MS" w:eastAsiaTheme="minorHAnsi" w:hAnsi="Comic Sans MS" w:cstheme="minorBidi"/>
-                <w:color w:val="5B9BD5" w:themeColor="accent1"/>
-                <w:lang w:val="en-US" w:eastAsia="en-US" w:bidi="ar-SA"/>
-              </w:rPr>
-              <w:t xml:space="preserve"> (Admin GUI)</w:t>
+              <w:t>http://localhost:8080/host-manager/html (Admin GUI)</w:t>
             </w:r>
           </w:p>
         </w:tc>
@@ -402,6 +360,29 @@
     </w:tbl>
     <w:p>
       <w:pPr>
+        <w:pStyle w:val="Heading1"/>
+        <w:rPr>
+          <w:rFonts w:eastAsiaTheme="minorHAnsi"/>
+          <w:lang w:val="en-US"/>
+        </w:rPr>
+      </w:pPr>
+      <w:r>
+        <w:rPr>
+          <w:rFonts w:eastAsiaTheme="minorHAnsi"/>
+          <w:lang w:val="en-US"/>
+        </w:rPr>
+        <w:t>How to deploy</w:t>
+      </w:r>
+      <w:r>
+        <w:rPr>
+          <w:rFonts w:eastAsiaTheme="minorHAnsi"/>
+          <w:lang w:val="en-US"/>
+        </w:rPr>
+        <w:t xml:space="preserve"> using browser</w:t>
+      </w:r>
+    </w:p>
+    <w:p>
+      <w:pPr>
         <w:pStyle w:val="NormalWeb"/>
         <w:rPr>
           <w:rFonts w:ascii="Comic Sans MS" w:eastAsiaTheme="minorHAnsi" w:hAnsi="Comic Sans MS" w:cstheme="minorBidi"/>
@@ -429,43 +410,13 @@
           <w:rFonts w:ascii="Comic Sans MS" w:eastAsiaTheme="minorHAnsi" w:hAnsi="Comic Sans MS" w:cstheme="minorBidi"/>
           <w:lang w:val="en-US" w:eastAsia="en-US" w:bidi="ar-SA"/>
         </w:rPr>
-        <w:t xml:space="preserve"> — modify the access rules in </w:t>
-      </w:r>
-      <w:r>
-        <w:rPr>
-          <w:rFonts w:ascii="Comic Sans MS" w:eastAsiaTheme="minorHAnsi" w:hAnsi="Comic Sans MS" w:cstheme="minorBidi"/>
-          <w:lang w:val="en-US" w:eastAsia="en-US" w:bidi="ar-SA"/>
-        </w:rPr>
-        <w:t>web.xml</w:t>
-      </w:r>
-      <w:r>
-        <w:rPr>
-          <w:rFonts w:ascii="Comic Sans MS" w:eastAsiaTheme="minorHAnsi" w:hAnsi="Comic Sans MS" w:cstheme="minorBidi"/>
-          <w:lang w:val="en-US" w:eastAsia="en-US" w:bidi="ar-SA"/>
-        </w:rPr>
-        <w:t xml:space="preserve"> or </w:t>
-      </w:r>
-      <w:r>
-        <w:rPr>
-          <w:rFonts w:ascii="Comic Sans MS" w:eastAsiaTheme="minorHAnsi" w:hAnsi="Comic Sans MS" w:cstheme="minorBidi"/>
-          <w:lang w:val="en-US" w:eastAsia="en-US" w:bidi="ar-SA"/>
-        </w:rPr>
-        <w:t>context.xml</w:t>
-      </w:r>
-      <w:r>
-        <w:rPr>
-          <w:rFonts w:ascii="Comic Sans MS" w:eastAsiaTheme="minorHAnsi" w:hAnsi="Comic Sans MS" w:cstheme="minorBidi"/>
-          <w:lang w:val="en-US" w:eastAsia="en-US" w:bidi="ar-SA"/>
-        </w:rPr>
-        <w:t xml:space="preserve"> if needed.</w:t>
+        <w:t xml:space="preserve"> — modify the access rules in web.xml or context.xml if needed.</w:t>
       </w:r>
     </w:p>
     <w:p>
       <w:pPr>
         <w:pStyle w:val="ListParagraph"/>
         <w:rPr>
-          <w:rFonts w:ascii="Comic Sans MS" w:hAnsi="Comic Sans MS"/>
-          <w:sz w:val="24"/>
           <w:szCs w:val="24"/>
           <w:lang w:val="en-US"/>
         </w:rPr>
@@ -492,8 +443,6 @@
               <w:pStyle w:val="ListParagraph"/>
               <w:ind w:left="0"/>
               <w:rPr>
-                <w:rFonts w:ascii="Comic Sans MS" w:hAnsi="Comic Sans MS"/>
-                <w:sz w:val="24"/>
                 <w:szCs w:val="24"/>
                 <w:lang w:val="en-US"/>
               </w:rPr>
@@ -519,10 +468,10 @@
                   <v:path o:extrusionok="f" gradientshapeok="t" o:connecttype="rect"/>
                   <o:lock v:ext="edit" aspectratio="t"/>
                 </v:shapetype>
-                <v:shape id="_x0000_i1025" type="#_x0000_t75" style="width:416.25pt;height:329.25pt" o:ole="">
+                <v:shape id="_x0000_i1025" type="#_x0000_t75" style="width:416.25pt;height:271.5pt" o:ole="">
                   <v:imagedata r:id="rId6" o:title=""/>
                 </v:shape>
-                <o:OLEObject Type="Embed" ProgID="PBrush" ShapeID="_x0000_i1025" DrawAspect="Content" ObjectID="_1814344519" r:id="rId7"/>
+                <o:OLEObject Type="Embed" ProgID="PBrush" ShapeID="_x0000_i1025" DrawAspect="Content" ObjectID="_1823626769" r:id="rId7"/>
               </w:object>
             </w:r>
           </w:p>
@@ -534,26 +483,76 @@
           <w:p>
             <w:pPr>
               <w:pStyle w:val="ListParagraph"/>
-              <w:numPr>
-                <w:ilvl w:val="0"/>
-                <w:numId w:val="3"/>
-              </w:numPr>
-              <w:rPr>
-                <w:rFonts w:ascii="Comic Sans MS" w:hAnsi="Comic Sans MS"/>
-                <w:sz w:val="24"/>
+              <w:shd w:val="clear" w:color="auto" w:fill="FBE4D5" w:themeFill="accent2" w:themeFillTint="33"/>
+              <w:ind w:left="0"/>
+              <w:rPr>
                 <w:szCs w:val="24"/>
                 <w:lang w:val="en-US"/>
               </w:rPr>
             </w:pPr>
             <w:r>
               <w:rPr>
-                <w:rFonts w:ascii="Comic Sans MS" w:hAnsi="Comic Sans MS"/>
-                <w:sz w:val="24"/>
                 <w:szCs w:val="24"/>
                 <w:lang w:val="en-US"/>
               </w:rPr>
-              <w:t>Start the empty tomcat server – by executing bin/start-server.bat  in windows or  .sh file in linux</w:t>
-            </w:r>
+              <w:t xml:space="preserve">Manual way is to copy the war file to webapps </w:t>
+            </w:r>
+          </w:p>
+          <w:p>
+            <w:pPr>
+              <w:pStyle w:val="ListParagraph"/>
+              <w:ind w:left="0"/>
+              <w:rPr>
+                <w:szCs w:val="24"/>
+                <w:lang w:val="en-US"/>
+              </w:rPr>
+            </w:pPr>
+          </w:p>
+          <w:p>
+            <w:pPr>
+              <w:pStyle w:val="ListParagraph"/>
+              <w:ind w:left="0"/>
+              <w:rPr>
+                <w:szCs w:val="24"/>
+                <w:lang w:val="en-US"/>
+              </w:rPr>
+            </w:pPr>
+            <w:r>
+              <w:rPr>
+                <w:szCs w:val="24"/>
+                <w:lang w:val="en-US"/>
+              </w:rPr>
+              <w:t>if tomcat is running then if u copy war into webapps</w:t>
+            </w:r>
+            <w:r>
+              <w:rPr>
+                <w:szCs w:val="24"/>
+                <w:lang w:val="en-US"/>
+              </w:rPr>
+              <w:t xml:space="preserve"> folder</w:t>
+            </w:r>
+            <w:r>
+              <w:rPr>
+                <w:szCs w:val="24"/>
+                <w:lang w:val="en-US"/>
+              </w:rPr>
+              <w:t xml:space="preserve"> then it will automatically extract the war file and deploy</w:t>
+            </w:r>
+            <w:r>
+              <w:rPr>
+                <w:szCs w:val="24"/>
+                <w:lang w:val="en-US"/>
+              </w:rPr>
+              <w:t xml:space="preserve"> the app</w:t>
+            </w:r>
+          </w:p>
+          <w:p>
+            <w:pPr>
+              <w:rPr>
+                <w:szCs w:val="24"/>
+                <w:lang w:val="en-US"/>
+              </w:rPr>
+            </w:pPr>
           </w:p>
           <w:p>
             <w:pPr>
@@ -563,25 +562,39 @@
                 <w:numId w:val="3"/>
               </w:numPr>
               <w:rPr>
-                <w:rFonts w:ascii="Comic Sans MS" w:hAnsi="Comic Sans MS"/>
-                <w:sz w:val="24"/>
                 <w:szCs w:val="24"/>
                 <w:lang w:val="en-US"/>
               </w:rPr>
             </w:pPr>
             <w:r>
               <w:rPr>
-                <w:rFonts w:ascii="Comic Sans MS" w:hAnsi="Comic Sans MS"/>
-                <w:sz w:val="24"/>
                 <w:szCs w:val="24"/>
                 <w:lang w:val="en-US"/>
               </w:rPr>
+              <w:t>Start the empty tomcat server – by executing bin/start-server.bat  in windows or  .sh file in linux</w:t>
+            </w:r>
+          </w:p>
+          <w:p>
+            <w:pPr>
+              <w:pStyle w:val="ListParagraph"/>
+              <w:numPr>
+                <w:ilvl w:val="0"/>
+                <w:numId w:val="3"/>
+              </w:numPr>
+              <w:rPr>
+                <w:szCs w:val="24"/>
+                <w:lang w:val="en-US"/>
+              </w:rPr>
+            </w:pPr>
+            <w:r>
+              <w:rPr>
+                <w:szCs w:val="24"/>
+                <w:lang w:val="en-US"/>
+              </w:rPr>
               <w:t xml:space="preserve">Goto </w:t>
             </w:r>
             <w:r>
               <w:rPr>
-                <w:rFonts w:ascii="Comic Sans MS" w:hAnsi="Comic Sans MS"/>
-                <w:sz w:val="24"/>
                 <w:szCs w:val="24"/>
                 <w:lang w:val="en-US"/>
               </w:rPr>
@@ -589,8 +602,6 @@
             </w:r>
             <w:r>
               <w:rPr>
-                <w:rFonts w:ascii="Comic Sans MS" w:hAnsi="Comic Sans MS"/>
-                <w:sz w:val="24"/>
                 <w:szCs w:val="24"/>
                 <w:lang w:val="en-US"/>
               </w:rPr>
@@ -598,29 +609,20 @@
             </w:r>
             <w:r>
               <w:rPr>
-                <w:rFonts w:ascii="Comic Sans MS" w:hAnsi="Comic Sans MS"/>
-                <w:sz w:val="24"/>
                 <w:szCs w:val="24"/>
                 <w:lang w:val="en-US"/>
               </w:rPr>
               <w:t>(</w:t>
             </w:r>
-            <w:bookmarkStart w:id="0" w:name="_GoBack"/>
-            <w:r>
-              <w:rPr>
-                <w:rFonts w:ascii="Comic Sans MS" w:hAnsi="Comic Sans MS"/>
-                <w:color w:val="5B9BD5" w:themeColor="accent1"/>
-                <w:sz w:val="24"/>
+            <w:r>
+              <w:rPr>
                 <w:szCs w:val="24"/>
                 <w:lang w:val="en-US"/>
               </w:rPr>
               <w:t>http://localhost:8080/manager/html</w:t>
             </w:r>
-            <w:bookmarkEnd w:id="0"/>
-            <w:r>
-              <w:rPr>
-                <w:rFonts w:ascii="Comic Sans MS" w:hAnsi="Comic Sans MS"/>
-                <w:sz w:val="24"/>
+            <w:r>
+              <w:rPr>
                 <w:szCs w:val="24"/>
                 <w:lang w:val="en-US"/>
               </w:rPr>
@@ -628,8 +630,6 @@
             </w:r>
             <w:r>
               <w:rPr>
-                <w:rFonts w:ascii="Comic Sans MS" w:hAnsi="Comic Sans MS"/>
-                <w:sz w:val="24"/>
                 <w:szCs w:val="24"/>
                 <w:lang w:val="en-US"/>
               </w:rPr>
@@ -641,20 +641,85 @@
               <w:pStyle w:val="ListParagraph"/>
               <w:ind w:left="0"/>
               <w:rPr>
-                <w:rFonts w:ascii="Comic Sans MS" w:hAnsi="Comic Sans MS"/>
-                <w:sz w:val="24"/>
                 <w:szCs w:val="24"/>
                 <w:lang w:val="en-US"/>
               </w:rPr>
             </w:pPr>
             <w:r>
               <w:rPr>
-                <w:rFonts w:ascii="Comic Sans MS" w:hAnsi="Comic Sans MS"/>
-                <w:sz w:val="24"/>
                 <w:szCs w:val="24"/>
                 <w:lang w:val="en-US"/>
               </w:rPr>
               <w:t>Internally when u upload war file, that war file will be extracted automatically and all those files will be copied to webapps folder</w:t>
+            </w:r>
+          </w:p>
+          <w:p>
+            <w:pPr>
+              <w:pStyle w:val="ListParagraph"/>
+              <w:ind w:left="0"/>
+              <w:rPr>
+                <w:szCs w:val="24"/>
+                <w:lang w:val="en-US"/>
+              </w:rPr>
+            </w:pPr>
+          </w:p>
+          <w:p>
+            <w:pPr>
+              <w:pStyle w:val="ListParagraph"/>
+              <w:ind w:left="0"/>
+              <w:rPr>
+                <w:szCs w:val="24"/>
+                <w:lang w:val="en-US"/>
+              </w:rPr>
+            </w:pPr>
+            <w:r>
+              <w:rPr>
+                <w:szCs w:val="24"/>
+                <w:shd w:val="clear" w:color="auto" w:fill="FBE4D5" w:themeFill="accent2" w:themeFillTint="33"/>
+                <w:lang w:val="en-US"/>
+              </w:rPr>
+              <w:t>easy way to copy the jar file</w:t>
+            </w:r>
+            <w:r>
+              <w:rPr>
+                <w:szCs w:val="24"/>
+                <w:lang w:val="en-US"/>
+              </w:rPr>
+              <w:t xml:space="preserve"> </w:t>
+            </w:r>
+          </w:p>
+          <w:p>
+            <w:pPr>
+              <w:pStyle w:val="ListParagraph"/>
+              <w:ind w:left="0"/>
+              <w:rPr>
+                <w:szCs w:val="24"/>
+                <w:lang w:val="en-US"/>
+              </w:rPr>
+            </w:pPr>
+            <w:r>
+              <w:rPr>
+                <w:szCs w:val="24"/>
+                <w:lang w:val="en-US"/>
+              </w:rPr>
+              <w:t>we don’t even need to manually copy , just run below command it will copy automatically</w:t>
+            </w:r>
+          </w:p>
+          <w:p>
+            <w:pPr>
+              <w:pStyle w:val="ListParagraph"/>
+              <w:ind w:left="0"/>
+              <w:rPr>
+                <w:szCs w:val="24"/>
+                <w:lang w:val="en-US"/>
+              </w:rPr>
+            </w:pPr>
+            <w:r>
+              <w:rPr>
+                <w:szCs w:val="24"/>
+                <w:lang w:val="en-US"/>
+              </w:rPr>
+              <w:t>cp target/myapp.war /path/to/tomcat/webapps/</w:t>
             </w:r>
           </w:p>
         </w:tc>
@@ -662,11 +727,2554 @@
     </w:tbl>
     <w:p>
       <w:pPr>
-        <w:pStyle w:val="ListParagraph"/>
-        <w:rPr>
-          <w:rFonts w:ascii="Comic Sans MS" w:hAnsi="Comic Sans MS"/>
-          <w:sz w:val="24"/>
+        <w:pStyle w:val="Heading1"/>
+        <w:rPr>
+          <w:lang w:val="en-US"/>
+        </w:rPr>
+      </w:pPr>
+      <w:r>
+        <w:rPr>
+          <w:lang w:val="en-US"/>
+        </w:rPr>
+        <w:lastRenderedPageBreak/>
+        <w:t>How to undeploy</w:t>
+      </w:r>
+    </w:p>
+    <w:tbl>
+      <w:tblPr>
+        <w:tblStyle w:val="TableGrid"/>
+        <w:tblW w:w="0" w:type="auto"/>
+        <w:tblLook w:val="04A0" w:firstRow="1" w:lastRow="0" w:firstColumn="1" w:lastColumn="0" w:noHBand="0" w:noVBand="1"/>
+      </w:tblPr>
+      <w:tblGrid>
+        <w:gridCol w:w="12906"/>
+        <w:gridCol w:w="8684"/>
+      </w:tblGrid>
+      <w:tr>
+        <w:tc>
+          <w:tcPr>
+            <w:tcW w:w="10795" w:type="dxa"/>
+          </w:tcPr>
+          <w:p>
+            <w:pPr>
+              <w:rPr>
+                <w:szCs w:val="24"/>
+                <w:lang w:val="en-US"/>
+              </w:rPr>
+            </w:pPr>
+            <w:r>
+              <w:rPr>
+                <w:szCs w:val="24"/>
+                <w:lang w:val="en-US"/>
+              </w:rPr>
+              <w:t xml:space="preserve">From browser also we can simply </w:t>
+            </w:r>
+            <w:r>
+              <w:rPr>
+                <w:szCs w:val="24"/>
+                <w:lang w:val="en-US"/>
+              </w:rPr>
+              <w:t xml:space="preserve">stop and then we can </w:t>
+            </w:r>
+            <w:r>
+              <w:rPr>
+                <w:szCs w:val="24"/>
+                <w:lang w:val="en-US"/>
+              </w:rPr>
+              <w:t xml:space="preserve">uninstall </w:t>
+            </w:r>
+            <w:r>
+              <w:rPr>
+                <w:szCs w:val="24"/>
+                <w:lang w:val="en-US"/>
+              </w:rPr>
+              <w:t xml:space="preserve">the app </w:t>
+            </w:r>
+          </w:p>
+          <w:p>
+            <w:pPr>
+              <w:rPr>
+                <w:lang w:val="en-US"/>
+              </w:rPr>
+            </w:pPr>
+            <w:r>
+              <w:rPr>
+                <w:noProof/>
+                <w:lang w:eastAsia="en-IN" w:bidi="te-IN"/>
+              </w:rPr>
+              <w:drawing>
+                <wp:inline distT="0" distB="0" distL="0" distR="0" wp14:anchorId="7294B1A9" wp14:editId="5A2F261E">
+                  <wp:extent cx="8048625" cy="514350"/>
+                  <wp:effectExtent l="0" t="0" r="9525" b="0"/>
+                  <wp:docPr id="1" name="Picture 1"/>
+                  <wp:cNvGraphicFramePr>
+                    <a:graphicFrameLocks xmlns:a="http://schemas.openxmlformats.org/drawingml/2006/main" noChangeAspect="1"/>
+                  </wp:cNvGraphicFramePr>
+                  <a:graphic xmlns:a="http://schemas.openxmlformats.org/drawingml/2006/main">
+                    <a:graphicData uri="http://schemas.openxmlformats.org/drawingml/2006/picture">
+                      <pic:pic xmlns:pic="http://schemas.openxmlformats.org/drawingml/2006/picture">
+                        <pic:nvPicPr>
+                          <pic:cNvPr id="1" name=""/>
+                          <pic:cNvPicPr/>
+                        </pic:nvPicPr>
+                        <pic:blipFill>
+                          <a:blip r:embed="rId8"/>
+                          <a:stretch>
+                            <a:fillRect/>
+                          </a:stretch>
+                        </pic:blipFill>
+                        <pic:spPr>
+                          <a:xfrm>
+                            <a:off x="0" y="0"/>
+                            <a:ext cx="8048625" cy="514350"/>
+                          </a:xfrm>
+                          <a:prstGeom prst="rect">
+                            <a:avLst/>
+                          </a:prstGeom>
+                        </pic:spPr>
+                      </pic:pic>
+                    </a:graphicData>
+                  </a:graphic>
+                </wp:inline>
+              </w:drawing>
+            </w:r>
+          </w:p>
+        </w:tc>
+        <w:tc>
+          <w:tcPr>
+            <w:tcW w:w="10795" w:type="dxa"/>
+          </w:tcPr>
+          <w:p>
+            <w:pPr>
+              <w:rPr>
+                <w:lang w:val="en-US"/>
+              </w:rPr>
+            </w:pPr>
+            <w:r>
+              <w:rPr>
+                <w:lang w:val="en-US"/>
+              </w:rPr>
+              <w:t xml:space="preserve">manual way </w:t>
+            </w:r>
+            <w:r>
+              <w:rPr>
+                <w:lang w:val="en-US"/>
+              </w:rPr>
+              <w:t xml:space="preserve">to uninstall is </w:t>
+            </w:r>
+          </w:p>
+          <w:p>
+            <w:pPr>
+              <w:rPr>
+                <w:lang w:val="en-US"/>
+              </w:rPr>
+            </w:pPr>
+            <w:r>
+              <w:rPr>
+                <w:lang w:val="en-US"/>
+              </w:rPr>
+              <w:t xml:space="preserve">goto </w:t>
+            </w:r>
+            <w:r>
+              <w:rPr>
+                <w:lang w:val="en-US"/>
+              </w:rPr>
+              <w:t>catalina_home/webapps</w:t>
+            </w:r>
+            <w:r>
+              <w:rPr>
+                <w:lang w:val="en-US"/>
+              </w:rPr>
+              <w:t xml:space="preserve">, </w:t>
+            </w:r>
+          </w:p>
+          <w:p>
+            <w:pPr>
+              <w:pStyle w:val="ListParagraph"/>
+              <w:numPr>
+                <w:ilvl w:val="0"/>
+                <w:numId w:val="4"/>
+              </w:numPr>
+              <w:rPr>
+                <w:lang w:val="en-US"/>
+              </w:rPr>
+            </w:pPr>
+            <w:r>
+              <w:rPr>
+                <w:lang w:val="en-US"/>
+              </w:rPr>
+              <w:t xml:space="preserve">Stop the app if it is running </w:t>
+            </w:r>
+          </w:p>
+          <w:p>
+            <w:pPr>
+              <w:pStyle w:val="ListParagraph"/>
+              <w:numPr>
+                <w:ilvl w:val="0"/>
+                <w:numId w:val="4"/>
+              </w:numPr>
+              <w:rPr>
+                <w:lang w:val="en-US"/>
+              </w:rPr>
+            </w:pPr>
+            <w:r>
+              <w:rPr>
+                <w:lang w:val="en-US"/>
+              </w:rPr>
+              <w:t xml:space="preserve">Then </w:t>
+            </w:r>
+            <w:r>
+              <w:rPr>
+                <w:lang w:val="en-US"/>
+              </w:rPr>
+              <w:t xml:space="preserve">delete the </w:t>
+            </w:r>
+            <w:r>
+              <w:rPr>
+                <w:lang w:val="en-US"/>
+              </w:rPr>
+              <w:t xml:space="preserve">war </w:t>
+            </w:r>
+            <w:r>
+              <w:rPr>
+                <w:lang w:val="en-US"/>
+              </w:rPr>
+              <w:t>after stopping it</w:t>
+            </w:r>
+          </w:p>
+          <w:p>
+            <w:pPr>
+              <w:rPr>
+                <w:lang w:val="en-US"/>
+              </w:rPr>
+            </w:pPr>
+          </w:p>
+        </w:tc>
+      </w:tr>
+    </w:tbl>
+    <w:p>
+      <w:pPr>
+        <w:pStyle w:val="Heading1"/>
+        <w:rPr>
+          <w:lang w:val="en-US"/>
+        </w:rPr>
+      </w:pPr>
+      <w:r>
+        <w:rPr>
+          <w:lang w:val="en-US"/>
+        </w:rPr>
+        <w:t>Deploying simple way using maven command</w:t>
+      </w:r>
+    </w:p>
+    <w:p>
+      <w:pPr>
+        <w:pStyle w:val="Heading2"/>
+        <w:pBdr>
+          <w:top w:val="single" w:sz="2" w:space="0" w:color="auto"/>
+          <w:left w:val="single" w:sz="2" w:space="0" w:color="auto"/>
+          <w:bottom w:val="single" w:sz="2" w:space="0" w:color="auto"/>
+          <w:right w:val="single" w:sz="2" w:space="0" w:color="auto"/>
+        </w:pBdr>
+        <w:rPr>
+          <w:rFonts w:ascii="Segoe UI" w:hAnsi="Segoe UI" w:cs="Segoe UI"/>
+          <w:color w:val="auto"/>
+          <w:spacing w:val="1"/>
+          <w:sz w:val="36"/>
+        </w:rPr>
+      </w:pPr>
+      <w:r>
+        <w:rPr>
+          <w:rFonts w:ascii="Segoe UI" w:hAnsi="Segoe UI" w:cs="Segoe UI"/>
+          <w:spacing w:val="1"/>
+        </w:rPr>
+        <w:t>1. Add the Plugin to </w:t>
+      </w:r>
+      <w:r>
+        <w:rPr>
+          <w:rStyle w:val="HTMLCode"/>
+          <w:rFonts w:eastAsiaTheme="majorEastAsia"/>
+          <w:spacing w:val="1"/>
+          <w:sz w:val="32"/>
+          <w:szCs w:val="32"/>
+          <w:bdr w:val="single" w:sz="2" w:space="0" w:color="auto" w:frame="1"/>
+        </w:rPr>
+        <w:t>pom.xml</w:t>
+      </w:r>
+      <w:r>
+        <w:rPr>
+          <w:rStyle w:val="HTMLCode"/>
+          <w:rFonts w:eastAsiaTheme="majorEastAsia"/>
+          <w:spacing w:val="1"/>
+          <w:sz w:val="32"/>
+          <w:szCs w:val="32"/>
+          <w:bdr w:val="single" w:sz="2" w:space="0" w:color="auto" w:frame="1"/>
+        </w:rPr>
+        <w:t xml:space="preserve"> – if </w:t>
+      </w:r>
+    </w:p>
+    <w:p>
+      <w:pPr>
+        <w:pStyle w:val="my-2"/>
+        <w:pBdr>
+          <w:top w:val="single" w:sz="2" w:space="0" w:color="auto"/>
+          <w:left w:val="single" w:sz="2" w:space="0" w:color="auto"/>
+          <w:bottom w:val="single" w:sz="2" w:space="0" w:color="auto"/>
+          <w:right w:val="single" w:sz="2" w:space="0" w:color="auto"/>
+        </w:pBdr>
+        <w:rPr>
+          <w:rFonts w:ascii="Segoe UI" w:hAnsi="Segoe UI" w:cs="Segoe UI"/>
+          <w:spacing w:val="1"/>
+          <w:sz w:val="28"/>
+          <w:szCs w:val="28"/>
+        </w:rPr>
+      </w:pPr>
+      <w:r>
+        <w:rPr>
+          <w:rFonts w:ascii="Segoe UI" w:hAnsi="Segoe UI" w:cs="Segoe UI"/>
+          <w:spacing w:val="1"/>
+          <w:sz w:val="28"/>
+          <w:szCs w:val="28"/>
+        </w:rPr>
+        <w:t>Note- if this plugin is absent in ur company portal jfrog repo- then look for alternate commands</w:t>
+      </w:r>
+    </w:p>
+    <w:p>
+      <w:pPr>
+        <w:pStyle w:val="my-2"/>
+        <w:pBdr>
+          <w:top w:val="single" w:sz="2" w:space="0" w:color="auto"/>
+          <w:left w:val="single" w:sz="2" w:space="0" w:color="auto"/>
+          <w:bottom w:val="single" w:sz="2" w:space="0" w:color="auto"/>
+          <w:right w:val="single" w:sz="2" w:space="0" w:color="auto"/>
+        </w:pBdr>
+        <w:rPr>
+          <w:rFonts w:ascii="Segoe UI" w:hAnsi="Segoe UI" w:cs="Segoe UI"/>
+          <w:spacing w:val="1"/>
+          <w:sz w:val="28"/>
+          <w:szCs w:val="28"/>
+        </w:rPr>
+      </w:pPr>
+      <w:r>
+        <w:rPr>
+          <w:rFonts w:ascii="Segoe UI" w:hAnsi="Segoe UI" w:cs="Segoe UI"/>
+          <w:spacing w:val="1"/>
+          <w:sz w:val="28"/>
+          <w:szCs w:val="28"/>
+        </w:rPr>
+        <w:t>Include the following in the </w:t>
+      </w:r>
+      <w:r>
+        <w:rPr>
+          <w:rStyle w:val="HTMLCode"/>
+          <w:spacing w:val="1"/>
+          <w:sz w:val="22"/>
+          <w:szCs w:val="22"/>
+          <w:bdr w:val="single" w:sz="2" w:space="0" w:color="auto" w:frame="1"/>
+        </w:rPr>
+        <w:t>&lt;plugins&gt;</w:t>
+      </w:r>
+      <w:r>
+        <w:rPr>
+          <w:rFonts w:ascii="Segoe UI" w:hAnsi="Segoe UI" w:cs="Segoe UI"/>
+          <w:spacing w:val="1"/>
+          <w:sz w:val="28"/>
+          <w:szCs w:val="28"/>
+        </w:rPr>
+        <w:t> section of your </w:t>
+      </w:r>
+      <w:r>
+        <w:rPr>
+          <w:rStyle w:val="HTMLCode"/>
+          <w:spacing w:val="1"/>
+          <w:sz w:val="22"/>
+          <w:szCs w:val="22"/>
+          <w:bdr w:val="single" w:sz="2" w:space="0" w:color="auto" w:frame="1"/>
+        </w:rPr>
+        <w:t>pom.xml</w:t>
+      </w:r>
+      <w:r>
+        <w:rPr>
+          <w:rFonts w:ascii="Segoe UI" w:hAnsi="Segoe UI" w:cs="Segoe UI"/>
+          <w:spacing w:val="1"/>
+          <w:sz w:val="28"/>
+          <w:szCs w:val="28"/>
+        </w:rPr>
+        <w:t>:</w:t>
+      </w:r>
+    </w:p>
+    <w:p>
+      <w:pPr>
+        <w:pStyle w:val="HTMLPreformatted"/>
+        <w:pBdr>
+          <w:top w:val="single" w:sz="2" w:space="0" w:color="auto"/>
+          <w:left w:val="single" w:sz="2" w:space="0" w:color="auto"/>
+          <w:bottom w:val="single" w:sz="2" w:space="0" w:color="auto"/>
+          <w:right w:val="single" w:sz="2" w:space="0" w:color="auto"/>
+        </w:pBdr>
+        <w:rPr>
+          <w:spacing w:val="1"/>
+          <w:sz w:val="22"/>
+          <w:szCs w:val="22"/>
+        </w:rPr>
+      </w:pPr>
+      <w:r>
+        <w:rPr>
+          <w:spacing w:val="1"/>
+          <w:sz w:val="22"/>
+          <w:szCs w:val="22"/>
+        </w:rPr>
+        <w:t>xml</w:t>
+      </w:r>
+    </w:p>
+    <w:p>
+      <w:pPr>
+        <w:pStyle w:val="HTMLPreformatted"/>
+        <w:pBdr>
+          <w:top w:val="single" w:sz="2" w:space="0" w:color="auto"/>
+          <w:left w:val="single" w:sz="2" w:space="0" w:color="auto"/>
+          <w:bottom w:val="single" w:sz="2" w:space="0" w:color="auto"/>
+          <w:right w:val="single" w:sz="2" w:space="0" w:color="auto"/>
+        </w:pBdr>
+        <w:rPr>
+          <w:rStyle w:val="HTMLCode"/>
+          <w:rFonts w:ascii="inherit" w:hAnsi="inherit"/>
+          <w:color w:val="4D4D4C"/>
+          <w:spacing w:val="1"/>
+          <w:sz w:val="22"/>
+          <w:szCs w:val="22"/>
+          <w:bdr w:val="single" w:sz="2" w:space="0" w:color="auto" w:frame="1"/>
+        </w:rPr>
+      </w:pPr>
+      <w:r>
+        <w:rPr>
+          <w:rStyle w:val="token"/>
+          <w:rFonts w:ascii="inherit" w:hAnsi="inherit"/>
+          <w:color w:val="4D4D4C"/>
+          <w:spacing w:val="1"/>
+          <w:sz w:val="22"/>
+          <w:szCs w:val="22"/>
+          <w:bdr w:val="single" w:sz="2" w:space="0" w:color="auto" w:frame="1"/>
+        </w:rPr>
+        <w:t>&lt;plugin&gt;</w:t>
+      </w:r>
+    </w:p>
+    <w:p>
+      <w:pPr>
+        <w:pStyle w:val="HTMLPreformatted"/>
+        <w:pBdr>
+          <w:top w:val="single" w:sz="2" w:space="0" w:color="auto"/>
+          <w:left w:val="single" w:sz="2" w:space="0" w:color="auto"/>
+          <w:bottom w:val="single" w:sz="2" w:space="0" w:color="auto"/>
+          <w:right w:val="single" w:sz="2" w:space="0" w:color="auto"/>
+        </w:pBdr>
+        <w:rPr>
+          <w:rStyle w:val="HTMLCode"/>
+          <w:rFonts w:ascii="inherit" w:hAnsi="inherit"/>
+          <w:color w:val="4D4D4C"/>
+          <w:spacing w:val="1"/>
+          <w:sz w:val="22"/>
+          <w:szCs w:val="22"/>
+          <w:bdr w:val="single" w:sz="2" w:space="0" w:color="auto" w:frame="1"/>
+        </w:rPr>
+      </w:pPr>
+      <w:r>
+        <w:rPr>
+          <w:rStyle w:val="HTMLCode"/>
+          <w:rFonts w:ascii="inherit" w:hAnsi="inherit"/>
+          <w:color w:val="4D4D4C"/>
+          <w:spacing w:val="1"/>
+          <w:sz w:val="22"/>
+          <w:szCs w:val="22"/>
+          <w:bdr w:val="single" w:sz="2" w:space="0" w:color="auto" w:frame="1"/>
+        </w:rPr>
+        <w:t xml:space="preserve">    </w:t>
+      </w:r>
+      <w:r>
+        <w:rPr>
+          <w:rStyle w:val="token"/>
+          <w:rFonts w:ascii="inherit" w:hAnsi="inherit"/>
+          <w:color w:val="4D4D4C"/>
+          <w:spacing w:val="1"/>
+          <w:sz w:val="22"/>
+          <w:szCs w:val="22"/>
+          <w:bdr w:val="single" w:sz="2" w:space="0" w:color="auto" w:frame="1"/>
+        </w:rPr>
+        <w:t>&lt;groupId&gt;</w:t>
+      </w:r>
+      <w:r>
+        <w:rPr>
+          <w:rStyle w:val="HTMLCode"/>
+          <w:rFonts w:ascii="inherit" w:hAnsi="inherit"/>
+          <w:color w:val="4D4D4C"/>
+          <w:spacing w:val="1"/>
+          <w:sz w:val="22"/>
+          <w:szCs w:val="22"/>
+          <w:bdr w:val="single" w:sz="2" w:space="0" w:color="auto" w:frame="1"/>
+        </w:rPr>
+        <w:t>org.apache.tomcat.maven</w:t>
+      </w:r>
+      <w:r>
+        <w:rPr>
+          <w:rStyle w:val="token"/>
+          <w:rFonts w:ascii="inherit" w:hAnsi="inherit"/>
+          <w:color w:val="4D4D4C"/>
+          <w:spacing w:val="1"/>
+          <w:sz w:val="22"/>
+          <w:szCs w:val="22"/>
+          <w:bdr w:val="single" w:sz="2" w:space="0" w:color="auto" w:frame="1"/>
+        </w:rPr>
+        <w:t>&lt;/groupId&gt;</w:t>
+      </w:r>
+    </w:p>
+    <w:p>
+      <w:pPr>
+        <w:pStyle w:val="HTMLPreformatted"/>
+        <w:pBdr>
+          <w:top w:val="single" w:sz="2" w:space="0" w:color="auto"/>
+          <w:left w:val="single" w:sz="2" w:space="0" w:color="auto"/>
+          <w:bottom w:val="single" w:sz="2" w:space="0" w:color="auto"/>
+          <w:right w:val="single" w:sz="2" w:space="0" w:color="auto"/>
+        </w:pBdr>
+        <w:rPr>
+          <w:rStyle w:val="HTMLCode"/>
+          <w:rFonts w:ascii="inherit" w:hAnsi="inherit"/>
+          <w:color w:val="4D4D4C"/>
+          <w:spacing w:val="1"/>
+          <w:sz w:val="22"/>
+          <w:szCs w:val="22"/>
+          <w:bdr w:val="single" w:sz="2" w:space="0" w:color="auto" w:frame="1"/>
+        </w:rPr>
+      </w:pPr>
+      <w:r>
+        <w:rPr>
+          <w:rStyle w:val="HTMLCode"/>
+          <w:rFonts w:ascii="inherit" w:hAnsi="inherit"/>
+          <w:color w:val="4D4D4C"/>
+          <w:spacing w:val="1"/>
+          <w:sz w:val="22"/>
+          <w:szCs w:val="22"/>
+          <w:bdr w:val="single" w:sz="2" w:space="0" w:color="auto" w:frame="1"/>
+        </w:rPr>
+        <w:t xml:space="preserve">    </w:t>
+      </w:r>
+      <w:r>
+        <w:rPr>
+          <w:rStyle w:val="token"/>
+          <w:rFonts w:ascii="inherit" w:hAnsi="inherit"/>
+          <w:color w:val="4D4D4C"/>
+          <w:spacing w:val="1"/>
+          <w:sz w:val="22"/>
+          <w:szCs w:val="22"/>
+          <w:bdr w:val="single" w:sz="2" w:space="0" w:color="auto" w:frame="1"/>
+        </w:rPr>
+        <w:t>&lt;artifactId&gt;</w:t>
+      </w:r>
+      <w:r>
+        <w:rPr>
+          <w:rStyle w:val="HTMLCode"/>
+          <w:rFonts w:ascii="inherit" w:hAnsi="inherit"/>
+          <w:color w:val="4D4D4C"/>
+          <w:spacing w:val="1"/>
+          <w:sz w:val="22"/>
+          <w:szCs w:val="22"/>
+          <w:bdr w:val="single" w:sz="2" w:space="0" w:color="auto" w:frame="1"/>
+        </w:rPr>
+        <w:t>tomcat7-maven-plugin</w:t>
+      </w:r>
+      <w:r>
+        <w:rPr>
+          <w:rStyle w:val="token"/>
+          <w:rFonts w:ascii="inherit" w:hAnsi="inherit"/>
+          <w:color w:val="4D4D4C"/>
+          <w:spacing w:val="1"/>
+          <w:sz w:val="22"/>
+          <w:szCs w:val="22"/>
+          <w:bdr w:val="single" w:sz="2" w:space="0" w:color="auto" w:frame="1"/>
+        </w:rPr>
+        <w:t>&lt;/artifactId&gt;</w:t>
+      </w:r>
+    </w:p>
+    <w:p>
+      <w:pPr>
+        <w:pStyle w:val="HTMLPreformatted"/>
+        <w:pBdr>
+          <w:top w:val="single" w:sz="2" w:space="0" w:color="auto"/>
+          <w:left w:val="single" w:sz="2" w:space="0" w:color="auto"/>
+          <w:bottom w:val="single" w:sz="2" w:space="0" w:color="auto"/>
+          <w:right w:val="single" w:sz="2" w:space="0" w:color="auto"/>
+        </w:pBdr>
+        <w:rPr>
+          <w:rStyle w:val="HTMLCode"/>
+          <w:rFonts w:ascii="inherit" w:hAnsi="inherit"/>
+          <w:color w:val="4D4D4C"/>
+          <w:spacing w:val="1"/>
+          <w:sz w:val="22"/>
+          <w:szCs w:val="22"/>
+          <w:bdr w:val="single" w:sz="2" w:space="0" w:color="auto" w:frame="1"/>
+        </w:rPr>
+      </w:pPr>
+      <w:r>
+        <w:rPr>
+          <w:rStyle w:val="HTMLCode"/>
+          <w:rFonts w:ascii="inherit" w:hAnsi="inherit"/>
+          <w:color w:val="4D4D4C"/>
+          <w:spacing w:val="1"/>
+          <w:sz w:val="22"/>
+          <w:szCs w:val="22"/>
+          <w:bdr w:val="single" w:sz="2" w:space="0" w:color="auto" w:frame="1"/>
+        </w:rPr>
+        <w:t xml:space="preserve">    </w:t>
+      </w:r>
+      <w:r>
+        <w:rPr>
+          <w:rStyle w:val="token"/>
+          <w:rFonts w:ascii="inherit" w:hAnsi="inherit"/>
+          <w:color w:val="4D4D4C"/>
+          <w:spacing w:val="1"/>
+          <w:sz w:val="22"/>
+          <w:szCs w:val="22"/>
+          <w:bdr w:val="single" w:sz="2" w:space="0" w:color="auto" w:frame="1"/>
+        </w:rPr>
+        <w:t>&lt;version&gt;</w:t>
+      </w:r>
+      <w:r>
+        <w:rPr>
+          <w:rStyle w:val="HTMLCode"/>
+          <w:rFonts w:ascii="inherit" w:hAnsi="inherit"/>
+          <w:color w:val="4D4D4C"/>
+          <w:spacing w:val="1"/>
+          <w:sz w:val="22"/>
+          <w:szCs w:val="22"/>
+          <w:bdr w:val="single" w:sz="2" w:space="0" w:color="auto" w:frame="1"/>
+        </w:rPr>
+        <w:t>2.2</w:t>
+      </w:r>
+      <w:r>
+        <w:rPr>
+          <w:rStyle w:val="token"/>
+          <w:rFonts w:ascii="inherit" w:hAnsi="inherit"/>
+          <w:color w:val="4D4D4C"/>
+          <w:spacing w:val="1"/>
+          <w:sz w:val="22"/>
+          <w:szCs w:val="22"/>
+          <w:bdr w:val="single" w:sz="2" w:space="0" w:color="auto" w:frame="1"/>
+        </w:rPr>
+        <w:t>&lt;/version&gt;</w:t>
+      </w:r>
+    </w:p>
+    <w:p>
+      <w:pPr>
+        <w:pStyle w:val="HTMLPreformatted"/>
+        <w:pBdr>
+          <w:top w:val="single" w:sz="2" w:space="0" w:color="auto"/>
+          <w:left w:val="single" w:sz="2" w:space="0" w:color="auto"/>
+          <w:bottom w:val="single" w:sz="2" w:space="0" w:color="auto"/>
+          <w:right w:val="single" w:sz="2" w:space="0" w:color="auto"/>
+        </w:pBdr>
+        <w:rPr>
+          <w:rStyle w:val="HTMLCode"/>
+          <w:rFonts w:ascii="inherit" w:hAnsi="inherit"/>
+          <w:color w:val="4D4D4C"/>
+          <w:spacing w:val="1"/>
+          <w:sz w:val="22"/>
+          <w:szCs w:val="22"/>
+          <w:bdr w:val="single" w:sz="2" w:space="0" w:color="auto" w:frame="1"/>
+        </w:rPr>
+      </w:pPr>
+      <w:r>
+        <w:rPr>
+          <w:rStyle w:val="HTMLCode"/>
+          <w:rFonts w:ascii="inherit" w:hAnsi="inherit"/>
+          <w:color w:val="4D4D4C"/>
+          <w:spacing w:val="1"/>
+          <w:sz w:val="22"/>
+          <w:szCs w:val="22"/>
+          <w:bdr w:val="single" w:sz="2" w:space="0" w:color="auto" w:frame="1"/>
+        </w:rPr>
+        <w:t xml:space="preserve">    </w:t>
+      </w:r>
+      <w:r>
+        <w:rPr>
+          <w:rStyle w:val="token"/>
+          <w:rFonts w:ascii="inherit" w:hAnsi="inherit"/>
+          <w:color w:val="4D4D4C"/>
+          <w:spacing w:val="1"/>
+          <w:sz w:val="22"/>
+          <w:szCs w:val="22"/>
+          <w:bdr w:val="single" w:sz="2" w:space="0" w:color="auto" w:frame="1"/>
+        </w:rPr>
+        <w:t>&lt;configuration&gt;</w:t>
+      </w:r>
+    </w:p>
+    <w:p>
+      <w:pPr>
+        <w:pStyle w:val="HTMLPreformatted"/>
+        <w:pBdr>
+          <w:top w:val="single" w:sz="2" w:space="0" w:color="auto"/>
+          <w:left w:val="single" w:sz="2" w:space="0" w:color="auto"/>
+          <w:bottom w:val="single" w:sz="2" w:space="0" w:color="auto"/>
+          <w:right w:val="single" w:sz="2" w:space="0" w:color="auto"/>
+        </w:pBdr>
+        <w:rPr>
+          <w:rStyle w:val="HTMLCode"/>
+          <w:rFonts w:ascii="inherit" w:hAnsi="inherit"/>
+          <w:color w:val="4D4D4C"/>
+          <w:spacing w:val="1"/>
+          <w:sz w:val="22"/>
+          <w:szCs w:val="22"/>
+          <w:bdr w:val="single" w:sz="2" w:space="0" w:color="auto" w:frame="1"/>
+        </w:rPr>
+      </w:pPr>
+      <w:r>
+        <w:rPr>
+          <w:rStyle w:val="HTMLCode"/>
+          <w:rFonts w:ascii="inherit" w:hAnsi="inherit"/>
+          <w:color w:val="4D4D4C"/>
+          <w:spacing w:val="1"/>
+          <w:sz w:val="22"/>
+          <w:szCs w:val="22"/>
+          <w:bdr w:val="single" w:sz="2" w:space="0" w:color="auto" w:frame="1"/>
+        </w:rPr>
+        <w:t xml:space="preserve">        </w:t>
+      </w:r>
+      <w:r>
+        <w:rPr>
+          <w:rStyle w:val="token"/>
+          <w:rFonts w:ascii="inherit" w:hAnsi="inherit"/>
+          <w:color w:val="4D4D4C"/>
+          <w:spacing w:val="1"/>
+          <w:sz w:val="22"/>
+          <w:szCs w:val="22"/>
+          <w:bdr w:val="single" w:sz="2" w:space="0" w:color="auto" w:frame="1"/>
+        </w:rPr>
+        <w:t>&lt;url&gt;</w:t>
+      </w:r>
+      <w:r>
+        <w:rPr>
+          <w:rStyle w:val="HTMLCode"/>
+          <w:rFonts w:ascii="inherit" w:hAnsi="inherit"/>
+          <w:color w:val="4D4D4C"/>
+          <w:spacing w:val="1"/>
+          <w:sz w:val="22"/>
+          <w:szCs w:val="22"/>
+          <w:bdr w:val="single" w:sz="2" w:space="0" w:color="auto" w:frame="1"/>
+        </w:rPr>
+        <w:t>http://localhost:8080/manager/text</w:t>
+      </w:r>
+      <w:r>
+        <w:rPr>
+          <w:rStyle w:val="token"/>
+          <w:rFonts w:ascii="inherit" w:hAnsi="inherit"/>
+          <w:color w:val="4D4D4C"/>
+          <w:spacing w:val="1"/>
+          <w:sz w:val="22"/>
+          <w:szCs w:val="22"/>
+          <w:bdr w:val="single" w:sz="2" w:space="0" w:color="auto" w:frame="1"/>
+        </w:rPr>
+        <w:t>&lt;/url&gt;</w:t>
+      </w:r>
+    </w:p>
+    <w:p>
+      <w:pPr>
+        <w:pStyle w:val="HTMLPreformatted"/>
+        <w:pBdr>
+          <w:top w:val="single" w:sz="2" w:space="0" w:color="auto"/>
+          <w:left w:val="single" w:sz="2" w:space="0" w:color="auto"/>
+          <w:bottom w:val="single" w:sz="2" w:space="0" w:color="auto"/>
+          <w:right w:val="single" w:sz="2" w:space="0" w:color="auto"/>
+        </w:pBdr>
+        <w:rPr>
+          <w:rStyle w:val="HTMLCode"/>
+          <w:rFonts w:ascii="inherit" w:hAnsi="inherit"/>
+          <w:color w:val="4D4D4C"/>
+          <w:spacing w:val="1"/>
+          <w:sz w:val="22"/>
+          <w:szCs w:val="22"/>
+          <w:bdr w:val="single" w:sz="2" w:space="0" w:color="auto" w:frame="1"/>
+        </w:rPr>
+      </w:pPr>
+      <w:r>
+        <w:rPr>
+          <w:rStyle w:val="HTMLCode"/>
+          <w:rFonts w:ascii="inherit" w:hAnsi="inherit"/>
+          <w:color w:val="4D4D4C"/>
+          <w:spacing w:val="1"/>
+          <w:sz w:val="22"/>
+          <w:szCs w:val="22"/>
+          <w:bdr w:val="single" w:sz="2" w:space="0" w:color="auto" w:frame="1"/>
+        </w:rPr>
+        <w:t xml:space="preserve">        </w:t>
+      </w:r>
+      <w:r>
+        <w:rPr>
+          <w:rStyle w:val="token"/>
+          <w:rFonts w:ascii="inherit" w:hAnsi="inherit"/>
+          <w:color w:val="4D4D4C"/>
+          <w:spacing w:val="1"/>
+          <w:sz w:val="22"/>
+          <w:szCs w:val="22"/>
+          <w:bdr w:val="single" w:sz="2" w:space="0" w:color="auto" w:frame="1"/>
+        </w:rPr>
+        <w:t>&lt;server&gt;</w:t>
+      </w:r>
+      <w:r>
+        <w:rPr>
+          <w:rStyle w:val="HTMLCode"/>
+          <w:rFonts w:ascii="inherit" w:hAnsi="inherit"/>
+          <w:color w:val="4D4D4C"/>
+          <w:spacing w:val="1"/>
+          <w:sz w:val="22"/>
+          <w:szCs w:val="22"/>
+          <w:bdr w:val="single" w:sz="2" w:space="0" w:color="auto" w:frame="1"/>
+        </w:rPr>
+        <w:t>maven-tomcat-war-deployment-server</w:t>
+      </w:r>
+      <w:r>
+        <w:rPr>
+          <w:rStyle w:val="token"/>
+          <w:rFonts w:ascii="inherit" w:hAnsi="inherit"/>
+          <w:color w:val="4D4D4C"/>
+          <w:spacing w:val="1"/>
+          <w:sz w:val="22"/>
+          <w:szCs w:val="22"/>
+          <w:bdr w:val="single" w:sz="2" w:space="0" w:color="auto" w:frame="1"/>
+        </w:rPr>
+        <w:t>&lt;/server&gt;</w:t>
+      </w:r>
+      <w:r>
+        <w:rPr>
+          <w:rStyle w:val="HTMLCode"/>
+          <w:rFonts w:ascii="inherit" w:hAnsi="inherit"/>
+          <w:color w:val="4D4D4C"/>
+          <w:spacing w:val="1"/>
+          <w:sz w:val="22"/>
+          <w:szCs w:val="22"/>
+          <w:bdr w:val="single" w:sz="2" w:space="0" w:color="auto" w:frame="1"/>
+        </w:rPr>
+        <w:t xml:space="preserve"> </w:t>
+      </w:r>
+      <w:r>
+        <w:rPr>
+          <w:rStyle w:val="token"/>
+          <w:rFonts w:ascii="inherit" w:hAnsi="inherit"/>
+          <w:i/>
+          <w:iCs/>
+          <w:color w:val="8E908C"/>
+          <w:spacing w:val="1"/>
+          <w:sz w:val="22"/>
+          <w:szCs w:val="22"/>
+          <w:bdr w:val="single" w:sz="2" w:space="0" w:color="auto" w:frame="1"/>
+        </w:rPr>
+        <w:t>&lt;!-- as defined in your settings.xml --&gt;</w:t>
+      </w:r>
+    </w:p>
+    <w:p>
+      <w:pPr>
+        <w:pStyle w:val="HTMLPreformatted"/>
+        <w:pBdr>
+          <w:top w:val="single" w:sz="2" w:space="0" w:color="auto"/>
+          <w:left w:val="single" w:sz="2" w:space="0" w:color="auto"/>
+          <w:bottom w:val="single" w:sz="2" w:space="0" w:color="auto"/>
+          <w:right w:val="single" w:sz="2" w:space="0" w:color="auto"/>
+        </w:pBdr>
+        <w:rPr>
+          <w:rStyle w:val="HTMLCode"/>
+          <w:rFonts w:ascii="inherit" w:hAnsi="inherit"/>
+          <w:color w:val="4D4D4C"/>
+          <w:spacing w:val="1"/>
+          <w:sz w:val="22"/>
+          <w:szCs w:val="22"/>
+          <w:bdr w:val="single" w:sz="2" w:space="0" w:color="auto" w:frame="1"/>
+        </w:rPr>
+      </w:pPr>
+      <w:r>
+        <w:rPr>
+          <w:rStyle w:val="HTMLCode"/>
+          <w:rFonts w:ascii="inherit" w:hAnsi="inherit"/>
+          <w:color w:val="4D4D4C"/>
+          <w:spacing w:val="1"/>
+          <w:sz w:val="22"/>
+          <w:szCs w:val="22"/>
+          <w:bdr w:val="single" w:sz="2" w:space="0" w:color="auto" w:frame="1"/>
+        </w:rPr>
+        <w:t xml:space="preserve">        </w:t>
+      </w:r>
+      <w:r>
+        <w:rPr>
+          <w:rStyle w:val="token"/>
+          <w:rFonts w:ascii="inherit" w:hAnsi="inherit"/>
+          <w:color w:val="4D4D4C"/>
+          <w:spacing w:val="1"/>
+          <w:sz w:val="22"/>
+          <w:szCs w:val="22"/>
+          <w:bdr w:val="single" w:sz="2" w:space="0" w:color="auto" w:frame="1"/>
+        </w:rPr>
+        <w:t>&lt;path&gt;</w:t>
+      </w:r>
+      <w:r>
+        <w:rPr>
+          <w:rStyle w:val="HTMLCode"/>
+          <w:rFonts w:ascii="inherit" w:hAnsi="inherit"/>
+          <w:color w:val="4D4D4C"/>
+          <w:spacing w:val="1"/>
+          <w:sz w:val="22"/>
+          <w:szCs w:val="22"/>
+          <w:bdr w:val="single" w:sz="2" w:space="0" w:color="auto" w:frame="1"/>
+        </w:rPr>
+        <w:t>/yourApp</w:t>
+      </w:r>
+      <w:r>
+        <w:rPr>
+          <w:rStyle w:val="token"/>
+          <w:rFonts w:ascii="inherit" w:hAnsi="inherit"/>
+          <w:color w:val="4D4D4C"/>
+          <w:spacing w:val="1"/>
+          <w:sz w:val="22"/>
+          <w:szCs w:val="22"/>
+          <w:bdr w:val="single" w:sz="2" w:space="0" w:color="auto" w:frame="1"/>
+        </w:rPr>
+        <w:t>&lt;/path&gt;</w:t>
+      </w:r>
+    </w:p>
+    <w:p>
+      <w:pPr>
+        <w:pStyle w:val="HTMLPreformatted"/>
+        <w:pBdr>
+          <w:top w:val="single" w:sz="2" w:space="0" w:color="auto"/>
+          <w:left w:val="single" w:sz="2" w:space="0" w:color="auto"/>
+          <w:bottom w:val="single" w:sz="2" w:space="0" w:color="auto"/>
+          <w:right w:val="single" w:sz="2" w:space="0" w:color="auto"/>
+        </w:pBdr>
+        <w:rPr>
+          <w:rStyle w:val="HTMLCode"/>
+          <w:rFonts w:ascii="inherit" w:hAnsi="inherit"/>
+          <w:color w:val="4D4D4C"/>
+          <w:spacing w:val="1"/>
+          <w:sz w:val="22"/>
+          <w:szCs w:val="22"/>
+          <w:bdr w:val="single" w:sz="2" w:space="0" w:color="auto" w:frame="1"/>
+        </w:rPr>
+      </w:pPr>
+      <w:r>
+        <w:rPr>
+          <w:rStyle w:val="HTMLCode"/>
+          <w:rFonts w:ascii="inherit" w:hAnsi="inherit"/>
+          <w:color w:val="4D4D4C"/>
+          <w:spacing w:val="1"/>
+          <w:sz w:val="22"/>
+          <w:szCs w:val="22"/>
+          <w:bdr w:val="single" w:sz="2" w:space="0" w:color="auto" w:frame="1"/>
+        </w:rPr>
+        <w:t xml:space="preserve">    </w:t>
+      </w:r>
+      <w:r>
+        <w:rPr>
+          <w:rStyle w:val="token"/>
+          <w:rFonts w:ascii="inherit" w:hAnsi="inherit"/>
+          <w:color w:val="4D4D4C"/>
+          <w:spacing w:val="1"/>
+          <w:sz w:val="22"/>
+          <w:szCs w:val="22"/>
+          <w:bdr w:val="single" w:sz="2" w:space="0" w:color="auto" w:frame="1"/>
+        </w:rPr>
+        <w:t>&lt;/configuration&gt;</w:t>
+      </w:r>
+    </w:p>
+    <w:p>
+      <w:pPr>
+        <w:pStyle w:val="HTMLPreformatted"/>
+        <w:pBdr>
+          <w:top w:val="single" w:sz="2" w:space="0" w:color="auto"/>
+          <w:left w:val="single" w:sz="2" w:space="0" w:color="auto"/>
+          <w:bottom w:val="single" w:sz="2" w:space="0" w:color="auto"/>
+          <w:right w:val="single" w:sz="2" w:space="0" w:color="auto"/>
+        </w:pBdr>
+        <w:rPr>
+          <w:rStyle w:val="HTMLCode"/>
+          <w:rFonts w:ascii="inherit" w:hAnsi="inherit"/>
+          <w:color w:val="4D4D4C"/>
+          <w:spacing w:val="1"/>
+          <w:sz w:val="22"/>
+          <w:szCs w:val="22"/>
+          <w:bdr w:val="single" w:sz="2" w:space="0" w:color="auto" w:frame="1"/>
+        </w:rPr>
+      </w:pPr>
+      <w:r>
+        <w:rPr>
+          <w:rStyle w:val="token"/>
+          <w:rFonts w:ascii="inherit" w:hAnsi="inherit"/>
+          <w:color w:val="4D4D4C"/>
+          <w:spacing w:val="1"/>
+          <w:sz w:val="22"/>
+          <w:szCs w:val="22"/>
+          <w:bdr w:val="single" w:sz="2" w:space="0" w:color="auto" w:frame="1"/>
+        </w:rPr>
+        <w:t>&lt;/plugin&gt;</w:t>
+      </w:r>
+    </w:p>
+    <w:p>
+      <w:pPr>
+        <w:pStyle w:val="my-2"/>
+        <w:pBdr>
+          <w:top w:val="single" w:sz="2" w:space="0" w:color="auto"/>
+          <w:left w:val="single" w:sz="2" w:space="0" w:color="auto"/>
+          <w:bottom w:val="single" w:sz="2" w:space="0" w:color="auto"/>
+          <w:right w:val="single" w:sz="2" w:space="0" w:color="auto"/>
+        </w:pBdr>
+        <w:rPr>
+          <w:rFonts w:ascii="Segoe UI" w:hAnsi="Segoe UI" w:cs="Segoe UI"/>
+          <w:spacing w:val="1"/>
+          <w:sz w:val="28"/>
+          <w:szCs w:val="28"/>
+        </w:rPr>
+      </w:pPr>
+      <w:r>
+        <w:rPr>
+          <w:rFonts w:ascii="Segoe UI" w:hAnsi="Segoe UI" w:cs="Segoe UI"/>
+          <w:spacing w:val="1"/>
+          <w:sz w:val="28"/>
+          <w:szCs w:val="28"/>
+        </w:rPr>
+        <w:t>Replace </w:t>
+      </w:r>
+      <w:r>
+        <w:rPr>
+          <w:rStyle w:val="HTMLCode"/>
+          <w:spacing w:val="1"/>
+          <w:sz w:val="22"/>
+          <w:szCs w:val="22"/>
+          <w:bdr w:val="single" w:sz="2" w:space="0" w:color="auto" w:frame="1"/>
+        </w:rPr>
+        <w:t>/yourApp</w:t>
+      </w:r>
+      <w:r>
+        <w:rPr>
+          <w:rFonts w:ascii="Segoe UI" w:hAnsi="Segoe UI" w:cs="Segoe UI"/>
+          <w:spacing w:val="1"/>
+          <w:sz w:val="28"/>
+          <w:szCs w:val="28"/>
+        </w:rPr>
+        <w:t> with your desired context path.</w:t>
+      </w:r>
+    </w:p>
+    <w:p>
+      <w:pPr>
+        <w:pStyle w:val="Heading2"/>
+        <w:pBdr>
+          <w:top w:val="single" w:sz="2" w:space="0" w:color="auto"/>
+          <w:left w:val="single" w:sz="2" w:space="0" w:color="auto"/>
+          <w:bottom w:val="single" w:sz="2" w:space="0" w:color="auto"/>
+          <w:right w:val="single" w:sz="2" w:space="0" w:color="auto"/>
+        </w:pBdr>
+        <w:rPr>
+          <w:rFonts w:ascii="Segoe UI" w:hAnsi="Segoe UI" w:cs="Segoe UI"/>
+          <w:spacing w:val="1"/>
+          <w:sz w:val="28"/>
+          <w:szCs w:val="28"/>
+        </w:rPr>
+      </w:pPr>
+      <w:r>
+        <w:rPr>
+          <w:rFonts w:ascii="Segoe UI" w:hAnsi="Segoe UI" w:cs="Segoe UI"/>
+          <w:spacing w:val="1"/>
+          <w:sz w:val="28"/>
+          <w:szCs w:val="28"/>
+        </w:rPr>
+        <w:t>2. Configure Tomcat User and Maven Credentials</w:t>
+      </w:r>
+    </w:p>
+    <w:p>
+      <w:pPr>
+        <w:pStyle w:val="my-2"/>
+        <w:numPr>
+          <w:ilvl w:val="0"/>
+          <w:numId w:val="6"/>
+        </w:numPr>
+        <w:pBdr>
+          <w:top w:val="single" w:sz="2" w:space="0" w:color="auto"/>
+          <w:left w:val="single" w:sz="2" w:space="0" w:color="auto"/>
+          <w:bottom w:val="single" w:sz="2" w:space="0" w:color="auto"/>
+          <w:right w:val="single" w:sz="2" w:space="0" w:color="auto"/>
+        </w:pBdr>
+        <w:ind w:left="0"/>
+        <w:rPr>
+          <w:rFonts w:ascii="Segoe UI" w:hAnsi="Segoe UI" w:cs="Segoe UI"/>
+          <w:spacing w:val="1"/>
+          <w:sz w:val="28"/>
+          <w:szCs w:val="28"/>
+        </w:rPr>
+      </w:pPr>
+      <w:r>
+        <w:rPr>
+          <w:rFonts w:ascii="Segoe UI" w:hAnsi="Segoe UI" w:cs="Segoe UI"/>
+          <w:spacing w:val="1"/>
+          <w:sz w:val="28"/>
+          <w:szCs w:val="28"/>
+        </w:rPr>
+        <w:t>In Tomcat's </w:t>
+      </w:r>
+      <w:r>
+        <w:rPr>
+          <w:rStyle w:val="HTMLCode"/>
+          <w:spacing w:val="1"/>
+          <w:sz w:val="22"/>
+          <w:szCs w:val="22"/>
+          <w:bdr w:val="single" w:sz="2" w:space="0" w:color="auto" w:frame="1"/>
+        </w:rPr>
+        <w:t>conf/tomcat-users.xml</w:t>
+      </w:r>
+      <w:r>
+        <w:rPr>
+          <w:rFonts w:ascii="Segoe UI" w:hAnsi="Segoe UI" w:cs="Segoe UI"/>
+          <w:spacing w:val="1"/>
+          <w:sz w:val="28"/>
+          <w:szCs w:val="28"/>
+        </w:rPr>
+        <w:t>, add a user with </w:t>
+      </w:r>
+      <w:r>
+        <w:rPr>
+          <w:rStyle w:val="HTMLCode"/>
+          <w:spacing w:val="1"/>
+          <w:sz w:val="22"/>
+          <w:szCs w:val="22"/>
+          <w:bdr w:val="single" w:sz="2" w:space="0" w:color="auto" w:frame="1"/>
+        </w:rPr>
+        <w:t>manager-script</w:t>
+      </w:r>
+      <w:r>
+        <w:rPr>
+          <w:rFonts w:ascii="Segoe UI" w:hAnsi="Segoe UI" w:cs="Segoe UI"/>
+          <w:spacing w:val="1"/>
+          <w:sz w:val="28"/>
+          <w:szCs w:val="28"/>
+        </w:rPr>
+        <w:t> role:</w:t>
+      </w:r>
+    </w:p>
+    <w:p>
+      <w:pPr>
+        <w:pStyle w:val="HTMLPreformatted"/>
+        <w:pBdr>
+          <w:top w:val="single" w:sz="2" w:space="0" w:color="auto"/>
+          <w:left w:val="single" w:sz="2" w:space="0" w:color="auto"/>
+          <w:bottom w:val="single" w:sz="2" w:space="0" w:color="auto"/>
+          <w:right w:val="single" w:sz="2" w:space="0" w:color="auto"/>
+        </w:pBdr>
+        <w:rPr>
+          <w:spacing w:val="1"/>
+          <w:sz w:val="22"/>
+          <w:szCs w:val="22"/>
+        </w:rPr>
+      </w:pPr>
+      <w:r>
+        <w:rPr>
+          <w:spacing w:val="1"/>
+          <w:sz w:val="22"/>
+          <w:szCs w:val="22"/>
+        </w:rPr>
+        <w:t>xml</w:t>
+      </w:r>
+    </w:p>
+    <w:p>
+      <w:pPr>
+        <w:pStyle w:val="HTMLPreformatted"/>
+        <w:pBdr>
+          <w:top w:val="single" w:sz="2" w:space="0" w:color="auto"/>
+          <w:left w:val="single" w:sz="2" w:space="0" w:color="auto"/>
+          <w:bottom w:val="single" w:sz="2" w:space="0" w:color="auto"/>
+          <w:right w:val="single" w:sz="2" w:space="0" w:color="auto"/>
+        </w:pBdr>
+        <w:rPr>
+          <w:rStyle w:val="HTMLCode"/>
+          <w:rFonts w:ascii="inherit" w:hAnsi="inherit"/>
+          <w:color w:val="4D4D4C"/>
+          <w:spacing w:val="1"/>
+          <w:sz w:val="22"/>
+          <w:szCs w:val="22"/>
+          <w:bdr w:val="single" w:sz="2" w:space="0" w:color="auto" w:frame="1"/>
+        </w:rPr>
+      </w:pPr>
+      <w:r>
+        <w:rPr>
+          <w:rStyle w:val="token"/>
+          <w:rFonts w:ascii="inherit" w:hAnsi="inherit"/>
+          <w:color w:val="4D4D4C"/>
+          <w:spacing w:val="1"/>
+          <w:sz w:val="22"/>
+          <w:szCs w:val="22"/>
+          <w:bdr w:val="single" w:sz="2" w:space="0" w:color="auto" w:frame="1"/>
+        </w:rPr>
+        <w:t xml:space="preserve">&lt;user </w:t>
+      </w:r>
+      <w:r>
+        <w:rPr>
+          <w:rStyle w:val="token"/>
+          <w:rFonts w:ascii="inherit" w:hAnsi="inherit"/>
+          <w:color w:val="EAB700"/>
+          <w:spacing w:val="1"/>
+          <w:sz w:val="22"/>
+          <w:szCs w:val="22"/>
+          <w:bdr w:val="single" w:sz="2" w:space="0" w:color="auto" w:frame="1"/>
+        </w:rPr>
+        <w:t>username</w:t>
+      </w:r>
+      <w:r>
+        <w:rPr>
+          <w:rStyle w:val="token"/>
+          <w:rFonts w:ascii="inherit" w:hAnsi="inherit"/>
+          <w:color w:val="4D4D4C"/>
+          <w:spacing w:val="1"/>
+          <w:sz w:val="22"/>
+          <w:szCs w:val="22"/>
+          <w:bdr w:val="single" w:sz="2" w:space="0" w:color="auto" w:frame="1"/>
+        </w:rPr>
+        <w:t xml:space="preserve">="war-deployer" </w:t>
+      </w:r>
+      <w:r>
+        <w:rPr>
+          <w:rStyle w:val="token"/>
+          <w:rFonts w:ascii="inherit" w:hAnsi="inherit"/>
+          <w:color w:val="EAB700"/>
+          <w:spacing w:val="1"/>
+          <w:sz w:val="22"/>
+          <w:szCs w:val="22"/>
+          <w:bdr w:val="single" w:sz="2" w:space="0" w:color="auto" w:frame="1"/>
+        </w:rPr>
+        <w:t>password</w:t>
+      </w:r>
+      <w:r>
+        <w:rPr>
+          <w:rStyle w:val="token"/>
+          <w:rFonts w:ascii="inherit" w:hAnsi="inherit"/>
+          <w:color w:val="4D4D4C"/>
+          <w:spacing w:val="1"/>
+          <w:sz w:val="22"/>
+          <w:szCs w:val="22"/>
+          <w:bdr w:val="single" w:sz="2" w:space="0" w:color="auto" w:frame="1"/>
+        </w:rPr>
+        <w:t xml:space="preserve">="yourPassword" </w:t>
+      </w:r>
+      <w:r>
+        <w:rPr>
+          <w:rStyle w:val="token"/>
+          <w:rFonts w:ascii="inherit" w:hAnsi="inherit"/>
+          <w:color w:val="EAB700"/>
+          <w:spacing w:val="1"/>
+          <w:sz w:val="22"/>
+          <w:szCs w:val="22"/>
+          <w:bdr w:val="single" w:sz="2" w:space="0" w:color="auto" w:frame="1"/>
+        </w:rPr>
+        <w:t>roles</w:t>
+      </w:r>
+      <w:r>
+        <w:rPr>
+          <w:rStyle w:val="token"/>
+          <w:rFonts w:ascii="inherit" w:hAnsi="inherit"/>
+          <w:color w:val="4D4D4C"/>
+          <w:spacing w:val="1"/>
+          <w:sz w:val="22"/>
+          <w:szCs w:val="22"/>
+          <w:bdr w:val="single" w:sz="2" w:space="0" w:color="auto" w:frame="1"/>
+        </w:rPr>
+        <w:t>="manager-gui,manager-script"/&gt;</w:t>
+      </w:r>
+    </w:p>
+    <w:p>
+      <w:pPr>
+        <w:pStyle w:val="my-2"/>
+        <w:numPr>
+          <w:ilvl w:val="0"/>
+          <w:numId w:val="7"/>
+        </w:numPr>
+        <w:pBdr>
+          <w:top w:val="single" w:sz="2" w:space="0" w:color="auto"/>
+          <w:left w:val="single" w:sz="2" w:space="0" w:color="auto"/>
+          <w:bottom w:val="single" w:sz="2" w:space="0" w:color="auto"/>
+          <w:right w:val="single" w:sz="2" w:space="0" w:color="auto"/>
+        </w:pBdr>
+        <w:ind w:left="0"/>
+        <w:rPr>
+          <w:rFonts w:ascii="Segoe UI" w:hAnsi="Segoe UI" w:cs="Segoe UI"/>
+          <w:spacing w:val="1"/>
+          <w:sz w:val="28"/>
+          <w:szCs w:val="28"/>
+        </w:rPr>
+      </w:pPr>
+      <w:r>
+        <w:rPr>
+          <w:rFonts w:ascii="Segoe UI" w:hAnsi="Segoe UI" w:cs="Segoe UI"/>
+          <w:spacing w:val="1"/>
+          <w:sz w:val="28"/>
+          <w:szCs w:val="28"/>
+        </w:rPr>
+        <w:t>In Maven's </w:t>
+      </w:r>
+      <w:r>
+        <w:rPr>
+          <w:rStyle w:val="HTMLCode"/>
+          <w:spacing w:val="1"/>
+          <w:sz w:val="22"/>
+          <w:szCs w:val="22"/>
+          <w:bdr w:val="single" w:sz="2" w:space="0" w:color="auto" w:frame="1"/>
+        </w:rPr>
+        <w:t>settings.xml</w:t>
+      </w:r>
+      <w:r>
+        <w:rPr>
+          <w:rFonts w:ascii="Segoe UI" w:hAnsi="Segoe UI" w:cs="Segoe UI"/>
+          <w:spacing w:val="1"/>
+          <w:sz w:val="28"/>
+          <w:szCs w:val="28"/>
+        </w:rPr>
+        <w:t>, add server credentials:</w:t>
+      </w:r>
+    </w:p>
+    <w:p>
+      <w:pPr>
+        <w:pStyle w:val="HTMLPreformatted"/>
+        <w:pBdr>
+          <w:top w:val="single" w:sz="2" w:space="0" w:color="auto"/>
+          <w:left w:val="single" w:sz="2" w:space="0" w:color="auto"/>
+          <w:bottom w:val="single" w:sz="2" w:space="0" w:color="auto"/>
+          <w:right w:val="single" w:sz="2" w:space="0" w:color="auto"/>
+        </w:pBdr>
+        <w:rPr>
+          <w:spacing w:val="1"/>
+          <w:sz w:val="22"/>
+          <w:szCs w:val="22"/>
+        </w:rPr>
+      </w:pPr>
+      <w:r>
+        <w:rPr>
+          <w:spacing w:val="1"/>
+          <w:sz w:val="22"/>
+          <w:szCs w:val="22"/>
+        </w:rPr>
+        <w:t>xml</w:t>
+      </w:r>
+    </w:p>
+    <w:p>
+      <w:pPr>
+        <w:pStyle w:val="HTMLPreformatted"/>
+        <w:pBdr>
+          <w:top w:val="single" w:sz="2" w:space="0" w:color="auto"/>
+          <w:left w:val="single" w:sz="2" w:space="0" w:color="auto"/>
+          <w:bottom w:val="single" w:sz="2" w:space="0" w:color="auto"/>
+          <w:right w:val="single" w:sz="2" w:space="0" w:color="auto"/>
+        </w:pBdr>
+        <w:rPr>
+          <w:rStyle w:val="HTMLCode"/>
+          <w:rFonts w:ascii="inherit" w:hAnsi="inherit"/>
+          <w:color w:val="4D4D4C"/>
+          <w:spacing w:val="1"/>
+          <w:sz w:val="22"/>
+          <w:szCs w:val="22"/>
+          <w:bdr w:val="single" w:sz="2" w:space="0" w:color="auto" w:frame="1"/>
+        </w:rPr>
+      </w:pPr>
+      <w:r>
+        <w:rPr>
+          <w:rStyle w:val="token"/>
+          <w:rFonts w:ascii="inherit" w:hAnsi="inherit"/>
+          <w:color w:val="4D4D4C"/>
+          <w:spacing w:val="1"/>
+          <w:sz w:val="22"/>
+          <w:szCs w:val="22"/>
+          <w:bdr w:val="single" w:sz="2" w:space="0" w:color="auto" w:frame="1"/>
+        </w:rPr>
+        <w:t>&lt;server&gt;</w:t>
+      </w:r>
+    </w:p>
+    <w:p>
+      <w:pPr>
+        <w:pStyle w:val="HTMLPreformatted"/>
+        <w:pBdr>
+          <w:top w:val="single" w:sz="2" w:space="0" w:color="auto"/>
+          <w:left w:val="single" w:sz="2" w:space="0" w:color="auto"/>
+          <w:bottom w:val="single" w:sz="2" w:space="0" w:color="auto"/>
+          <w:right w:val="single" w:sz="2" w:space="0" w:color="auto"/>
+        </w:pBdr>
+        <w:rPr>
+          <w:rStyle w:val="HTMLCode"/>
+          <w:rFonts w:ascii="inherit" w:hAnsi="inherit"/>
+          <w:color w:val="4D4D4C"/>
+          <w:spacing w:val="1"/>
+          <w:sz w:val="22"/>
+          <w:szCs w:val="22"/>
+          <w:bdr w:val="single" w:sz="2" w:space="0" w:color="auto" w:frame="1"/>
+        </w:rPr>
+      </w:pPr>
+      <w:r>
+        <w:rPr>
+          <w:rStyle w:val="HTMLCode"/>
+          <w:rFonts w:ascii="inherit" w:hAnsi="inherit"/>
+          <w:color w:val="4D4D4C"/>
+          <w:spacing w:val="1"/>
+          <w:sz w:val="22"/>
+          <w:szCs w:val="22"/>
+          <w:bdr w:val="single" w:sz="2" w:space="0" w:color="auto" w:frame="1"/>
+        </w:rPr>
+        <w:t xml:space="preserve">    </w:t>
+      </w:r>
+      <w:r>
+        <w:rPr>
+          <w:rStyle w:val="token"/>
+          <w:rFonts w:ascii="inherit" w:hAnsi="inherit"/>
+          <w:color w:val="4D4D4C"/>
+          <w:spacing w:val="1"/>
+          <w:sz w:val="22"/>
+          <w:szCs w:val="22"/>
+          <w:bdr w:val="single" w:sz="2" w:space="0" w:color="auto" w:frame="1"/>
+        </w:rPr>
+        <w:t>&lt;id&gt;</w:t>
+      </w:r>
+      <w:r>
+        <w:rPr>
+          <w:rStyle w:val="HTMLCode"/>
+          <w:rFonts w:ascii="inherit" w:hAnsi="inherit"/>
+          <w:color w:val="4D4D4C"/>
+          <w:spacing w:val="1"/>
+          <w:sz w:val="22"/>
+          <w:szCs w:val="22"/>
+          <w:bdr w:val="single" w:sz="2" w:space="0" w:color="auto" w:frame="1"/>
+        </w:rPr>
+        <w:t>maven-tomcat-war-deployment-server</w:t>
+      </w:r>
+      <w:r>
+        <w:rPr>
+          <w:rStyle w:val="token"/>
+          <w:rFonts w:ascii="inherit" w:hAnsi="inherit"/>
+          <w:color w:val="4D4D4C"/>
+          <w:spacing w:val="1"/>
+          <w:sz w:val="22"/>
+          <w:szCs w:val="22"/>
+          <w:bdr w:val="single" w:sz="2" w:space="0" w:color="auto" w:frame="1"/>
+        </w:rPr>
+        <w:t>&lt;/id&gt;</w:t>
+      </w:r>
+    </w:p>
+    <w:p>
+      <w:pPr>
+        <w:pStyle w:val="HTMLPreformatted"/>
+        <w:pBdr>
+          <w:top w:val="single" w:sz="2" w:space="0" w:color="auto"/>
+          <w:left w:val="single" w:sz="2" w:space="0" w:color="auto"/>
+          <w:bottom w:val="single" w:sz="2" w:space="0" w:color="auto"/>
+          <w:right w:val="single" w:sz="2" w:space="0" w:color="auto"/>
+        </w:pBdr>
+        <w:rPr>
+          <w:rStyle w:val="HTMLCode"/>
+          <w:rFonts w:ascii="inherit" w:hAnsi="inherit"/>
+          <w:color w:val="4D4D4C"/>
+          <w:spacing w:val="1"/>
+          <w:sz w:val="22"/>
+          <w:szCs w:val="22"/>
+          <w:bdr w:val="single" w:sz="2" w:space="0" w:color="auto" w:frame="1"/>
+        </w:rPr>
+      </w:pPr>
+      <w:r>
+        <w:rPr>
+          <w:rStyle w:val="HTMLCode"/>
+          <w:rFonts w:ascii="inherit" w:hAnsi="inherit"/>
+          <w:color w:val="4D4D4C"/>
+          <w:spacing w:val="1"/>
+          <w:sz w:val="22"/>
+          <w:szCs w:val="22"/>
+          <w:bdr w:val="single" w:sz="2" w:space="0" w:color="auto" w:frame="1"/>
+        </w:rPr>
+        <w:t xml:space="preserve">    </w:t>
+      </w:r>
+      <w:r>
+        <w:rPr>
+          <w:rStyle w:val="token"/>
+          <w:rFonts w:ascii="inherit" w:hAnsi="inherit"/>
+          <w:color w:val="4D4D4C"/>
+          <w:spacing w:val="1"/>
+          <w:sz w:val="22"/>
+          <w:szCs w:val="22"/>
+          <w:bdr w:val="single" w:sz="2" w:space="0" w:color="auto" w:frame="1"/>
+        </w:rPr>
+        <w:t>&lt;username&gt;</w:t>
+      </w:r>
+      <w:r>
+        <w:rPr>
+          <w:rStyle w:val="HTMLCode"/>
+          <w:rFonts w:ascii="inherit" w:hAnsi="inherit"/>
+          <w:color w:val="4D4D4C"/>
+          <w:spacing w:val="1"/>
+          <w:sz w:val="22"/>
+          <w:szCs w:val="22"/>
+          <w:bdr w:val="single" w:sz="2" w:space="0" w:color="auto" w:frame="1"/>
+        </w:rPr>
+        <w:t>war-deployer</w:t>
+      </w:r>
+      <w:r>
+        <w:rPr>
+          <w:rStyle w:val="token"/>
+          <w:rFonts w:ascii="inherit" w:hAnsi="inherit"/>
+          <w:color w:val="4D4D4C"/>
+          <w:spacing w:val="1"/>
+          <w:sz w:val="22"/>
+          <w:szCs w:val="22"/>
+          <w:bdr w:val="single" w:sz="2" w:space="0" w:color="auto" w:frame="1"/>
+        </w:rPr>
+        <w:t>&lt;/username&gt;</w:t>
+      </w:r>
+    </w:p>
+    <w:p>
+      <w:pPr>
+        <w:pStyle w:val="HTMLPreformatted"/>
+        <w:pBdr>
+          <w:top w:val="single" w:sz="2" w:space="0" w:color="auto"/>
+          <w:left w:val="single" w:sz="2" w:space="0" w:color="auto"/>
+          <w:bottom w:val="single" w:sz="2" w:space="0" w:color="auto"/>
+          <w:right w:val="single" w:sz="2" w:space="0" w:color="auto"/>
+        </w:pBdr>
+        <w:rPr>
+          <w:rStyle w:val="HTMLCode"/>
+          <w:rFonts w:ascii="inherit" w:hAnsi="inherit"/>
+          <w:color w:val="4D4D4C"/>
+          <w:spacing w:val="1"/>
+          <w:sz w:val="22"/>
+          <w:szCs w:val="22"/>
+          <w:bdr w:val="single" w:sz="2" w:space="0" w:color="auto" w:frame="1"/>
+        </w:rPr>
+      </w:pPr>
+      <w:r>
+        <w:rPr>
+          <w:rStyle w:val="HTMLCode"/>
+          <w:rFonts w:ascii="inherit" w:hAnsi="inherit"/>
+          <w:color w:val="4D4D4C"/>
+          <w:spacing w:val="1"/>
+          <w:sz w:val="22"/>
+          <w:szCs w:val="22"/>
+          <w:bdr w:val="single" w:sz="2" w:space="0" w:color="auto" w:frame="1"/>
+        </w:rPr>
+        <w:t xml:space="preserve">    </w:t>
+      </w:r>
+      <w:r>
+        <w:rPr>
+          <w:rStyle w:val="token"/>
+          <w:rFonts w:ascii="inherit" w:hAnsi="inherit"/>
+          <w:color w:val="4D4D4C"/>
+          <w:spacing w:val="1"/>
+          <w:sz w:val="22"/>
+          <w:szCs w:val="22"/>
+          <w:bdr w:val="single" w:sz="2" w:space="0" w:color="auto" w:frame="1"/>
+        </w:rPr>
+        <w:t>&lt;password&gt;</w:t>
+      </w:r>
+      <w:r>
+        <w:rPr>
+          <w:rStyle w:val="HTMLCode"/>
+          <w:rFonts w:ascii="inherit" w:hAnsi="inherit"/>
+          <w:color w:val="4D4D4C"/>
+          <w:spacing w:val="1"/>
+          <w:sz w:val="22"/>
+          <w:szCs w:val="22"/>
+          <w:bdr w:val="single" w:sz="2" w:space="0" w:color="auto" w:frame="1"/>
+        </w:rPr>
+        <w:t>yourPassword</w:t>
+      </w:r>
+      <w:r>
+        <w:rPr>
+          <w:rStyle w:val="token"/>
+          <w:rFonts w:ascii="inherit" w:hAnsi="inherit"/>
+          <w:color w:val="4D4D4C"/>
+          <w:spacing w:val="1"/>
+          <w:sz w:val="22"/>
+          <w:szCs w:val="22"/>
+          <w:bdr w:val="single" w:sz="2" w:space="0" w:color="auto" w:frame="1"/>
+        </w:rPr>
+        <w:t>&lt;/password&gt;</w:t>
+      </w:r>
+    </w:p>
+    <w:p>
+      <w:pPr>
+        <w:pStyle w:val="HTMLPreformatted"/>
+        <w:pBdr>
+          <w:top w:val="single" w:sz="2" w:space="0" w:color="auto"/>
+          <w:left w:val="single" w:sz="2" w:space="0" w:color="auto"/>
+          <w:bottom w:val="single" w:sz="2" w:space="0" w:color="auto"/>
+          <w:right w:val="single" w:sz="2" w:space="0" w:color="auto"/>
+        </w:pBdr>
+        <w:rPr>
+          <w:rStyle w:val="HTMLCode"/>
+          <w:rFonts w:ascii="inherit" w:hAnsi="inherit"/>
+          <w:color w:val="4D4D4C"/>
+          <w:spacing w:val="1"/>
+          <w:sz w:val="22"/>
+          <w:szCs w:val="22"/>
+          <w:bdr w:val="single" w:sz="2" w:space="0" w:color="auto" w:frame="1"/>
+        </w:rPr>
+      </w:pPr>
+      <w:r>
+        <w:rPr>
+          <w:rStyle w:val="token"/>
+          <w:rFonts w:ascii="inherit" w:hAnsi="inherit"/>
+          <w:color w:val="4D4D4C"/>
+          <w:spacing w:val="1"/>
+          <w:sz w:val="22"/>
+          <w:szCs w:val="22"/>
+          <w:bdr w:val="single" w:sz="2" w:space="0" w:color="auto" w:frame="1"/>
+        </w:rPr>
+        <w:lastRenderedPageBreak/>
+        <w:t>&lt;/server&gt;</w:t>
+      </w:r>
+    </w:p>
+    <w:p>
+      <w:pPr>
+        <w:pStyle w:val="Heading2"/>
+        <w:pBdr>
+          <w:top w:val="single" w:sz="2" w:space="0" w:color="auto"/>
+          <w:left w:val="single" w:sz="2" w:space="0" w:color="auto"/>
+          <w:bottom w:val="single" w:sz="2" w:space="0" w:color="auto"/>
+          <w:right w:val="single" w:sz="2" w:space="0" w:color="auto"/>
+        </w:pBdr>
+        <w:rPr>
+          <w:rFonts w:ascii="Segoe UI" w:hAnsi="Segoe UI" w:cs="Segoe UI"/>
+          <w:spacing w:val="1"/>
+        </w:rPr>
+      </w:pPr>
+      <w:r>
+        <w:rPr>
+          <w:rFonts w:ascii="Segoe UI" w:hAnsi="Segoe UI" w:cs="Segoe UI"/>
+          <w:spacing w:val="1"/>
+        </w:rPr>
+        <w:t>3. Deploy with Maven Command</w:t>
+      </w:r>
+    </w:p>
+    <w:p>
+      <w:pPr>
+        <w:pStyle w:val="my-2"/>
+        <w:pBdr>
+          <w:top w:val="single" w:sz="2" w:space="0" w:color="auto"/>
+          <w:left w:val="single" w:sz="2" w:space="0" w:color="auto"/>
+          <w:bottom w:val="single" w:sz="2" w:space="0" w:color="auto"/>
+          <w:right w:val="single" w:sz="2" w:space="0" w:color="auto"/>
+        </w:pBdr>
+        <w:rPr>
+          <w:rFonts w:ascii="Segoe UI" w:hAnsi="Segoe UI" w:cs="Segoe UI"/>
+          <w:spacing w:val="1"/>
+        </w:rPr>
+      </w:pPr>
+      <w:r>
+        <w:rPr>
+          <w:rFonts w:ascii="Segoe UI" w:hAnsi="Segoe UI" w:cs="Segoe UI"/>
+          <w:spacing w:val="1"/>
+        </w:rPr>
+        <w:t>Run the command:</w:t>
+      </w:r>
+    </w:p>
+    <w:p>
+      <w:pPr>
+        <w:pStyle w:val="HTMLPreformatted"/>
+        <w:pBdr>
+          <w:top w:val="single" w:sz="2" w:space="0" w:color="auto"/>
+          <w:left w:val="single" w:sz="2" w:space="0" w:color="auto"/>
+          <w:bottom w:val="single" w:sz="2" w:space="0" w:color="auto"/>
+          <w:right w:val="single" w:sz="2" w:space="0" w:color="auto"/>
+        </w:pBdr>
+        <w:rPr>
+          <w:spacing w:val="1"/>
+        </w:rPr>
+      </w:pPr>
+      <w:r>
+        <w:rPr>
+          <w:spacing w:val="1"/>
+        </w:rPr>
+        <w:t>text</w:t>
+      </w:r>
+    </w:p>
+    <w:p>
+      <w:pPr>
+        <w:pStyle w:val="HTMLPreformatted"/>
+        <w:pBdr>
+          <w:top w:val="single" w:sz="2" w:space="0" w:color="auto"/>
+          <w:left w:val="single" w:sz="2" w:space="0" w:color="auto"/>
+          <w:bottom w:val="single" w:sz="2" w:space="0" w:color="auto"/>
+          <w:right w:val="single" w:sz="2" w:space="0" w:color="auto"/>
+        </w:pBdr>
+        <w:rPr>
+          <w:rStyle w:val="HTMLCode"/>
+          <w:rFonts w:ascii="inherit" w:hAnsi="inherit"/>
+          <w:color w:val="4D4D4C"/>
+          <w:spacing w:val="1"/>
+          <w:bdr w:val="single" w:sz="2" w:space="0" w:color="auto" w:frame="1"/>
+        </w:rPr>
+      </w:pPr>
+      <w:r>
+        <w:rPr>
+          <w:rStyle w:val="HTMLCode"/>
+          <w:rFonts w:ascii="inherit" w:hAnsi="inherit"/>
+          <w:color w:val="4D4D4C"/>
+          <w:spacing w:val="1"/>
+          <w:bdr w:val="single" w:sz="2" w:space="0" w:color="auto" w:frame="1"/>
+        </w:rPr>
+        <w:t>mvn clean package tomcat7:deploy</w:t>
+      </w:r>
+    </w:p>
+    <w:p>
+      <w:pPr>
+        <w:pStyle w:val="my-2"/>
+        <w:pBdr>
+          <w:top w:val="single" w:sz="2" w:space="0" w:color="auto"/>
+          <w:left w:val="single" w:sz="2" w:space="0" w:color="auto"/>
+          <w:bottom w:val="single" w:sz="2" w:space="0" w:color="auto"/>
+          <w:right w:val="single" w:sz="2" w:space="0" w:color="auto"/>
+        </w:pBdr>
+        <w:rPr>
+          <w:rFonts w:ascii="Segoe UI" w:hAnsi="Segoe UI" w:cs="Segoe UI"/>
+          <w:spacing w:val="1"/>
+        </w:rPr>
+      </w:pPr>
+      <w:r>
+        <w:rPr>
+          <w:rFonts w:ascii="Segoe UI" w:hAnsi="Segoe UI" w:cs="Segoe UI"/>
+          <w:spacing w:val="1"/>
+        </w:rPr>
+        <w:t>This command builds your WAR and deploys it to the running Tomcat instance using the manager API.</w:t>
+      </w:r>
+    </w:p>
+    <w:p>
+      <w:pPr>
+        <w:pStyle w:val="Heading1"/>
+        <w:rPr>
+          <w:lang w:val="en-US"/>
+        </w:rPr>
+      </w:pPr>
+      <w:r>
+        <w:rPr>
+          <w:lang w:val="en-US"/>
+        </w:rPr>
+        <w:t>Debuggin</w:t>
+      </w:r>
+      <w:r>
+        <w:rPr>
+          <w:lang w:val="en-US"/>
+        </w:rPr>
+        <w:t>g</w:t>
+      </w:r>
+      <w:r>
+        <w:rPr>
+          <w:lang w:val="en-US"/>
+        </w:rPr>
+        <w:t xml:space="preserve"> the app </w:t>
+      </w:r>
+      <w:r>
+        <w:rPr>
+          <w:lang w:val="en-US"/>
+        </w:rPr>
+        <w:t>and linking with intellij</w:t>
+      </w:r>
+    </w:p>
+    <w:p>
+      <w:r>
+        <w:t>To link your externally deployed Java application running on a Tomcat server with IntelliJ IDEA, you can configure IntelliJ to connect to the Tomcat server for debugging and deployment purposes.</w:t>
+      </w:r>
+    </w:p>
+    <w:p>
+      <w:pPr>
+        <w:pStyle w:val="Heading3"/>
+        <w:rPr>
+          <w:rFonts w:ascii="Times New Roman" w:hAnsi="Times New Roman"/>
+          <w:color w:val="auto"/>
+          <w:sz w:val="27"/>
+        </w:rPr>
+      </w:pPr>
+      <w:r>
+        <w:t>Connect IntelliJ Community Edition to External Tomcat for Debugging</w:t>
+      </w:r>
+    </w:p>
+    <w:p>
+      <w:pPr>
+        <w:pStyle w:val="NormalWeb"/>
+      </w:pPr>
+      <w:r>
+        <w:t>Edit your Tomcat startup script to enable JPDA (Java Platform Debugger Architecture):</w:t>
+      </w:r>
+    </w:p>
+    <w:p>
+      <w:pPr>
+        <w:spacing w:beforeAutospacing="1" w:after="100" w:afterAutospacing="1" w:line="240" w:lineRule="auto"/>
+        <w:rPr>
+          <w:rFonts w:ascii="Times New Roman" w:eastAsia="Times New Roman" w:hAnsi="Times New Roman" w:cs="Times New Roman"/>
+          <w:color w:val="auto"/>
           <w:szCs w:val="24"/>
+          <w:lang w:eastAsia="en-IN" w:bidi="te-IN"/>
+        </w:rPr>
+      </w:pPr>
+    </w:p>
+    <w:tbl>
+      <w:tblPr>
+        <w:tblStyle w:val="TableGrid"/>
+        <w:tblW w:w="0" w:type="auto"/>
+        <w:tblLook w:val="04A0" w:firstRow="1" w:lastRow="0" w:firstColumn="1" w:lastColumn="0" w:noHBand="0" w:noVBand="1"/>
+      </w:tblPr>
+      <w:tblGrid>
+        <w:gridCol w:w="6295"/>
+        <w:gridCol w:w="15295"/>
+      </w:tblGrid>
+      <w:tr>
+        <w:tc>
+          <w:tcPr>
+            <w:tcW w:w="6295" w:type="dxa"/>
+          </w:tcPr>
+          <w:p>
+            <w:pPr>
+              <w:pStyle w:val="Heading4"/>
+            </w:pPr>
+            <w:r>
+              <w:t xml:space="preserve">1. </w:t>
+            </w:r>
+            <w:r>
+              <w:rPr>
+                <w:rStyle w:val="Strong"/>
+                <w:b w:val="0"/>
+                <w:bCs w:val="0"/>
+              </w:rPr>
+              <w:t>Enable Remote Debugging on Tomcat</w:t>
+            </w:r>
+          </w:p>
+        </w:tc>
+        <w:tc>
+          <w:tcPr>
+            <w:tcW w:w="15295" w:type="dxa"/>
+          </w:tcPr>
+          <w:p>
+            <w:pPr>
+              <w:spacing w:before="100" w:beforeAutospacing="1" w:after="100" w:afterAutospacing="1"/>
+              <w:rPr>
+                <w:rFonts w:ascii="Times New Roman" w:eastAsia="Times New Roman" w:hAnsi="Times New Roman" w:cs="Times New Roman"/>
+                <w:color w:val="auto"/>
+                <w:szCs w:val="24"/>
+                <w:lang w:eastAsia="en-IN" w:bidi="te-IN"/>
+              </w:rPr>
+            </w:pPr>
+            <w:r>
+              <w:rPr>
+                <w:rFonts w:ascii="Times New Roman" w:eastAsia="Times New Roman" w:hAnsi="Times New Roman" w:cs="Times New Roman"/>
+                <w:color w:val="auto"/>
+                <w:szCs w:val="24"/>
+                <w:lang w:eastAsia="en-IN" w:bidi="te-IN"/>
+              </w:rPr>
+              <w:t xml:space="preserve">For </w:t>
+            </w:r>
+            <w:r>
+              <w:rPr>
+                <w:rFonts w:ascii="Times New Roman" w:eastAsia="Times New Roman" w:hAnsi="Times New Roman" w:cs="Times New Roman"/>
+                <w:b/>
+                <w:bCs/>
+                <w:color w:val="auto"/>
+                <w:szCs w:val="24"/>
+                <w:lang w:eastAsia="en-IN" w:bidi="te-IN"/>
+              </w:rPr>
+              <w:t>Windows (catalina.bat)</w:t>
+            </w:r>
+            <w:r>
+              <w:rPr>
+                <w:rFonts w:ascii="Times New Roman" w:eastAsia="Times New Roman" w:hAnsi="Times New Roman" w:cs="Times New Roman"/>
+                <w:color w:val="auto"/>
+                <w:szCs w:val="24"/>
+                <w:lang w:eastAsia="en-IN" w:bidi="te-IN"/>
+              </w:rPr>
+              <w:t>:</w:t>
+            </w:r>
+          </w:p>
+          <w:p>
+            <w:pPr>
+              <w:pStyle w:val="ListParagraph"/>
+              <w:tabs>
+                <w:tab w:val="left" w:pos="916"/>
+                <w:tab w:val="left" w:pos="1832"/>
+                <w:tab w:val="left" w:pos="2748"/>
+                <w:tab w:val="left" w:pos="3664"/>
+                <w:tab w:val="left" w:pos="4580"/>
+                <w:tab w:val="left" w:pos="5496"/>
+                <w:tab w:val="left" w:pos="6412"/>
+                <w:tab w:val="left" w:pos="7328"/>
+                <w:tab w:val="left" w:pos="8244"/>
+                <w:tab w:val="left" w:pos="9160"/>
+                <w:tab w:val="left" w:pos="10076"/>
+                <w:tab w:val="left" w:pos="10992"/>
+                <w:tab w:val="left" w:pos="11908"/>
+                <w:tab w:val="left" w:pos="12824"/>
+                <w:tab w:val="left" w:pos="13740"/>
+                <w:tab w:val="left" w:pos="14656"/>
+              </w:tabs>
+              <w:rPr>
+                <w:rFonts w:eastAsia="Times New Roman" w:cs="Courier New"/>
+                <w:color w:val="auto"/>
+                <w:szCs w:val="20"/>
+                <w:lang w:eastAsia="en-IN" w:bidi="te-IN"/>
+              </w:rPr>
+            </w:pPr>
+            <w:r>
+              <w:rPr>
+                <w:rFonts w:eastAsia="Times New Roman" w:cs="Courier New"/>
+                <w:color w:val="auto"/>
+                <w:szCs w:val="20"/>
+                <w:lang w:eastAsia="en-IN" w:bidi="te-IN"/>
+              </w:rPr>
+              <w:t>set JPDA_ADDRESS=8000</w:t>
+            </w:r>
+          </w:p>
+          <w:p>
+            <w:pPr>
+              <w:pStyle w:val="ListParagraph"/>
+              <w:tabs>
+                <w:tab w:val="left" w:pos="916"/>
+                <w:tab w:val="left" w:pos="1832"/>
+                <w:tab w:val="left" w:pos="2748"/>
+                <w:tab w:val="left" w:pos="3664"/>
+                <w:tab w:val="left" w:pos="4580"/>
+                <w:tab w:val="left" w:pos="5496"/>
+                <w:tab w:val="left" w:pos="6412"/>
+                <w:tab w:val="left" w:pos="7328"/>
+                <w:tab w:val="left" w:pos="8244"/>
+                <w:tab w:val="left" w:pos="9160"/>
+                <w:tab w:val="left" w:pos="10076"/>
+                <w:tab w:val="left" w:pos="10992"/>
+                <w:tab w:val="left" w:pos="11908"/>
+                <w:tab w:val="left" w:pos="12824"/>
+                <w:tab w:val="left" w:pos="13740"/>
+                <w:tab w:val="left" w:pos="14656"/>
+              </w:tabs>
+              <w:rPr>
+                <w:rFonts w:eastAsia="Times New Roman" w:cs="Courier New"/>
+                <w:color w:val="auto"/>
+                <w:szCs w:val="20"/>
+                <w:lang w:eastAsia="en-IN" w:bidi="te-IN"/>
+              </w:rPr>
+            </w:pPr>
+            <w:r>
+              <w:rPr>
+                <w:rFonts w:eastAsia="Times New Roman" w:cs="Courier New"/>
+                <w:color w:val="auto"/>
+                <w:szCs w:val="20"/>
+                <w:lang w:eastAsia="en-IN" w:bidi="te-IN"/>
+              </w:rPr>
+              <w:t>set JPDA_TRANSPORT=dt_socket</w:t>
+            </w:r>
+          </w:p>
+          <w:p>
+            <w:pPr>
+              <w:spacing w:beforeAutospacing="1" w:after="100" w:afterAutospacing="1"/>
+              <w:rPr>
+                <w:rFonts w:ascii="Times New Roman" w:eastAsia="Times New Roman" w:hAnsi="Times New Roman" w:cs="Times New Roman"/>
+                <w:color w:val="auto"/>
+                <w:szCs w:val="24"/>
+                <w:lang w:eastAsia="en-IN" w:bidi="te-IN"/>
+              </w:rPr>
+            </w:pPr>
+          </w:p>
+        </w:tc>
+      </w:tr>
+      <w:tr>
+        <w:tc>
+          <w:tcPr>
+            <w:tcW w:w="6295" w:type="dxa"/>
+          </w:tcPr>
+          <w:p>
+            <w:pPr>
+              <w:pStyle w:val="ListParagraph"/>
+              <w:numPr>
+                <w:ilvl w:val="0"/>
+                <w:numId w:val="4"/>
+              </w:numPr>
+              <w:tabs>
+                <w:tab w:val="left" w:pos="916"/>
+                <w:tab w:val="left" w:pos="1832"/>
+                <w:tab w:val="left" w:pos="2748"/>
+                <w:tab w:val="left" w:pos="3664"/>
+                <w:tab w:val="left" w:pos="4580"/>
+                <w:tab w:val="left" w:pos="5496"/>
+                <w:tab w:val="left" w:pos="6412"/>
+                <w:tab w:val="left" w:pos="7328"/>
+                <w:tab w:val="left" w:pos="8244"/>
+                <w:tab w:val="left" w:pos="9160"/>
+                <w:tab w:val="left" w:pos="10076"/>
+                <w:tab w:val="left" w:pos="10992"/>
+                <w:tab w:val="left" w:pos="11908"/>
+                <w:tab w:val="left" w:pos="12824"/>
+                <w:tab w:val="left" w:pos="13740"/>
+                <w:tab w:val="left" w:pos="14656"/>
+              </w:tabs>
+              <w:rPr>
+                <w:rStyle w:val="Strong"/>
+                <w:rFonts w:asciiTheme="majorHAnsi" w:eastAsiaTheme="majorEastAsia" w:hAnsiTheme="majorHAnsi" w:cstheme="majorBidi"/>
+                <w:i/>
+                <w:iCs/>
+                <w:color w:val="2E74B5" w:themeColor="accent1" w:themeShade="BF"/>
+              </w:rPr>
+            </w:pPr>
+            <w:r>
+              <w:rPr>
+                <w:rStyle w:val="Strong"/>
+                <w:rFonts w:asciiTheme="majorHAnsi" w:eastAsiaTheme="majorEastAsia" w:hAnsiTheme="majorHAnsi" w:cstheme="majorBidi"/>
+                <w:i/>
+                <w:iCs/>
+                <w:color w:val="2E74B5" w:themeColor="accent1" w:themeShade="BF"/>
+              </w:rPr>
+              <w:t xml:space="preserve">after adding above 2 properties , start tomcat server with this command </w:t>
+            </w:r>
+          </w:p>
+          <w:p>
+            <w:pPr>
+              <w:spacing w:beforeAutospacing="1" w:after="100" w:afterAutospacing="1"/>
+              <w:rPr>
+                <w:rFonts w:ascii="Times New Roman" w:eastAsia="Times New Roman" w:hAnsi="Times New Roman" w:cs="Times New Roman"/>
+                <w:color w:val="auto"/>
+                <w:szCs w:val="24"/>
+                <w:lang w:eastAsia="en-IN" w:bidi="te-IN"/>
+              </w:rPr>
+            </w:pPr>
+          </w:p>
+        </w:tc>
+        <w:tc>
+          <w:tcPr>
+            <w:tcW w:w="15295" w:type="dxa"/>
+          </w:tcPr>
+          <w:p>
+            <w:pPr>
+              <w:pStyle w:val="ListParagraph"/>
+              <w:tabs>
+                <w:tab w:val="left" w:pos="916"/>
+                <w:tab w:val="left" w:pos="1832"/>
+                <w:tab w:val="left" w:pos="2748"/>
+                <w:tab w:val="left" w:pos="3664"/>
+                <w:tab w:val="left" w:pos="4580"/>
+                <w:tab w:val="left" w:pos="5496"/>
+                <w:tab w:val="left" w:pos="6412"/>
+                <w:tab w:val="left" w:pos="7328"/>
+                <w:tab w:val="left" w:pos="8244"/>
+                <w:tab w:val="left" w:pos="9160"/>
+                <w:tab w:val="left" w:pos="10076"/>
+                <w:tab w:val="left" w:pos="10992"/>
+                <w:tab w:val="left" w:pos="11908"/>
+                <w:tab w:val="left" w:pos="12824"/>
+                <w:tab w:val="left" w:pos="13740"/>
+                <w:tab w:val="left" w:pos="14656"/>
+              </w:tabs>
+              <w:rPr>
+                <w:rFonts w:eastAsia="Times New Roman" w:cs="Courier New"/>
+                <w:color w:val="auto"/>
+                <w:szCs w:val="20"/>
+                <w:lang w:eastAsia="en-IN" w:bidi="te-IN"/>
+              </w:rPr>
+            </w:pPr>
+            <w:r>
+              <w:rPr>
+                <w:rFonts w:eastAsia="Times New Roman" w:cs="Courier New"/>
+                <w:color w:val="auto"/>
+                <w:szCs w:val="20"/>
+                <w:lang w:eastAsia="en-IN" w:bidi="te-IN"/>
+              </w:rPr>
+              <w:t>catalina.bat jpda start</w:t>
+            </w:r>
+          </w:p>
+          <w:p>
+            <w:pPr>
+              <w:spacing w:beforeAutospacing="1" w:after="100" w:afterAutospacing="1"/>
+              <w:rPr>
+                <w:rFonts w:ascii="Times New Roman" w:eastAsia="Times New Roman" w:hAnsi="Times New Roman" w:cs="Times New Roman"/>
+                <w:color w:val="auto"/>
+                <w:szCs w:val="24"/>
+                <w:lang w:eastAsia="en-IN" w:bidi="te-IN"/>
+              </w:rPr>
+            </w:pPr>
+            <w:r>
+              <w:rPr>
+                <w:rFonts w:ascii="Times New Roman" w:eastAsia="Times New Roman" w:hAnsi="Times New Roman" w:cs="Times New Roman"/>
+                <w:color w:val="auto"/>
+                <w:szCs w:val="24"/>
+                <w:lang w:eastAsia="en-IN" w:bidi="te-IN"/>
+              </w:rPr>
+              <w:t xml:space="preserve">// </w:t>
+            </w:r>
+            <w:r>
+              <w:rPr>
+                <w:rFonts w:ascii="Times New Roman" w:eastAsia="Times New Roman" w:hAnsi="Times New Roman" w:cs="Times New Roman"/>
+                <w:color w:val="auto"/>
+                <w:szCs w:val="24"/>
+                <w:lang w:eastAsia="en-IN" w:bidi="te-IN"/>
+              </w:rPr>
+              <w:t>This starts Tomcat in debug mode, listening on port 8000.</w:t>
+            </w:r>
+          </w:p>
+          <w:p>
+            <w:pPr>
+              <w:spacing w:beforeAutospacing="1" w:after="100" w:afterAutospacing="1"/>
+              <w:rPr>
+                <w:rFonts w:ascii="Times New Roman" w:eastAsia="Times New Roman" w:hAnsi="Times New Roman" w:cs="Times New Roman"/>
+                <w:color w:val="auto"/>
+                <w:szCs w:val="24"/>
+                <w:lang w:eastAsia="en-IN" w:bidi="te-IN"/>
+              </w:rPr>
+            </w:pPr>
+            <w:bookmarkStart w:id="0" w:name="_GoBack"/>
+            <w:bookmarkEnd w:id="0"/>
+          </w:p>
+        </w:tc>
+      </w:tr>
+      <w:tr>
+        <w:tc>
+          <w:tcPr>
+            <w:tcW w:w="6295" w:type="dxa"/>
+          </w:tcPr>
+          <w:p>
+            <w:pPr>
+              <w:pStyle w:val="Heading4"/>
+              <w:rPr>
+                <w:rFonts w:ascii="Times New Roman" w:hAnsi="Times New Roman"/>
+                <w:color w:val="auto"/>
+              </w:rPr>
+            </w:pPr>
+            <w:r>
+              <w:rPr>
+                <w:rStyle w:val="Strong"/>
+                <w:b w:val="0"/>
+                <w:bCs w:val="0"/>
+              </w:rPr>
+              <w:lastRenderedPageBreak/>
+              <w:t>Create a Remote Debug Configuration in IntelliJ</w:t>
+            </w:r>
+          </w:p>
+          <w:p>
+            <w:pPr>
+              <w:spacing w:beforeAutospacing="1" w:afterAutospacing="1"/>
+            </w:pPr>
+          </w:p>
+        </w:tc>
+        <w:tc>
+          <w:tcPr>
+            <w:tcW w:w="15295" w:type="dxa"/>
+          </w:tcPr>
+          <w:p>
+            <w:pPr>
+              <w:rPr>
+                <w:rFonts w:ascii="Times New Roman" w:eastAsia="Times New Roman" w:hAnsi="Times New Roman" w:cs="Times New Roman"/>
+                <w:color w:val="auto"/>
+                <w:szCs w:val="24"/>
+                <w:lang w:eastAsia="en-IN" w:bidi="te-IN"/>
+              </w:rPr>
+            </w:pPr>
+            <w:r>
+              <w:rPr>
+                <w:rFonts w:ascii="Times New Roman" w:eastAsia="Times New Roman" w:hAnsi="Symbol" w:cs="Times New Roman"/>
+                <w:color w:val="auto"/>
+                <w:szCs w:val="24"/>
+                <w:lang w:eastAsia="en-IN" w:bidi="te-IN"/>
+              </w:rPr>
+              <w:t></w:t>
+            </w:r>
+            <w:r>
+              <w:rPr>
+                <w:rFonts w:ascii="Times New Roman" w:eastAsia="Times New Roman" w:hAnsi="Times New Roman" w:cs="Times New Roman"/>
+                <w:color w:val="auto"/>
+                <w:szCs w:val="24"/>
+                <w:lang w:eastAsia="en-IN" w:bidi="te-IN"/>
+              </w:rPr>
+              <w:t xml:space="preserve">  Go to </w:t>
+            </w:r>
+            <w:r>
+              <w:rPr>
+                <w:rFonts w:ascii="Times New Roman" w:eastAsia="Times New Roman" w:hAnsi="Times New Roman" w:cs="Times New Roman"/>
+                <w:b/>
+                <w:bCs/>
+                <w:color w:val="auto"/>
+                <w:szCs w:val="24"/>
+                <w:lang w:eastAsia="en-IN" w:bidi="te-IN"/>
+              </w:rPr>
+              <w:t>Run &gt; Edit Configurations</w:t>
+            </w:r>
+          </w:p>
+          <w:p>
+            <w:pPr>
+              <w:rPr>
+                <w:rFonts w:ascii="Times New Roman" w:eastAsia="Times New Roman" w:hAnsi="Times New Roman" w:cs="Times New Roman"/>
+                <w:color w:val="auto"/>
+                <w:szCs w:val="24"/>
+                <w:lang w:eastAsia="en-IN" w:bidi="te-IN"/>
+              </w:rPr>
+            </w:pPr>
+            <w:r>
+              <w:rPr>
+                <w:rFonts w:ascii="Times New Roman" w:eastAsia="Times New Roman" w:hAnsi="Symbol" w:cs="Times New Roman"/>
+                <w:color w:val="auto"/>
+                <w:szCs w:val="24"/>
+                <w:lang w:eastAsia="en-IN" w:bidi="te-IN"/>
+              </w:rPr>
+              <w:t></w:t>
+            </w:r>
+            <w:r>
+              <w:rPr>
+                <w:rFonts w:ascii="Times New Roman" w:eastAsia="Times New Roman" w:hAnsi="Times New Roman" w:cs="Times New Roman"/>
+                <w:color w:val="auto"/>
+                <w:szCs w:val="24"/>
+                <w:lang w:eastAsia="en-IN" w:bidi="te-IN"/>
+              </w:rPr>
+              <w:t xml:space="preserve">  Click the </w:t>
+            </w:r>
+            <w:r>
+              <w:rPr>
+                <w:rFonts w:ascii="Times New Roman" w:eastAsia="Times New Roman" w:hAnsi="Times New Roman" w:cs="Times New Roman"/>
+                <w:b/>
+                <w:bCs/>
+                <w:color w:val="auto"/>
+                <w:szCs w:val="24"/>
+                <w:lang w:eastAsia="en-IN" w:bidi="te-IN"/>
+              </w:rPr>
+              <w:t>+</w:t>
+            </w:r>
+            <w:r>
+              <w:rPr>
+                <w:rFonts w:ascii="Times New Roman" w:eastAsia="Times New Roman" w:hAnsi="Times New Roman" w:cs="Times New Roman"/>
+                <w:color w:val="auto"/>
+                <w:szCs w:val="24"/>
+                <w:lang w:eastAsia="en-IN" w:bidi="te-IN"/>
+              </w:rPr>
+              <w:t xml:space="preserve"> icon → Select </w:t>
+            </w:r>
+            <w:r>
+              <w:rPr>
+                <w:rFonts w:ascii="Times New Roman" w:eastAsia="Times New Roman" w:hAnsi="Times New Roman" w:cs="Times New Roman"/>
+                <w:b/>
+                <w:bCs/>
+                <w:color w:val="auto"/>
+                <w:szCs w:val="24"/>
+                <w:lang w:eastAsia="en-IN" w:bidi="te-IN"/>
+              </w:rPr>
+              <w:t>Remote JVM Debug</w:t>
+            </w:r>
+          </w:p>
+          <w:p>
+            <w:pPr>
+              <w:rPr>
+                <w:rFonts w:ascii="Times New Roman" w:eastAsia="Times New Roman" w:hAnsi="Times New Roman" w:cs="Times New Roman"/>
+                <w:color w:val="auto"/>
+                <w:szCs w:val="24"/>
+                <w:lang w:eastAsia="en-IN" w:bidi="te-IN"/>
+              </w:rPr>
+            </w:pPr>
+            <w:r>
+              <w:rPr>
+                <w:rFonts w:ascii="Times New Roman" w:eastAsia="Times New Roman" w:hAnsi="Symbol" w:cs="Times New Roman"/>
+                <w:color w:val="auto"/>
+                <w:szCs w:val="24"/>
+                <w:lang w:eastAsia="en-IN" w:bidi="te-IN"/>
+              </w:rPr>
+              <w:t></w:t>
+            </w:r>
+            <w:r>
+              <w:rPr>
+                <w:rFonts w:ascii="Times New Roman" w:eastAsia="Times New Roman" w:hAnsi="Times New Roman" w:cs="Times New Roman"/>
+                <w:color w:val="auto"/>
+                <w:szCs w:val="24"/>
+                <w:lang w:eastAsia="en-IN" w:bidi="te-IN"/>
+              </w:rPr>
+              <w:t xml:space="preserve">  Set a name like </w:t>
+            </w:r>
+            <w:r>
+              <w:rPr>
+                <w:rFonts w:ascii="Courier New" w:eastAsia="Times New Roman" w:hAnsi="Courier New" w:cs="Courier New"/>
+                <w:color w:val="auto"/>
+                <w:sz w:val="20"/>
+                <w:szCs w:val="20"/>
+                <w:lang w:eastAsia="en-IN" w:bidi="te-IN"/>
+              </w:rPr>
+              <w:t>Remote Tomcat</w:t>
+            </w:r>
+          </w:p>
+          <w:p>
+            <w:pPr>
+              <w:rPr>
+                <w:rFonts w:ascii="Times New Roman" w:eastAsia="Times New Roman" w:hAnsi="Times New Roman" w:cs="Times New Roman"/>
+                <w:color w:val="auto"/>
+                <w:szCs w:val="24"/>
+                <w:lang w:eastAsia="en-IN" w:bidi="te-IN"/>
+              </w:rPr>
+            </w:pPr>
+            <w:r>
+              <w:rPr>
+                <w:rFonts w:ascii="Times New Roman" w:eastAsia="Times New Roman" w:hAnsi="Symbol" w:cs="Times New Roman"/>
+                <w:color w:val="auto"/>
+                <w:szCs w:val="24"/>
+                <w:lang w:eastAsia="en-IN" w:bidi="te-IN"/>
+              </w:rPr>
+              <w:t></w:t>
+            </w:r>
+            <w:r>
+              <w:rPr>
+                <w:rFonts w:ascii="Times New Roman" w:eastAsia="Times New Roman" w:hAnsi="Times New Roman" w:cs="Times New Roman"/>
+                <w:color w:val="auto"/>
+                <w:szCs w:val="24"/>
+                <w:lang w:eastAsia="en-IN" w:bidi="te-IN"/>
+              </w:rPr>
+              <w:t xml:space="preserve">  Set:</w:t>
+            </w:r>
+          </w:p>
+          <w:p>
+            <w:pPr>
+              <w:numPr>
+                <w:ilvl w:val="0"/>
+                <w:numId w:val="9"/>
+              </w:numPr>
+              <w:rPr>
+                <w:rFonts w:ascii="Times New Roman" w:eastAsia="Times New Roman" w:hAnsi="Times New Roman" w:cs="Times New Roman"/>
+                <w:color w:val="auto"/>
+                <w:szCs w:val="24"/>
+                <w:lang w:eastAsia="en-IN" w:bidi="te-IN"/>
+              </w:rPr>
+            </w:pPr>
+            <w:r>
+              <w:rPr>
+                <w:rFonts w:ascii="Times New Roman" w:eastAsia="Times New Roman" w:hAnsi="Times New Roman" w:cs="Times New Roman"/>
+                <w:b/>
+                <w:bCs/>
+                <w:color w:val="auto"/>
+                <w:szCs w:val="24"/>
+                <w:lang w:eastAsia="en-IN" w:bidi="te-IN"/>
+              </w:rPr>
+              <w:t>Host</w:t>
+            </w:r>
+            <w:r>
+              <w:rPr>
+                <w:rFonts w:ascii="Times New Roman" w:eastAsia="Times New Roman" w:hAnsi="Times New Roman" w:cs="Times New Roman"/>
+                <w:color w:val="auto"/>
+                <w:szCs w:val="24"/>
+                <w:lang w:eastAsia="en-IN" w:bidi="te-IN"/>
+              </w:rPr>
+              <w:t xml:space="preserve">: </w:t>
+            </w:r>
+            <w:r>
+              <w:rPr>
+                <w:rFonts w:ascii="Courier New" w:eastAsia="Times New Roman" w:hAnsi="Courier New" w:cs="Courier New"/>
+                <w:color w:val="auto"/>
+                <w:sz w:val="20"/>
+                <w:szCs w:val="20"/>
+                <w:lang w:eastAsia="en-IN" w:bidi="te-IN"/>
+              </w:rPr>
+              <w:t>localhost</w:t>
+            </w:r>
+            <w:r>
+              <w:rPr>
+                <w:rFonts w:ascii="Times New Roman" w:eastAsia="Times New Roman" w:hAnsi="Times New Roman" w:cs="Times New Roman"/>
+                <w:color w:val="auto"/>
+                <w:szCs w:val="24"/>
+                <w:lang w:eastAsia="en-IN" w:bidi="te-IN"/>
+              </w:rPr>
+              <w:t xml:space="preserve"> (or your server IP if remote)</w:t>
+            </w:r>
+          </w:p>
+          <w:p>
+            <w:pPr>
+              <w:numPr>
+                <w:ilvl w:val="0"/>
+                <w:numId w:val="9"/>
+              </w:numPr>
+              <w:rPr>
+                <w:rFonts w:ascii="Times New Roman" w:eastAsia="Times New Roman" w:hAnsi="Times New Roman" w:cs="Times New Roman"/>
+                <w:color w:val="auto"/>
+                <w:szCs w:val="24"/>
+                <w:lang w:eastAsia="en-IN" w:bidi="te-IN"/>
+              </w:rPr>
+            </w:pPr>
+            <w:r>
+              <w:rPr>
+                <w:rFonts w:ascii="Times New Roman" w:eastAsia="Times New Roman" w:hAnsi="Times New Roman" w:cs="Times New Roman"/>
+                <w:b/>
+                <w:bCs/>
+                <w:color w:val="auto"/>
+                <w:szCs w:val="24"/>
+                <w:lang w:eastAsia="en-IN" w:bidi="te-IN"/>
+              </w:rPr>
+              <w:t>Port</w:t>
+            </w:r>
+            <w:r>
+              <w:rPr>
+                <w:rFonts w:ascii="Times New Roman" w:eastAsia="Times New Roman" w:hAnsi="Times New Roman" w:cs="Times New Roman"/>
+                <w:color w:val="auto"/>
+                <w:szCs w:val="24"/>
+                <w:lang w:eastAsia="en-IN" w:bidi="te-IN"/>
+              </w:rPr>
+              <w:t xml:space="preserve">: </w:t>
+            </w:r>
+            <w:r>
+              <w:rPr>
+                <w:rFonts w:ascii="Courier New" w:eastAsia="Times New Roman" w:hAnsi="Courier New" w:cs="Courier New"/>
+                <w:color w:val="auto"/>
+                <w:sz w:val="20"/>
+                <w:szCs w:val="20"/>
+                <w:lang w:eastAsia="en-IN" w:bidi="te-IN"/>
+              </w:rPr>
+              <w:t>8000</w:t>
+            </w:r>
+            <w:r>
+              <w:rPr>
+                <w:rFonts w:ascii="Times New Roman" w:eastAsia="Times New Roman" w:hAnsi="Times New Roman" w:cs="Times New Roman"/>
+                <w:color w:val="auto"/>
+                <w:szCs w:val="24"/>
+                <w:lang w:eastAsia="en-IN" w:bidi="te-IN"/>
+              </w:rPr>
+              <w:t xml:space="preserve"> (or the port you set above)</w:t>
+            </w:r>
+          </w:p>
+          <w:p>
+            <w:pPr>
+              <w:spacing w:before="100" w:beforeAutospacing="1" w:after="100" w:afterAutospacing="1"/>
+              <w:rPr>
+                <w:rFonts w:ascii="Times New Roman" w:eastAsia="Times New Roman" w:hAnsi="Times New Roman" w:cs="Times New Roman"/>
+                <w:color w:val="auto"/>
+                <w:szCs w:val="24"/>
+                <w:lang w:eastAsia="en-IN" w:bidi="te-IN"/>
+              </w:rPr>
+            </w:pPr>
+            <w:r>
+              <w:rPr>
+                <w:rFonts w:ascii="Times New Roman" w:eastAsia="Times New Roman" w:hAnsi="Symbol" w:cs="Times New Roman"/>
+                <w:color w:val="auto"/>
+                <w:szCs w:val="24"/>
+                <w:lang w:eastAsia="en-IN" w:bidi="te-IN"/>
+              </w:rPr>
+              <w:t></w:t>
+            </w:r>
+            <w:r>
+              <w:rPr>
+                <w:rFonts w:ascii="Times New Roman" w:eastAsia="Times New Roman" w:hAnsi="Times New Roman" w:cs="Times New Roman"/>
+                <w:color w:val="auto"/>
+                <w:szCs w:val="24"/>
+                <w:lang w:eastAsia="en-IN" w:bidi="te-IN"/>
+              </w:rPr>
+              <w:t xml:space="preserve">  Click </w:t>
+            </w:r>
+            <w:r>
+              <w:rPr>
+                <w:rFonts w:ascii="Times New Roman" w:eastAsia="Times New Roman" w:hAnsi="Times New Roman" w:cs="Times New Roman"/>
+                <w:b/>
+                <w:bCs/>
+                <w:color w:val="auto"/>
+                <w:szCs w:val="24"/>
+                <w:lang w:eastAsia="en-IN" w:bidi="te-IN"/>
+              </w:rPr>
+              <w:t>Apply</w:t>
+            </w:r>
+            <w:r>
+              <w:rPr>
+                <w:rFonts w:ascii="Times New Roman" w:eastAsia="Times New Roman" w:hAnsi="Times New Roman" w:cs="Times New Roman"/>
+                <w:color w:val="auto"/>
+                <w:szCs w:val="24"/>
+                <w:lang w:eastAsia="en-IN" w:bidi="te-IN"/>
+              </w:rPr>
+              <w:t xml:space="preserve"> and </w:t>
+            </w:r>
+            <w:r>
+              <w:rPr>
+                <w:rFonts w:ascii="Times New Roman" w:eastAsia="Times New Roman" w:hAnsi="Times New Roman" w:cs="Times New Roman"/>
+                <w:b/>
+                <w:bCs/>
+                <w:color w:val="auto"/>
+                <w:szCs w:val="24"/>
+                <w:lang w:eastAsia="en-IN" w:bidi="te-IN"/>
+              </w:rPr>
+              <w:t>OK</w:t>
+            </w:r>
+          </w:p>
+          <w:p>
+            <w:pPr>
+              <w:pStyle w:val="Heading4"/>
+              <w:rPr>
+                <w:rFonts w:ascii="Times New Roman" w:hAnsi="Times New Roman"/>
+                <w:color w:val="auto"/>
+              </w:rPr>
+            </w:pPr>
+            <w:r>
+              <w:rPr>
+                <w:rStyle w:val="Strong"/>
+                <w:b w:val="0"/>
+                <w:bCs w:val="0"/>
+              </w:rPr>
+              <w:t>Start Debugging</w:t>
+            </w:r>
+          </w:p>
+          <w:p>
+            <w:pPr>
+              <w:pStyle w:val="NormalWeb"/>
+              <w:numPr>
+                <w:ilvl w:val="0"/>
+                <w:numId w:val="10"/>
+              </w:numPr>
+            </w:pPr>
+            <w:r>
+              <w:t>Start your Tomcat server with JPDA enabled</w:t>
+            </w:r>
+          </w:p>
+          <w:p>
+            <w:pPr>
+              <w:pStyle w:val="NormalWeb"/>
+              <w:numPr>
+                <w:ilvl w:val="0"/>
+                <w:numId w:val="10"/>
+              </w:numPr>
+            </w:pPr>
+            <w:r>
+              <w:t xml:space="preserve">In IntelliJ, click </w:t>
+            </w:r>
+            <w:r>
+              <w:rPr>
+                <w:rStyle w:val="Strong"/>
+              </w:rPr>
+              <w:t>Run &gt; Debug 'Remote Tomcat'</w:t>
+            </w:r>
+          </w:p>
+          <w:p>
+            <w:pPr>
+              <w:pStyle w:val="NormalWeb"/>
+              <w:numPr>
+                <w:ilvl w:val="0"/>
+                <w:numId w:val="10"/>
+              </w:numPr>
+            </w:pPr>
+            <w:r>
+              <w:t>Set breakpoints in your code — IntelliJ will now connect and allow debugging!</w:t>
+            </w:r>
+          </w:p>
+          <w:p>
+            <w:pPr>
+              <w:spacing w:beforeAutospacing="1" w:after="100" w:afterAutospacing="1"/>
+              <w:rPr>
+                <w:rFonts w:ascii="Times New Roman" w:eastAsia="Times New Roman" w:hAnsi="Times New Roman" w:cs="Times New Roman"/>
+                <w:color w:val="auto"/>
+                <w:szCs w:val="24"/>
+                <w:lang w:eastAsia="en-IN" w:bidi="te-IN"/>
+              </w:rPr>
+            </w:pPr>
+          </w:p>
+        </w:tc>
+      </w:tr>
+    </w:tbl>
+    <w:p>
+      <w:pPr>
+        <w:spacing w:beforeAutospacing="1" w:after="100" w:afterAutospacing="1" w:line="240" w:lineRule="auto"/>
+        <w:rPr>
+          <w:rFonts w:ascii="Times New Roman" w:eastAsia="Times New Roman" w:hAnsi="Times New Roman" w:cs="Times New Roman"/>
+          <w:color w:val="auto"/>
+          <w:szCs w:val="24"/>
+          <w:lang w:eastAsia="en-IN" w:bidi="te-IN"/>
+        </w:rPr>
+      </w:pPr>
+    </w:p>
+    <w:p>
+      <w:pPr>
+        <w:rPr>
+          <w:lang w:val="en-US"/>
+        </w:rPr>
+      </w:pPr>
+    </w:p>
+    <w:p>
+      <w:pPr>
+        <w:rPr>
           <w:lang w:val="en-US"/>
         </w:rPr>
       </w:pPr>
@@ -684,6 +3292,304 @@
 <file path=word/numbering.xml><?xml version="1.0" encoding="utf-8"?>
 <w:numbering xmlns:wpc="http://schemas.microsoft.com/office/word/2010/wordprocessingCanvas" xmlns:mc="http://schemas.openxmlformats.org/markup-compatibility/2006" xmlns:o="urn:schemas-microsoft-com:office:office" xmlns:r="http://schemas.openxmlformats.org/officeDocument/2006/relationships" xmlns:m="http://schemas.openxmlformats.org/officeDocument/2006/math" xmlns:v="urn:schemas-microsoft-com:vml" xmlns:wp14="http://schemas.microsoft.com/office/word/2010/wordprocessingDrawing" xmlns:wp="http://schemas.openxmlformats.org/drawingml/2006/wordprocessingDrawing" xmlns:w10="urn:schemas-microsoft-com:office:word" xmlns:w="http://schemas.openxmlformats.org/wordprocessingml/2006/main" xmlns:w14="http://schemas.microsoft.com/office/word/2010/wordml" xmlns:w15="http://schemas.microsoft.com/office/word/2012/wordml" xmlns:wpg="http://schemas.microsoft.com/office/word/2010/wordprocessingGroup" xmlns:wpi="http://schemas.microsoft.com/office/word/2010/wordprocessingInk" xmlns:wne="http://schemas.microsoft.com/office/word/2006/wordml" xmlns:wps="http://schemas.microsoft.com/office/word/2010/wordprocessingShape" mc:Ignorable="w14 w15 wp14">
   <w:abstractNum w:abstractNumId="0">
+    <w:nsid w:val="0E212FC5"/>
+    <w:multiLevelType w:val="multilevel"/>
+    <w:tmpl w:val="8A16CF0E"/>
+    <w:lvl w:ilvl="0">
+      <w:start w:val="1"/>
+      <w:numFmt w:val="bullet"/>
+      <w:lvlText w:val=""/>
+      <w:lvlJc w:val="left"/>
+      <w:pPr>
+        <w:tabs>
+          <w:tab w:val="num" w:pos="720"/>
+        </w:tabs>
+        <w:ind w:left="720" w:hanging="360"/>
+      </w:pPr>
+      <w:rPr>
+        <w:rFonts w:ascii="Symbol" w:hAnsi="Symbol" w:hint="default"/>
+        <w:sz w:val="20"/>
+      </w:rPr>
+    </w:lvl>
+    <w:lvl w:ilvl="1" w:tentative="1">
+      <w:start w:val="1"/>
+      <w:numFmt w:val="bullet"/>
+      <w:lvlText w:val=""/>
+      <w:lvlJc w:val="left"/>
+      <w:pPr>
+        <w:tabs>
+          <w:tab w:val="num" w:pos="1440"/>
+        </w:tabs>
+        <w:ind w:left="1440" w:hanging="360"/>
+      </w:pPr>
+      <w:rPr>
+        <w:rFonts w:ascii="Symbol" w:hAnsi="Symbol" w:hint="default"/>
+        <w:sz w:val="20"/>
+      </w:rPr>
+    </w:lvl>
+    <w:lvl w:ilvl="2" w:tentative="1">
+      <w:start w:val="1"/>
+      <w:numFmt w:val="bullet"/>
+      <w:lvlText w:val=""/>
+      <w:lvlJc w:val="left"/>
+      <w:pPr>
+        <w:tabs>
+          <w:tab w:val="num" w:pos="2160"/>
+        </w:tabs>
+        <w:ind w:left="2160" w:hanging="360"/>
+      </w:pPr>
+      <w:rPr>
+        <w:rFonts w:ascii="Symbol" w:hAnsi="Symbol" w:hint="default"/>
+        <w:sz w:val="20"/>
+      </w:rPr>
+    </w:lvl>
+    <w:lvl w:ilvl="3" w:tentative="1">
+      <w:start w:val="1"/>
+      <w:numFmt w:val="bullet"/>
+      <w:lvlText w:val=""/>
+      <w:lvlJc w:val="left"/>
+      <w:pPr>
+        <w:tabs>
+          <w:tab w:val="num" w:pos="2880"/>
+        </w:tabs>
+        <w:ind w:left="2880" w:hanging="360"/>
+      </w:pPr>
+      <w:rPr>
+        <w:rFonts w:ascii="Symbol" w:hAnsi="Symbol" w:hint="default"/>
+        <w:sz w:val="20"/>
+      </w:rPr>
+    </w:lvl>
+    <w:lvl w:ilvl="4" w:tentative="1">
+      <w:start w:val="1"/>
+      <w:numFmt w:val="bullet"/>
+      <w:lvlText w:val=""/>
+      <w:lvlJc w:val="left"/>
+      <w:pPr>
+        <w:tabs>
+          <w:tab w:val="num" w:pos="3600"/>
+        </w:tabs>
+        <w:ind w:left="3600" w:hanging="360"/>
+      </w:pPr>
+      <w:rPr>
+        <w:rFonts w:ascii="Symbol" w:hAnsi="Symbol" w:hint="default"/>
+        <w:sz w:val="20"/>
+      </w:rPr>
+    </w:lvl>
+    <w:lvl w:ilvl="5" w:tentative="1">
+      <w:start w:val="1"/>
+      <w:numFmt w:val="bullet"/>
+      <w:lvlText w:val=""/>
+      <w:lvlJc w:val="left"/>
+      <w:pPr>
+        <w:tabs>
+          <w:tab w:val="num" w:pos="4320"/>
+        </w:tabs>
+        <w:ind w:left="4320" w:hanging="360"/>
+      </w:pPr>
+      <w:rPr>
+        <w:rFonts w:ascii="Symbol" w:hAnsi="Symbol" w:hint="default"/>
+        <w:sz w:val="20"/>
+      </w:rPr>
+    </w:lvl>
+    <w:lvl w:ilvl="6" w:tentative="1">
+      <w:start w:val="1"/>
+      <w:numFmt w:val="bullet"/>
+      <w:lvlText w:val=""/>
+      <w:lvlJc w:val="left"/>
+      <w:pPr>
+        <w:tabs>
+          <w:tab w:val="num" w:pos="5040"/>
+        </w:tabs>
+        <w:ind w:left="5040" w:hanging="360"/>
+      </w:pPr>
+      <w:rPr>
+        <w:rFonts w:ascii="Symbol" w:hAnsi="Symbol" w:hint="default"/>
+        <w:sz w:val="20"/>
+      </w:rPr>
+    </w:lvl>
+    <w:lvl w:ilvl="7" w:tentative="1">
+      <w:start w:val="1"/>
+      <w:numFmt w:val="bullet"/>
+      <w:lvlText w:val=""/>
+      <w:lvlJc w:val="left"/>
+      <w:pPr>
+        <w:tabs>
+          <w:tab w:val="num" w:pos="5760"/>
+        </w:tabs>
+        <w:ind w:left="5760" w:hanging="360"/>
+      </w:pPr>
+      <w:rPr>
+        <w:rFonts w:ascii="Symbol" w:hAnsi="Symbol" w:hint="default"/>
+        <w:sz w:val="20"/>
+      </w:rPr>
+    </w:lvl>
+    <w:lvl w:ilvl="8" w:tentative="1">
+      <w:start w:val="1"/>
+      <w:numFmt w:val="bullet"/>
+      <w:lvlText w:val=""/>
+      <w:lvlJc w:val="left"/>
+      <w:pPr>
+        <w:tabs>
+          <w:tab w:val="num" w:pos="6480"/>
+        </w:tabs>
+        <w:ind w:left="6480" w:hanging="360"/>
+      </w:pPr>
+      <w:rPr>
+        <w:rFonts w:ascii="Symbol" w:hAnsi="Symbol" w:hint="default"/>
+        <w:sz w:val="20"/>
+      </w:rPr>
+    </w:lvl>
+  </w:abstractNum>
+  <w:abstractNum w:abstractNumId="1">
+    <w:nsid w:val="1F9C4E93"/>
+    <w:multiLevelType w:val="multilevel"/>
+    <w:tmpl w:val="666EE6CE"/>
+    <w:lvl w:ilvl="0">
+      <w:start w:val="1"/>
+      <w:numFmt w:val="bullet"/>
+      <w:lvlText w:val=""/>
+      <w:lvlJc w:val="left"/>
+      <w:pPr>
+        <w:tabs>
+          <w:tab w:val="num" w:pos="720"/>
+        </w:tabs>
+        <w:ind w:left="720" w:hanging="360"/>
+      </w:pPr>
+      <w:rPr>
+        <w:rFonts w:ascii="Symbol" w:hAnsi="Symbol" w:hint="default"/>
+        <w:sz w:val="20"/>
+      </w:rPr>
+    </w:lvl>
+    <w:lvl w:ilvl="1" w:tentative="1">
+      <w:start w:val="1"/>
+      <w:numFmt w:val="bullet"/>
+      <w:lvlText w:val="o"/>
+      <w:lvlJc w:val="left"/>
+      <w:pPr>
+        <w:tabs>
+          <w:tab w:val="num" w:pos="1440"/>
+        </w:tabs>
+        <w:ind w:left="1440" w:hanging="360"/>
+      </w:pPr>
+      <w:rPr>
+        <w:rFonts w:ascii="Courier New" w:hAnsi="Courier New" w:hint="default"/>
+        <w:sz w:val="20"/>
+      </w:rPr>
+    </w:lvl>
+    <w:lvl w:ilvl="2" w:tentative="1">
+      <w:start w:val="1"/>
+      <w:numFmt w:val="bullet"/>
+      <w:lvlText w:val=""/>
+      <w:lvlJc w:val="left"/>
+      <w:pPr>
+        <w:tabs>
+          <w:tab w:val="num" w:pos="2160"/>
+        </w:tabs>
+        <w:ind w:left="2160" w:hanging="360"/>
+      </w:pPr>
+      <w:rPr>
+        <w:rFonts w:ascii="Wingdings" w:hAnsi="Wingdings" w:hint="default"/>
+        <w:sz w:val="20"/>
+      </w:rPr>
+    </w:lvl>
+    <w:lvl w:ilvl="3" w:tentative="1">
+      <w:start w:val="1"/>
+      <w:numFmt w:val="bullet"/>
+      <w:lvlText w:val=""/>
+      <w:lvlJc w:val="left"/>
+      <w:pPr>
+        <w:tabs>
+          <w:tab w:val="num" w:pos="2880"/>
+        </w:tabs>
+        <w:ind w:left="2880" w:hanging="360"/>
+      </w:pPr>
+      <w:rPr>
+        <w:rFonts w:ascii="Wingdings" w:hAnsi="Wingdings" w:hint="default"/>
+        <w:sz w:val="20"/>
+      </w:rPr>
+    </w:lvl>
+    <w:lvl w:ilvl="4" w:tentative="1">
+      <w:start w:val="1"/>
+      <w:numFmt w:val="bullet"/>
+      <w:lvlText w:val=""/>
+      <w:lvlJc w:val="left"/>
+      <w:pPr>
+        <w:tabs>
+          <w:tab w:val="num" w:pos="3600"/>
+        </w:tabs>
+        <w:ind w:left="3600" w:hanging="360"/>
+      </w:pPr>
+      <w:rPr>
+        <w:rFonts w:ascii="Wingdings" w:hAnsi="Wingdings" w:hint="default"/>
+        <w:sz w:val="20"/>
+      </w:rPr>
+    </w:lvl>
+    <w:lvl w:ilvl="5" w:tentative="1">
+      <w:start w:val="1"/>
+      <w:numFmt w:val="bullet"/>
+      <w:lvlText w:val=""/>
+      <w:lvlJc w:val="left"/>
+      <w:pPr>
+        <w:tabs>
+          <w:tab w:val="num" w:pos="4320"/>
+        </w:tabs>
+        <w:ind w:left="4320" w:hanging="360"/>
+      </w:pPr>
+      <w:rPr>
+        <w:rFonts w:ascii="Wingdings" w:hAnsi="Wingdings" w:hint="default"/>
+        <w:sz w:val="20"/>
+      </w:rPr>
+    </w:lvl>
+    <w:lvl w:ilvl="6" w:tentative="1">
+      <w:start w:val="1"/>
+      <w:numFmt w:val="bullet"/>
+      <w:lvlText w:val=""/>
+      <w:lvlJc w:val="left"/>
+      <w:pPr>
+        <w:tabs>
+          <w:tab w:val="num" w:pos="5040"/>
+        </w:tabs>
+        <w:ind w:left="5040" w:hanging="360"/>
+      </w:pPr>
+      <w:rPr>
+        <w:rFonts w:ascii="Wingdings" w:hAnsi="Wingdings" w:hint="default"/>
+        <w:sz w:val="20"/>
+      </w:rPr>
+    </w:lvl>
+    <w:lvl w:ilvl="7" w:tentative="1">
+      <w:start w:val="1"/>
+      <w:numFmt w:val="bullet"/>
+      <w:lvlText w:val=""/>
+      <w:lvlJc w:val="left"/>
+      <w:pPr>
+        <w:tabs>
+          <w:tab w:val="num" w:pos="5760"/>
+        </w:tabs>
+        <w:ind w:left="5760" w:hanging="360"/>
+      </w:pPr>
+      <w:rPr>
+        <w:rFonts w:ascii="Wingdings" w:hAnsi="Wingdings" w:hint="default"/>
+        <w:sz w:val="20"/>
+      </w:rPr>
+    </w:lvl>
+    <w:lvl w:ilvl="8" w:tentative="1">
+      <w:start w:val="1"/>
+      <w:numFmt w:val="bullet"/>
+      <w:lvlText w:val=""/>
+      <w:lvlJc w:val="left"/>
+      <w:pPr>
+        <w:tabs>
+          <w:tab w:val="num" w:pos="6480"/>
+        </w:tabs>
+        <w:ind w:left="6480" w:hanging="360"/>
+      </w:pPr>
+      <w:rPr>
+        <w:rFonts w:ascii="Wingdings" w:hAnsi="Wingdings" w:hint="default"/>
+        <w:sz w:val="20"/>
+      </w:rPr>
+    </w:lvl>
+  </w:abstractNum>
+  <w:abstractNum w:abstractNumId="2">
     <w:nsid w:val="2501580A"/>
     <w:multiLevelType w:val="hybridMultilevel"/>
     <w:tmpl w:val="51BE78B2"/>
@@ -772,7 +3678,156 @@
       </w:pPr>
     </w:lvl>
   </w:abstractNum>
-  <w:abstractNum w:abstractNumId="1">
+  <w:abstractNum w:abstractNumId="3">
+    <w:nsid w:val="26C05A1E"/>
+    <w:multiLevelType w:val="multilevel"/>
+    <w:tmpl w:val="0778EFC6"/>
+    <w:lvl w:ilvl="0">
+      <w:start w:val="1"/>
+      <w:numFmt w:val="bullet"/>
+      <w:lvlText w:val=""/>
+      <w:lvlJc w:val="left"/>
+      <w:pPr>
+        <w:tabs>
+          <w:tab w:val="num" w:pos="720"/>
+        </w:tabs>
+        <w:ind w:left="720" w:hanging="360"/>
+      </w:pPr>
+      <w:rPr>
+        <w:rFonts w:ascii="Symbol" w:hAnsi="Symbol" w:hint="default"/>
+        <w:sz w:val="20"/>
+      </w:rPr>
+    </w:lvl>
+    <w:lvl w:ilvl="1" w:tentative="1">
+      <w:start w:val="1"/>
+      <w:numFmt w:val="bullet"/>
+      <w:lvlText w:val="o"/>
+      <w:lvlJc w:val="left"/>
+      <w:pPr>
+        <w:tabs>
+          <w:tab w:val="num" w:pos="1440"/>
+        </w:tabs>
+        <w:ind w:left="1440" w:hanging="360"/>
+      </w:pPr>
+      <w:rPr>
+        <w:rFonts w:ascii="Courier New" w:hAnsi="Courier New" w:hint="default"/>
+        <w:sz w:val="20"/>
+      </w:rPr>
+    </w:lvl>
+    <w:lvl w:ilvl="2" w:tentative="1">
+      <w:start w:val="1"/>
+      <w:numFmt w:val="bullet"/>
+      <w:lvlText w:val=""/>
+      <w:lvlJc w:val="left"/>
+      <w:pPr>
+        <w:tabs>
+          <w:tab w:val="num" w:pos="2160"/>
+        </w:tabs>
+        <w:ind w:left="2160" w:hanging="360"/>
+      </w:pPr>
+      <w:rPr>
+        <w:rFonts w:ascii="Wingdings" w:hAnsi="Wingdings" w:hint="default"/>
+        <w:sz w:val="20"/>
+      </w:rPr>
+    </w:lvl>
+    <w:lvl w:ilvl="3" w:tentative="1">
+      <w:start w:val="1"/>
+      <w:numFmt w:val="bullet"/>
+      <w:lvlText w:val=""/>
+      <w:lvlJc w:val="left"/>
+      <w:pPr>
+        <w:tabs>
+          <w:tab w:val="num" w:pos="2880"/>
+        </w:tabs>
+        <w:ind w:left="2880" w:hanging="360"/>
+      </w:pPr>
+      <w:rPr>
+        <w:rFonts w:ascii="Wingdings" w:hAnsi="Wingdings" w:hint="default"/>
+        <w:sz w:val="20"/>
+      </w:rPr>
+    </w:lvl>
+    <w:lvl w:ilvl="4" w:tentative="1">
+      <w:start w:val="1"/>
+      <w:numFmt w:val="bullet"/>
+      <w:lvlText w:val=""/>
+      <w:lvlJc w:val="left"/>
+      <w:pPr>
+        <w:tabs>
+          <w:tab w:val="num" w:pos="3600"/>
+        </w:tabs>
+        <w:ind w:left="3600" w:hanging="360"/>
+      </w:pPr>
+      <w:rPr>
+        <w:rFonts w:ascii="Wingdings" w:hAnsi="Wingdings" w:hint="default"/>
+        <w:sz w:val="20"/>
+      </w:rPr>
+    </w:lvl>
+    <w:lvl w:ilvl="5" w:tentative="1">
+      <w:start w:val="1"/>
+      <w:numFmt w:val="bullet"/>
+      <w:lvlText w:val=""/>
+      <w:lvlJc w:val="left"/>
+      <w:pPr>
+        <w:tabs>
+          <w:tab w:val="num" w:pos="4320"/>
+        </w:tabs>
+        <w:ind w:left="4320" w:hanging="360"/>
+      </w:pPr>
+      <w:rPr>
+        <w:rFonts w:ascii="Wingdings" w:hAnsi="Wingdings" w:hint="default"/>
+        <w:sz w:val="20"/>
+      </w:rPr>
+    </w:lvl>
+    <w:lvl w:ilvl="6" w:tentative="1">
+      <w:start w:val="1"/>
+      <w:numFmt w:val="bullet"/>
+      <w:lvlText w:val=""/>
+      <w:lvlJc w:val="left"/>
+      <w:pPr>
+        <w:tabs>
+          <w:tab w:val="num" w:pos="5040"/>
+        </w:tabs>
+        <w:ind w:left="5040" w:hanging="360"/>
+      </w:pPr>
+      <w:rPr>
+        <w:rFonts w:ascii="Wingdings" w:hAnsi="Wingdings" w:hint="default"/>
+        <w:sz w:val="20"/>
+      </w:rPr>
+    </w:lvl>
+    <w:lvl w:ilvl="7" w:tentative="1">
+      <w:start w:val="1"/>
+      <w:numFmt w:val="bullet"/>
+      <w:lvlText w:val=""/>
+      <w:lvlJc w:val="left"/>
+      <w:pPr>
+        <w:tabs>
+          <w:tab w:val="num" w:pos="5760"/>
+        </w:tabs>
+        <w:ind w:left="5760" w:hanging="360"/>
+      </w:pPr>
+      <w:rPr>
+        <w:rFonts w:ascii="Wingdings" w:hAnsi="Wingdings" w:hint="default"/>
+        <w:sz w:val="20"/>
+      </w:rPr>
+    </w:lvl>
+    <w:lvl w:ilvl="8" w:tentative="1">
+      <w:start w:val="1"/>
+      <w:numFmt w:val="bullet"/>
+      <w:lvlText w:val=""/>
+      <w:lvlJc w:val="left"/>
+      <w:pPr>
+        <w:tabs>
+          <w:tab w:val="num" w:pos="6480"/>
+        </w:tabs>
+        <w:ind w:left="6480" w:hanging="360"/>
+      </w:pPr>
+      <w:rPr>
+        <w:rFonts w:ascii="Wingdings" w:hAnsi="Wingdings" w:hint="default"/>
+        <w:sz w:val="20"/>
+      </w:rPr>
+    </w:lvl>
+  </w:abstractNum>
+  <w:abstractNum w:abstractNumId="4">
     <w:nsid w:val="44345259"/>
     <w:multiLevelType w:val="multilevel"/>
     <w:tmpl w:val="D6145110"/>
@@ -921,7 +3976,185 @@
       </w:rPr>
     </w:lvl>
   </w:abstractNum>
-  <w:abstractNum w:abstractNumId="2">
+  <w:abstractNum w:abstractNumId="5">
+    <w:nsid w:val="58130B4D"/>
+    <w:multiLevelType w:val="hybridMultilevel"/>
+    <w:tmpl w:val="DBD2BDEC"/>
+    <w:lvl w:ilvl="0" w:tplc="40090011">
+      <w:start w:val="1"/>
+      <w:numFmt w:val="decimal"/>
+      <w:lvlText w:val="%1)"/>
+      <w:lvlJc w:val="left"/>
+      <w:pPr>
+        <w:ind w:left="720" w:hanging="360"/>
+      </w:pPr>
+      <w:rPr>
+        <w:rFonts w:hint="default"/>
+      </w:rPr>
+    </w:lvl>
+    <w:lvl w:ilvl="1" w:tplc="40090019" w:tentative="1">
+      <w:start w:val="1"/>
+      <w:numFmt w:val="lowerLetter"/>
+      <w:lvlText w:val="%2."/>
+      <w:lvlJc w:val="left"/>
+      <w:pPr>
+        <w:ind w:left="1440" w:hanging="360"/>
+      </w:pPr>
+    </w:lvl>
+    <w:lvl w:ilvl="2" w:tplc="4009001B" w:tentative="1">
+      <w:start w:val="1"/>
+      <w:numFmt w:val="lowerRoman"/>
+      <w:lvlText w:val="%3."/>
+      <w:lvlJc w:val="right"/>
+      <w:pPr>
+        <w:ind w:left="2160" w:hanging="180"/>
+      </w:pPr>
+    </w:lvl>
+    <w:lvl w:ilvl="3" w:tplc="4009000F" w:tentative="1">
+      <w:start w:val="1"/>
+      <w:numFmt w:val="decimal"/>
+      <w:lvlText w:val="%4."/>
+      <w:lvlJc w:val="left"/>
+      <w:pPr>
+        <w:ind w:left="2880" w:hanging="360"/>
+      </w:pPr>
+    </w:lvl>
+    <w:lvl w:ilvl="4" w:tplc="40090019" w:tentative="1">
+      <w:start w:val="1"/>
+      <w:numFmt w:val="lowerLetter"/>
+      <w:lvlText w:val="%5."/>
+      <w:lvlJc w:val="left"/>
+      <w:pPr>
+        <w:ind w:left="3600" w:hanging="360"/>
+      </w:pPr>
+    </w:lvl>
+    <w:lvl w:ilvl="5" w:tplc="4009001B" w:tentative="1">
+      <w:start w:val="1"/>
+      <w:numFmt w:val="lowerRoman"/>
+      <w:lvlText w:val="%6."/>
+      <w:lvlJc w:val="right"/>
+      <w:pPr>
+        <w:ind w:left="4320" w:hanging="180"/>
+      </w:pPr>
+    </w:lvl>
+    <w:lvl w:ilvl="6" w:tplc="4009000F" w:tentative="1">
+      <w:start w:val="1"/>
+      <w:numFmt w:val="decimal"/>
+      <w:lvlText w:val="%7."/>
+      <w:lvlJc w:val="left"/>
+      <w:pPr>
+        <w:ind w:left="5040" w:hanging="360"/>
+      </w:pPr>
+    </w:lvl>
+    <w:lvl w:ilvl="7" w:tplc="40090019" w:tentative="1">
+      <w:start w:val="1"/>
+      <w:numFmt w:val="lowerLetter"/>
+      <w:lvlText w:val="%8."/>
+      <w:lvlJc w:val="left"/>
+      <w:pPr>
+        <w:ind w:left="5760" w:hanging="360"/>
+      </w:pPr>
+    </w:lvl>
+    <w:lvl w:ilvl="8" w:tplc="4009001B" w:tentative="1">
+      <w:start w:val="1"/>
+      <w:numFmt w:val="lowerRoman"/>
+      <w:lvlText w:val="%9."/>
+      <w:lvlJc w:val="right"/>
+      <w:pPr>
+        <w:ind w:left="6480" w:hanging="180"/>
+      </w:pPr>
+    </w:lvl>
+  </w:abstractNum>
+  <w:abstractNum w:abstractNumId="6">
+    <w:nsid w:val="5DD62C5B"/>
+    <w:multiLevelType w:val="hybridMultilevel"/>
+    <w:tmpl w:val="3D903A3E"/>
+    <w:lvl w:ilvl="0" w:tplc="40090011">
+      <w:start w:val="1"/>
+      <w:numFmt w:val="decimal"/>
+      <w:lvlText w:val="%1)"/>
+      <w:lvlJc w:val="left"/>
+      <w:pPr>
+        <w:ind w:left="720" w:hanging="360"/>
+      </w:pPr>
+      <w:rPr>
+        <w:rFonts w:hint="default"/>
+      </w:rPr>
+    </w:lvl>
+    <w:lvl w:ilvl="1" w:tplc="40090019" w:tentative="1">
+      <w:start w:val="1"/>
+      <w:numFmt w:val="lowerLetter"/>
+      <w:lvlText w:val="%2."/>
+      <w:lvlJc w:val="left"/>
+      <w:pPr>
+        <w:ind w:left="1440" w:hanging="360"/>
+      </w:pPr>
+    </w:lvl>
+    <w:lvl w:ilvl="2" w:tplc="4009001B" w:tentative="1">
+      <w:start w:val="1"/>
+      <w:numFmt w:val="lowerRoman"/>
+      <w:lvlText w:val="%3."/>
+      <w:lvlJc w:val="right"/>
+      <w:pPr>
+        <w:ind w:left="2160" w:hanging="180"/>
+      </w:pPr>
+    </w:lvl>
+    <w:lvl w:ilvl="3" w:tplc="4009000F" w:tentative="1">
+      <w:start w:val="1"/>
+      <w:numFmt w:val="decimal"/>
+      <w:lvlText w:val="%4."/>
+      <w:lvlJc w:val="left"/>
+      <w:pPr>
+        <w:ind w:left="2880" w:hanging="360"/>
+      </w:pPr>
+    </w:lvl>
+    <w:lvl w:ilvl="4" w:tplc="40090019" w:tentative="1">
+      <w:start w:val="1"/>
+      <w:numFmt w:val="lowerLetter"/>
+      <w:lvlText w:val="%5."/>
+      <w:lvlJc w:val="left"/>
+      <w:pPr>
+        <w:ind w:left="3600" w:hanging="360"/>
+      </w:pPr>
+    </w:lvl>
+    <w:lvl w:ilvl="5" w:tplc="4009001B" w:tentative="1">
+      <w:start w:val="1"/>
+      <w:numFmt w:val="lowerRoman"/>
+      <w:lvlText w:val="%6."/>
+      <w:lvlJc w:val="right"/>
+      <w:pPr>
+        <w:ind w:left="4320" w:hanging="180"/>
+      </w:pPr>
+    </w:lvl>
+    <w:lvl w:ilvl="6" w:tplc="4009000F" w:tentative="1">
+      <w:start w:val="1"/>
+      <w:numFmt w:val="decimal"/>
+      <w:lvlText w:val="%7."/>
+      <w:lvlJc w:val="left"/>
+      <w:pPr>
+        <w:ind w:left="5040" w:hanging="360"/>
+      </w:pPr>
+    </w:lvl>
+    <w:lvl w:ilvl="7" w:tplc="40090019" w:tentative="1">
+      <w:start w:val="1"/>
+      <w:numFmt w:val="lowerLetter"/>
+      <w:lvlText w:val="%8."/>
+      <w:lvlJc w:val="left"/>
+      <w:pPr>
+        <w:ind w:left="5760" w:hanging="360"/>
+      </w:pPr>
+    </w:lvl>
+    <w:lvl w:ilvl="8" w:tplc="4009001B" w:tentative="1">
+      <w:start w:val="1"/>
+      <w:numFmt w:val="lowerRoman"/>
+      <w:lvlText w:val="%9."/>
+      <w:lvlJc w:val="right"/>
+      <w:pPr>
+        <w:ind w:left="6480" w:hanging="180"/>
+      </w:pPr>
+    </w:lvl>
+  </w:abstractNum>
+  <w:abstractNum w:abstractNumId="7">
     <w:nsid w:val="5FA80CC1"/>
     <w:multiLevelType w:val="hybridMultilevel"/>
     <w:tmpl w:val="51BE78B2"/>
@@ -1010,14 +4243,333 @@
       </w:pPr>
     </w:lvl>
   </w:abstractNum>
+  <w:abstractNum w:abstractNumId="8">
+    <w:nsid w:val="7ED91057"/>
+    <w:multiLevelType w:val="multilevel"/>
+    <w:tmpl w:val="21DE9452"/>
+    <w:lvl w:ilvl="0">
+      <w:start w:val="1"/>
+      <w:numFmt w:val="bullet"/>
+      <w:lvlText w:val=""/>
+      <w:lvlJc w:val="left"/>
+      <w:pPr>
+        <w:tabs>
+          <w:tab w:val="num" w:pos="720"/>
+        </w:tabs>
+        <w:ind w:left="720" w:hanging="360"/>
+      </w:pPr>
+      <w:rPr>
+        <w:rFonts w:ascii="Symbol" w:hAnsi="Symbol" w:hint="default"/>
+        <w:sz w:val="20"/>
+      </w:rPr>
+    </w:lvl>
+    <w:lvl w:ilvl="1" w:tentative="1">
+      <w:start w:val="1"/>
+      <w:numFmt w:val="bullet"/>
+      <w:lvlText w:val=""/>
+      <w:lvlJc w:val="left"/>
+      <w:pPr>
+        <w:tabs>
+          <w:tab w:val="num" w:pos="1440"/>
+        </w:tabs>
+        <w:ind w:left="1440" w:hanging="360"/>
+      </w:pPr>
+      <w:rPr>
+        <w:rFonts w:ascii="Symbol" w:hAnsi="Symbol" w:hint="default"/>
+        <w:sz w:val="20"/>
+      </w:rPr>
+    </w:lvl>
+    <w:lvl w:ilvl="2" w:tentative="1">
+      <w:start w:val="1"/>
+      <w:numFmt w:val="bullet"/>
+      <w:lvlText w:val=""/>
+      <w:lvlJc w:val="left"/>
+      <w:pPr>
+        <w:tabs>
+          <w:tab w:val="num" w:pos="2160"/>
+        </w:tabs>
+        <w:ind w:left="2160" w:hanging="360"/>
+      </w:pPr>
+      <w:rPr>
+        <w:rFonts w:ascii="Symbol" w:hAnsi="Symbol" w:hint="default"/>
+        <w:sz w:val="20"/>
+      </w:rPr>
+    </w:lvl>
+    <w:lvl w:ilvl="3" w:tentative="1">
+      <w:start w:val="1"/>
+      <w:numFmt w:val="bullet"/>
+      <w:lvlText w:val=""/>
+      <w:lvlJc w:val="left"/>
+      <w:pPr>
+        <w:tabs>
+          <w:tab w:val="num" w:pos="2880"/>
+        </w:tabs>
+        <w:ind w:left="2880" w:hanging="360"/>
+      </w:pPr>
+      <w:rPr>
+        <w:rFonts w:ascii="Symbol" w:hAnsi="Symbol" w:hint="default"/>
+        <w:sz w:val="20"/>
+      </w:rPr>
+    </w:lvl>
+    <w:lvl w:ilvl="4" w:tentative="1">
+      <w:start w:val="1"/>
+      <w:numFmt w:val="bullet"/>
+      <w:lvlText w:val=""/>
+      <w:lvlJc w:val="left"/>
+      <w:pPr>
+        <w:tabs>
+          <w:tab w:val="num" w:pos="3600"/>
+        </w:tabs>
+        <w:ind w:left="3600" w:hanging="360"/>
+      </w:pPr>
+      <w:rPr>
+        <w:rFonts w:ascii="Symbol" w:hAnsi="Symbol" w:hint="default"/>
+        <w:sz w:val="20"/>
+      </w:rPr>
+    </w:lvl>
+    <w:lvl w:ilvl="5" w:tentative="1">
+      <w:start w:val="1"/>
+      <w:numFmt w:val="bullet"/>
+      <w:lvlText w:val=""/>
+      <w:lvlJc w:val="left"/>
+      <w:pPr>
+        <w:tabs>
+          <w:tab w:val="num" w:pos="4320"/>
+        </w:tabs>
+        <w:ind w:left="4320" w:hanging="360"/>
+      </w:pPr>
+      <w:rPr>
+        <w:rFonts w:ascii="Symbol" w:hAnsi="Symbol" w:hint="default"/>
+        <w:sz w:val="20"/>
+      </w:rPr>
+    </w:lvl>
+    <w:lvl w:ilvl="6" w:tentative="1">
+      <w:start w:val="1"/>
+      <w:numFmt w:val="bullet"/>
+      <w:lvlText w:val=""/>
+      <w:lvlJc w:val="left"/>
+      <w:pPr>
+        <w:tabs>
+          <w:tab w:val="num" w:pos="5040"/>
+        </w:tabs>
+        <w:ind w:left="5040" w:hanging="360"/>
+      </w:pPr>
+      <w:rPr>
+        <w:rFonts w:ascii="Symbol" w:hAnsi="Symbol" w:hint="default"/>
+        <w:sz w:val="20"/>
+      </w:rPr>
+    </w:lvl>
+    <w:lvl w:ilvl="7" w:tentative="1">
+      <w:start w:val="1"/>
+      <w:numFmt w:val="bullet"/>
+      <w:lvlText w:val=""/>
+      <w:lvlJc w:val="left"/>
+      <w:pPr>
+        <w:tabs>
+          <w:tab w:val="num" w:pos="5760"/>
+        </w:tabs>
+        <w:ind w:left="5760" w:hanging="360"/>
+      </w:pPr>
+      <w:rPr>
+        <w:rFonts w:ascii="Symbol" w:hAnsi="Symbol" w:hint="default"/>
+        <w:sz w:val="20"/>
+      </w:rPr>
+    </w:lvl>
+    <w:lvl w:ilvl="8" w:tentative="1">
+      <w:start w:val="1"/>
+      <w:numFmt w:val="bullet"/>
+      <w:lvlText w:val=""/>
+      <w:lvlJc w:val="left"/>
+      <w:pPr>
+        <w:tabs>
+          <w:tab w:val="num" w:pos="6480"/>
+        </w:tabs>
+        <w:ind w:left="6480" w:hanging="360"/>
+      </w:pPr>
+      <w:rPr>
+        <w:rFonts w:ascii="Symbol" w:hAnsi="Symbol" w:hint="default"/>
+        <w:sz w:val="20"/>
+      </w:rPr>
+    </w:lvl>
+  </w:abstractNum>
+  <w:abstractNum w:abstractNumId="9">
+    <w:nsid w:val="7F332C68"/>
+    <w:multiLevelType w:val="multilevel"/>
+    <w:tmpl w:val="B1D8504A"/>
+    <w:lvl w:ilvl="0">
+      <w:start w:val="1"/>
+      <w:numFmt w:val="bullet"/>
+      <w:lvlText w:val=""/>
+      <w:lvlJc w:val="left"/>
+      <w:pPr>
+        <w:tabs>
+          <w:tab w:val="num" w:pos="720"/>
+        </w:tabs>
+        <w:ind w:left="720" w:hanging="360"/>
+      </w:pPr>
+      <w:rPr>
+        <w:rFonts w:ascii="Symbol" w:hAnsi="Symbol" w:hint="default"/>
+        <w:sz w:val="20"/>
+      </w:rPr>
+    </w:lvl>
+    <w:lvl w:ilvl="1" w:tentative="1">
+      <w:start w:val="1"/>
+      <w:numFmt w:val="bullet"/>
+      <w:lvlText w:val="o"/>
+      <w:lvlJc w:val="left"/>
+      <w:pPr>
+        <w:tabs>
+          <w:tab w:val="num" w:pos="1440"/>
+        </w:tabs>
+        <w:ind w:left="1440" w:hanging="360"/>
+      </w:pPr>
+      <w:rPr>
+        <w:rFonts w:ascii="Courier New" w:hAnsi="Courier New" w:hint="default"/>
+        <w:sz w:val="20"/>
+      </w:rPr>
+    </w:lvl>
+    <w:lvl w:ilvl="2" w:tentative="1">
+      <w:start w:val="1"/>
+      <w:numFmt w:val="bullet"/>
+      <w:lvlText w:val=""/>
+      <w:lvlJc w:val="left"/>
+      <w:pPr>
+        <w:tabs>
+          <w:tab w:val="num" w:pos="2160"/>
+        </w:tabs>
+        <w:ind w:left="2160" w:hanging="360"/>
+      </w:pPr>
+      <w:rPr>
+        <w:rFonts w:ascii="Wingdings" w:hAnsi="Wingdings" w:hint="default"/>
+        <w:sz w:val="20"/>
+      </w:rPr>
+    </w:lvl>
+    <w:lvl w:ilvl="3" w:tentative="1">
+      <w:start w:val="1"/>
+      <w:numFmt w:val="bullet"/>
+      <w:lvlText w:val=""/>
+      <w:lvlJc w:val="left"/>
+      <w:pPr>
+        <w:tabs>
+          <w:tab w:val="num" w:pos="2880"/>
+        </w:tabs>
+        <w:ind w:left="2880" w:hanging="360"/>
+      </w:pPr>
+      <w:rPr>
+        <w:rFonts w:ascii="Wingdings" w:hAnsi="Wingdings" w:hint="default"/>
+        <w:sz w:val="20"/>
+      </w:rPr>
+    </w:lvl>
+    <w:lvl w:ilvl="4" w:tentative="1">
+      <w:start w:val="1"/>
+      <w:numFmt w:val="bullet"/>
+      <w:lvlText w:val=""/>
+      <w:lvlJc w:val="left"/>
+      <w:pPr>
+        <w:tabs>
+          <w:tab w:val="num" w:pos="3600"/>
+        </w:tabs>
+        <w:ind w:left="3600" w:hanging="360"/>
+      </w:pPr>
+      <w:rPr>
+        <w:rFonts w:ascii="Wingdings" w:hAnsi="Wingdings" w:hint="default"/>
+        <w:sz w:val="20"/>
+      </w:rPr>
+    </w:lvl>
+    <w:lvl w:ilvl="5" w:tentative="1">
+      <w:start w:val="1"/>
+      <w:numFmt w:val="bullet"/>
+      <w:lvlText w:val=""/>
+      <w:lvlJc w:val="left"/>
+      <w:pPr>
+        <w:tabs>
+          <w:tab w:val="num" w:pos="4320"/>
+        </w:tabs>
+        <w:ind w:left="4320" w:hanging="360"/>
+      </w:pPr>
+      <w:rPr>
+        <w:rFonts w:ascii="Wingdings" w:hAnsi="Wingdings" w:hint="default"/>
+        <w:sz w:val="20"/>
+      </w:rPr>
+    </w:lvl>
+    <w:lvl w:ilvl="6" w:tentative="1">
+      <w:start w:val="1"/>
+      <w:numFmt w:val="bullet"/>
+      <w:lvlText w:val=""/>
+      <w:lvlJc w:val="left"/>
+      <w:pPr>
+        <w:tabs>
+          <w:tab w:val="num" w:pos="5040"/>
+        </w:tabs>
+        <w:ind w:left="5040" w:hanging="360"/>
+      </w:pPr>
+      <w:rPr>
+        <w:rFonts w:ascii="Wingdings" w:hAnsi="Wingdings" w:hint="default"/>
+        <w:sz w:val="20"/>
+      </w:rPr>
+    </w:lvl>
+    <w:lvl w:ilvl="7" w:tentative="1">
+      <w:start w:val="1"/>
+      <w:numFmt w:val="bullet"/>
+      <w:lvlText w:val=""/>
+      <w:lvlJc w:val="left"/>
+      <w:pPr>
+        <w:tabs>
+          <w:tab w:val="num" w:pos="5760"/>
+        </w:tabs>
+        <w:ind w:left="5760" w:hanging="360"/>
+      </w:pPr>
+      <w:rPr>
+        <w:rFonts w:ascii="Wingdings" w:hAnsi="Wingdings" w:hint="default"/>
+        <w:sz w:val="20"/>
+      </w:rPr>
+    </w:lvl>
+    <w:lvl w:ilvl="8" w:tentative="1">
+      <w:start w:val="1"/>
+      <w:numFmt w:val="bullet"/>
+      <w:lvlText w:val=""/>
+      <w:lvlJc w:val="left"/>
+      <w:pPr>
+        <w:tabs>
+          <w:tab w:val="num" w:pos="6480"/>
+        </w:tabs>
+        <w:ind w:left="6480" w:hanging="360"/>
+      </w:pPr>
+      <w:rPr>
+        <w:rFonts w:ascii="Wingdings" w:hAnsi="Wingdings" w:hint="default"/>
+        <w:sz w:val="20"/>
+      </w:rPr>
+    </w:lvl>
+  </w:abstractNum>
   <w:num w:numId="1">
+    <w:abstractNumId w:val="2"/>
+  </w:num>
+  <w:num w:numId="2">
+    <w:abstractNumId w:val="4"/>
+  </w:num>
+  <w:num w:numId="3">
+    <w:abstractNumId w:val="7"/>
+  </w:num>
+  <w:num w:numId="4">
+    <w:abstractNumId w:val="5"/>
+  </w:num>
+  <w:num w:numId="5">
+    <w:abstractNumId w:val="6"/>
+  </w:num>
+  <w:num w:numId="6">
+    <w:abstractNumId w:val="8"/>
+  </w:num>
+  <w:num w:numId="7">
     <w:abstractNumId w:val="0"/>
   </w:num>
-  <w:num w:numId="2">
+  <w:num w:numId="8">
+    <w:abstractNumId w:val="9"/>
+  </w:num>
+  <w:num w:numId="9">
     <w:abstractNumId w:val="1"/>
   </w:num>
-  <w:num w:numId="3">
-    <w:abstractNumId w:val="2"/>
+  <w:num w:numId="10">
+    <w:abstractNumId w:val="3"/>
   </w:num>
 </w:numbering>
 </file>
@@ -1415,6 +4967,100 @@
   <w:style w:type="paragraph" w:default="1" w:styleId="Normal">
     <w:name w:val="Normal"/>
     <w:qFormat/>
+    <w:rsid w:val="00BA5F8F"/>
+    <w:rPr>
+      <w:rFonts w:ascii="Comic Sans MS" w:hAnsi="Comic Sans MS"/>
+      <w:color w:val="5B9BD5" w:themeColor="accent1"/>
+      <w:sz w:val="24"/>
+    </w:rPr>
+  </w:style>
+  <w:style w:type="paragraph" w:styleId="Heading1">
+    <w:name w:val="heading 1"/>
+    <w:basedOn w:val="Normal"/>
+    <w:next w:val="Normal"/>
+    <w:link w:val="Heading1Char"/>
+    <w:uiPriority w:val="9"/>
+    <w:qFormat/>
+    <w:rsid w:val="00BB6F94"/>
+    <w:pPr>
+      <w:keepNext/>
+      <w:keepLines/>
+      <w:spacing w:before="240" w:after="0"/>
+      <w:outlineLvl w:val="0"/>
+    </w:pPr>
+    <w:rPr>
+      <w:rFonts w:asciiTheme="majorHAnsi" w:eastAsiaTheme="majorEastAsia" w:hAnsiTheme="majorHAnsi" w:cstheme="majorBidi"/>
+      <w:color w:val="2E74B5" w:themeColor="accent1" w:themeShade="BF"/>
+      <w:sz w:val="32"/>
+      <w:szCs w:val="32"/>
+    </w:rPr>
+  </w:style>
+  <w:style w:type="paragraph" w:styleId="Heading2">
+    <w:name w:val="heading 2"/>
+    <w:basedOn w:val="Normal"/>
+    <w:next w:val="Normal"/>
+    <w:link w:val="Heading2Char"/>
+    <w:uiPriority w:val="9"/>
+    <w:semiHidden/>
+    <w:unhideWhenUsed/>
+    <w:qFormat/>
+    <w:rsid w:val="00513BB6"/>
+    <w:pPr>
+      <w:keepNext/>
+      <w:keepLines/>
+      <w:spacing w:before="40" w:after="0"/>
+      <w:outlineLvl w:val="1"/>
+    </w:pPr>
+    <w:rPr>
+      <w:rFonts w:asciiTheme="majorHAnsi" w:eastAsiaTheme="majorEastAsia" w:hAnsiTheme="majorHAnsi" w:cstheme="majorBidi"/>
+      <w:color w:val="2E74B5" w:themeColor="accent1" w:themeShade="BF"/>
+      <w:sz w:val="26"/>
+      <w:szCs w:val="26"/>
+    </w:rPr>
+  </w:style>
+  <w:style w:type="paragraph" w:styleId="Heading3">
+    <w:name w:val="heading 3"/>
+    <w:basedOn w:val="Normal"/>
+    <w:next w:val="Normal"/>
+    <w:link w:val="Heading3Char"/>
+    <w:uiPriority w:val="9"/>
+    <w:semiHidden/>
+    <w:unhideWhenUsed/>
+    <w:qFormat/>
+    <w:rsid w:val="00AB19D0"/>
+    <w:pPr>
+      <w:keepNext/>
+      <w:keepLines/>
+      <w:spacing w:before="40" w:after="0"/>
+      <w:outlineLvl w:val="2"/>
+    </w:pPr>
+    <w:rPr>
+      <w:rFonts w:asciiTheme="majorHAnsi" w:eastAsiaTheme="majorEastAsia" w:hAnsiTheme="majorHAnsi" w:cstheme="majorBidi"/>
+      <w:color w:val="1F4D78" w:themeColor="accent1" w:themeShade="7F"/>
+      <w:szCs w:val="24"/>
+    </w:rPr>
+  </w:style>
+  <w:style w:type="paragraph" w:styleId="Heading4">
+    <w:name w:val="heading 4"/>
+    <w:basedOn w:val="Normal"/>
+    <w:next w:val="Normal"/>
+    <w:link w:val="Heading4Char"/>
+    <w:uiPriority w:val="9"/>
+    <w:unhideWhenUsed/>
+    <w:qFormat/>
+    <w:rsid w:val="00AB19D0"/>
+    <w:pPr>
+      <w:keepNext/>
+      <w:keepLines/>
+      <w:spacing w:before="40" w:after="0"/>
+      <w:outlineLvl w:val="3"/>
+    </w:pPr>
+    <w:rPr>
+      <w:rFonts w:asciiTheme="majorHAnsi" w:eastAsiaTheme="majorEastAsia" w:hAnsiTheme="majorHAnsi" w:cstheme="majorBidi"/>
+      <w:i/>
+      <w:iCs/>
+      <w:color w:val="2E74B5" w:themeColor="accent1" w:themeShade="BF"/>
+    </w:rPr>
   </w:style>
   <w:style w:type="character" w:default="1" w:styleId="DefaultParagraphFont">
     <w:name w:val="Default Paragraph Font"/>
@@ -1477,7 +5123,6 @@
     </w:pPr>
     <w:rPr>
       <w:rFonts w:ascii="Times New Roman" w:eastAsia="Times New Roman" w:hAnsi="Times New Roman" w:cs="Times New Roman"/>
-      <w:sz w:val="24"/>
       <w:szCs w:val="24"/>
       <w:lang w:eastAsia="en-IN" w:bidi="te-IN"/>
     </w:rPr>
@@ -1531,6 +5176,131 @@
         <w:right w:w="108" w:type="dxa"/>
       </w:tblCellMar>
     </w:tblPr>
+  </w:style>
+  <w:style w:type="character" w:customStyle="1" w:styleId="Heading1Char">
+    <w:name w:val="Heading 1 Char"/>
+    <w:basedOn w:val="DefaultParagraphFont"/>
+    <w:link w:val="Heading1"/>
+    <w:uiPriority w:val="9"/>
+    <w:rsid w:val="00BB6F94"/>
+    <w:rPr>
+      <w:rFonts w:asciiTheme="majorHAnsi" w:eastAsiaTheme="majorEastAsia" w:hAnsiTheme="majorHAnsi" w:cstheme="majorBidi"/>
+      <w:color w:val="2E74B5" w:themeColor="accent1" w:themeShade="BF"/>
+      <w:sz w:val="32"/>
+      <w:szCs w:val="32"/>
+    </w:rPr>
+  </w:style>
+  <w:style w:type="character" w:customStyle="1" w:styleId="Heading2Char">
+    <w:name w:val="Heading 2 Char"/>
+    <w:basedOn w:val="DefaultParagraphFont"/>
+    <w:link w:val="Heading2"/>
+    <w:uiPriority w:val="9"/>
+    <w:semiHidden/>
+    <w:rsid w:val="00513BB6"/>
+    <w:rPr>
+      <w:rFonts w:asciiTheme="majorHAnsi" w:eastAsiaTheme="majorEastAsia" w:hAnsiTheme="majorHAnsi" w:cstheme="majorBidi"/>
+      <w:color w:val="2E74B5" w:themeColor="accent1" w:themeShade="BF"/>
+      <w:sz w:val="26"/>
+      <w:szCs w:val="26"/>
+    </w:rPr>
+  </w:style>
+  <w:style w:type="paragraph" w:customStyle="1" w:styleId="my-2">
+    <w:name w:val="my-2"/>
+    <w:basedOn w:val="Normal"/>
+    <w:rsid w:val="00513BB6"/>
+    <w:pPr>
+      <w:spacing w:before="100" w:beforeAutospacing="1" w:after="100" w:afterAutospacing="1" w:line="240" w:lineRule="auto"/>
+    </w:pPr>
+    <w:rPr>
+      <w:rFonts w:ascii="Times New Roman" w:eastAsia="Times New Roman" w:hAnsi="Times New Roman" w:cs="Times New Roman"/>
+      <w:color w:val="auto"/>
+      <w:szCs w:val="24"/>
+      <w:lang w:eastAsia="en-IN" w:bidi="te-IN"/>
+    </w:rPr>
+  </w:style>
+  <w:style w:type="paragraph" w:styleId="HTMLPreformatted">
+    <w:name w:val="HTML Preformatted"/>
+    <w:basedOn w:val="Normal"/>
+    <w:link w:val="HTMLPreformattedChar"/>
+    <w:uiPriority w:val="99"/>
+    <w:semiHidden/>
+    <w:unhideWhenUsed/>
+    <w:rsid w:val="00513BB6"/>
+    <w:pPr>
+      <w:tabs>
+        <w:tab w:val="left" w:pos="916"/>
+        <w:tab w:val="left" w:pos="1832"/>
+        <w:tab w:val="left" w:pos="2748"/>
+        <w:tab w:val="left" w:pos="3664"/>
+        <w:tab w:val="left" w:pos="4580"/>
+        <w:tab w:val="left" w:pos="5496"/>
+        <w:tab w:val="left" w:pos="6412"/>
+        <w:tab w:val="left" w:pos="7328"/>
+        <w:tab w:val="left" w:pos="8244"/>
+        <w:tab w:val="left" w:pos="9160"/>
+        <w:tab w:val="left" w:pos="10076"/>
+        <w:tab w:val="left" w:pos="10992"/>
+        <w:tab w:val="left" w:pos="11908"/>
+        <w:tab w:val="left" w:pos="12824"/>
+        <w:tab w:val="left" w:pos="13740"/>
+        <w:tab w:val="left" w:pos="14656"/>
+      </w:tabs>
+      <w:spacing w:after="0" w:line="240" w:lineRule="auto"/>
+    </w:pPr>
+    <w:rPr>
+      <w:rFonts w:ascii="Courier New" w:eastAsia="Times New Roman" w:hAnsi="Courier New" w:cs="Courier New"/>
+      <w:color w:val="auto"/>
+      <w:sz w:val="20"/>
+      <w:szCs w:val="20"/>
+      <w:lang w:eastAsia="en-IN" w:bidi="te-IN"/>
+    </w:rPr>
+  </w:style>
+  <w:style w:type="character" w:customStyle="1" w:styleId="HTMLPreformattedChar">
+    <w:name w:val="HTML Preformatted Char"/>
+    <w:basedOn w:val="DefaultParagraphFont"/>
+    <w:link w:val="HTMLPreformatted"/>
+    <w:uiPriority w:val="99"/>
+    <w:semiHidden/>
+    <w:rsid w:val="00513BB6"/>
+    <w:rPr>
+      <w:rFonts w:ascii="Courier New" w:eastAsia="Times New Roman" w:hAnsi="Courier New" w:cs="Courier New"/>
+      <w:sz w:val="20"/>
+      <w:szCs w:val="20"/>
+      <w:lang w:eastAsia="en-IN" w:bidi="te-IN"/>
+    </w:rPr>
+  </w:style>
+  <w:style w:type="character" w:customStyle="1" w:styleId="token">
+    <w:name w:val="token"/>
+    <w:basedOn w:val="DefaultParagraphFont"/>
+    <w:rsid w:val="00513BB6"/>
+  </w:style>
+  <w:style w:type="character" w:customStyle="1" w:styleId="Heading3Char">
+    <w:name w:val="Heading 3 Char"/>
+    <w:basedOn w:val="DefaultParagraphFont"/>
+    <w:link w:val="Heading3"/>
+    <w:uiPriority w:val="9"/>
+    <w:semiHidden/>
+    <w:rsid w:val="00AB19D0"/>
+    <w:rPr>
+      <w:rFonts w:asciiTheme="majorHAnsi" w:eastAsiaTheme="majorEastAsia" w:hAnsiTheme="majorHAnsi" w:cstheme="majorBidi"/>
+      <w:color w:val="1F4D78" w:themeColor="accent1" w:themeShade="7F"/>
+      <w:sz w:val="24"/>
+      <w:szCs w:val="24"/>
+    </w:rPr>
+  </w:style>
+  <w:style w:type="character" w:customStyle="1" w:styleId="Heading4Char">
+    <w:name w:val="Heading 4 Char"/>
+    <w:basedOn w:val="DefaultParagraphFont"/>
+    <w:link w:val="Heading4"/>
+    <w:uiPriority w:val="9"/>
+    <w:rsid w:val="00AB19D0"/>
+    <w:rPr>
+      <w:rFonts w:asciiTheme="majorHAnsi" w:eastAsiaTheme="majorEastAsia" w:hAnsiTheme="majorHAnsi" w:cstheme="majorBidi"/>
+      <w:i/>
+      <w:iCs/>
+      <w:color w:val="2E74B5" w:themeColor="accent1" w:themeShade="BF"/>
+      <w:sz w:val="24"/>
+    </w:rPr>
   </w:style>
 </w:styles>
 </file>

--- a/13.misc concepts/servers -tomcat ,IBM WAS/how to deploy war to tomcat.docx
+++ b/13.misc concepts/servers -tomcat ,IBM WAS/how to deploy war to tomcat.docx
@@ -2,6 +2,829 @@
 <file path=word/document.xml><?xml version="1.0" encoding="utf-8"?>
 <w:document xmlns:wpc="http://schemas.microsoft.com/office/word/2010/wordprocessingCanvas" xmlns:mc="http://schemas.openxmlformats.org/markup-compatibility/2006" xmlns:o="urn:schemas-microsoft-com:office:office" xmlns:r="http://schemas.openxmlformats.org/officeDocument/2006/relationships" xmlns:m="http://schemas.openxmlformats.org/officeDocument/2006/math" xmlns:v="urn:schemas-microsoft-com:vml" xmlns:wp14="http://schemas.microsoft.com/office/word/2010/wordprocessingDrawing" xmlns:wp="http://schemas.openxmlformats.org/drawingml/2006/wordprocessingDrawing" xmlns:w10="urn:schemas-microsoft-com:office:word" xmlns:w="http://schemas.openxmlformats.org/wordprocessingml/2006/main" xmlns:w14="http://schemas.microsoft.com/office/word/2010/wordml" xmlns:w15="http://schemas.microsoft.com/office/word/2012/wordml" xmlns:wpg="http://schemas.microsoft.com/office/word/2010/wordprocessingGroup" xmlns:wpi="http://schemas.microsoft.com/office/word/2010/wordprocessingInk" xmlns:wne="http://schemas.microsoft.com/office/word/2006/wordml" xmlns:wps="http://schemas.microsoft.com/office/word/2010/wordprocessingShape" mc:Ignorable="w14 w15 wp14">
   <w:body>
+    <w:p>
+      <w:pPr>
+        <w:pStyle w:val="Heading1"/>
+        <w:rPr>
+          <w:lang w:val="en-US"/>
+        </w:rPr>
+      </w:pPr>
+      <w:r>
+        <w:rPr>
+          <w:lang w:val="en-US"/>
+        </w:rPr>
+        <w:t>Important points</w:t>
+      </w:r>
+    </w:p>
+    <w:p>
+      <w:pPr>
+        <w:pStyle w:val="Heading2"/>
+        <w:rPr>
+          <w:rFonts w:eastAsiaTheme="minorHAnsi"/>
+          <w:lang w:val="en-US"/>
+        </w:rPr>
+      </w:pPr>
+      <w:r>
+        <w:rPr>
+          <w:rFonts w:eastAsiaTheme="minorHAnsi"/>
+          <w:lang w:val="en-US"/>
+        </w:rPr>
+        <w:t xml:space="preserve">Understanding context.xml file </w:t>
+      </w:r>
+    </w:p>
+    <w:tbl>
+      <w:tblPr>
+        <w:tblStyle w:val="TableGrid"/>
+        <w:tblW w:w="0" w:type="auto"/>
+        <w:tblLook w:val="04A0" w:firstRow="1" w:lastRow="0" w:firstColumn="1" w:lastColumn="0" w:noHBand="0" w:noVBand="1"/>
+      </w:tblPr>
+      <w:tblGrid>
+        <w:gridCol w:w="10795"/>
+        <w:gridCol w:w="10795"/>
+      </w:tblGrid>
+      <w:tr>
+        <w:tc>
+          <w:tcPr>
+            <w:tcW w:w="10795" w:type="dxa"/>
+          </w:tcPr>
+          <w:p>
+            <w:pPr>
+              <w:rPr>
+                <w:lang w:val="en-US"/>
+              </w:rPr>
+            </w:pPr>
+            <w:r>
+              <w:rPr>
+                <w:lang w:val="en-US"/>
+              </w:rPr>
+              <w:t xml:space="preserve">in </w:t>
+            </w:r>
+            <w:r>
+              <w:rPr>
+                <w:color w:val="ED7D31" w:themeColor="accent2"/>
+              </w:rPr>
+              <w:t>&lt;TOMCAT_HOME&gt;/conf/context.xml</w:t>
+            </w:r>
+            <w:r>
+              <w:rPr>
+                <w:color w:val="ED7D31" w:themeColor="accent2"/>
+              </w:rPr>
+              <w:t xml:space="preserve"> </w:t>
+            </w:r>
+            <w:r>
+              <w:rPr>
+                <w:lang w:val="en-US"/>
+              </w:rPr>
+              <w:t xml:space="preserve">file we will have resources defined like below </w:t>
+            </w:r>
+          </w:p>
+          <w:p>
+            <w:pPr>
+              <w:rPr>
+                <w:lang w:val="en-US"/>
+              </w:rPr>
+            </w:pPr>
+            <w:r>
+              <w:rPr>
+                <w:lang w:val="en-US"/>
+              </w:rPr>
+              <w:t>&lt;Resource name="jms/MQConnectionFactory"</w:t>
+            </w:r>
+          </w:p>
+          <w:p>
+            <w:pPr>
+              <w:rPr>
+                <w:lang w:val="en-US"/>
+              </w:rPr>
+            </w:pPr>
+            <w:r>
+              <w:rPr>
+                <w:lang w:val="en-US"/>
+              </w:rPr>
+              <w:t xml:space="preserve">          auth="Container"</w:t>
+            </w:r>
+          </w:p>
+          <w:p>
+            <w:pPr>
+              <w:rPr>
+                <w:lang w:val="en-US"/>
+              </w:rPr>
+            </w:pPr>
+            <w:r>
+              <w:rPr>
+                <w:lang w:val="en-US"/>
+              </w:rPr>
+              <w:t xml:space="preserve">          type="com.ibm.mq.jms.MQQueueConnectionFactory"</w:t>
+            </w:r>
+          </w:p>
+          <w:p>
+            <w:pPr>
+              <w:rPr>
+                <w:lang w:val="en-US"/>
+              </w:rPr>
+            </w:pPr>
+            <w:r>
+              <w:rPr>
+                <w:lang w:val="en-US"/>
+              </w:rPr>
+              <w:t xml:space="preserve">          factory="org.apache.naming.factory.BeanFactory"</w:t>
+            </w:r>
+          </w:p>
+          <w:p>
+            <w:pPr>
+              <w:rPr>
+                <w:lang w:val="en-US"/>
+              </w:rPr>
+            </w:pPr>
+            <w:r>
+              <w:rPr>
+                <w:lang w:val="en-US"/>
+              </w:rPr>
+              <w:t xml:space="preserve">          </w:t>
+            </w:r>
+          </w:p>
+          <w:p>
+            <w:pPr>
+              <w:rPr>
+                <w:lang w:val="en-US"/>
+              </w:rPr>
+            </w:pPr>
+            <w:r>
+              <w:rPr>
+                <w:lang w:val="en-US"/>
+              </w:rPr>
+              <w:t xml:space="preserve">          hostName="localhost"</w:t>
+            </w:r>
+          </w:p>
+          <w:p>
+            <w:pPr>
+              <w:rPr>
+                <w:lang w:val="en-US"/>
+              </w:rPr>
+            </w:pPr>
+            <w:r>
+              <w:rPr>
+                <w:lang w:val="en-US"/>
+              </w:rPr>
+              <w:t xml:space="preserve">          port="1414"</w:t>
+            </w:r>
+          </w:p>
+          <w:p>
+            <w:pPr>
+              <w:rPr>
+                <w:lang w:val="en-US"/>
+              </w:rPr>
+            </w:pPr>
+            <w:r>
+              <w:rPr>
+                <w:lang w:val="en-US"/>
+              </w:rPr>
+              <w:t xml:space="preserve">          queueManager="QM1"</w:t>
+            </w:r>
+          </w:p>
+          <w:p>
+            <w:pPr>
+              <w:rPr>
+                <w:lang w:val="en-US"/>
+              </w:rPr>
+            </w:pPr>
+            <w:r>
+              <w:rPr>
+                <w:lang w:val="en-US"/>
+              </w:rPr>
+              <w:t xml:space="preserve">          channel="DEV.APP.SVRCONN"</w:t>
+            </w:r>
+          </w:p>
+          <w:p>
+            <w:pPr>
+              <w:rPr>
+                <w:lang w:val="en-US"/>
+              </w:rPr>
+            </w:pPr>
+            <w:r>
+              <w:rPr>
+                <w:lang w:val="en-US"/>
+              </w:rPr>
+              <w:t xml:space="preserve">          transportType="1"</w:t>
+            </w:r>
+          </w:p>
+          <w:p>
+            <w:pPr>
+              <w:rPr>
+                <w:lang w:val="en-US"/>
+              </w:rPr>
+            </w:pPr>
+            <w:r>
+              <w:rPr>
+                <w:lang w:val="en-US"/>
+              </w:rPr>
+              <w:t xml:space="preserve">          </w:t>
+            </w:r>
+          </w:p>
+          <w:p>
+            <w:pPr>
+              <w:rPr>
+                <w:lang w:val="en-US"/>
+              </w:rPr>
+            </w:pPr>
+            <w:r>
+              <w:rPr>
+                <w:lang w:val="en-US"/>
+              </w:rPr>
+              <w:t xml:space="preserve">          user="app"</w:t>
+            </w:r>
+          </w:p>
+          <w:p>
+            <w:pPr>
+              <w:rPr>
+                <w:lang w:val="en-US"/>
+              </w:rPr>
+            </w:pPr>
+            <w:r>
+              <w:rPr>
+                <w:lang w:val="en-US"/>
+              </w:rPr>
+              <w:t xml:space="preserve">          password="password"/&gt;</w:t>
+            </w:r>
+          </w:p>
+          <w:p>
+            <w:pPr>
+              <w:rPr>
+                <w:lang w:val="en-US"/>
+              </w:rPr>
+            </w:pPr>
+          </w:p>
+          <w:p>
+            <w:pPr>
+              <w:rPr>
+                <w:color w:val="ED7D31" w:themeColor="accent2"/>
+              </w:rPr>
+            </w:pPr>
+            <w:r>
+              <w:rPr>
+                <w:color w:val="ED7D31" w:themeColor="accent2"/>
+              </w:rPr>
+              <w:t>what is this?</w:t>
+            </w:r>
+          </w:p>
+          <w:p>
+            <w:pPr>
+              <w:rPr>
+                <w:lang w:val="en-US"/>
+              </w:rPr>
+            </w:pPr>
+            <w:r>
+              <w:rPr>
+                <w:rFonts w:ascii="Segoe UI Symbol" w:hAnsi="Segoe UI Symbol" w:cs="Segoe UI Symbol"/>
+              </w:rPr>
+              <w:t>👉</w:t>
+            </w:r>
+            <w:r>
+              <w:t xml:space="preserve"> </w:t>
+            </w:r>
+            <w:r>
+              <w:t xml:space="preserve">above resource def </w:t>
+            </w:r>
+            <w:r>
+              <w:t>does NOT create the queue in MQ</w:t>
+            </w:r>
+            <w:r>
+              <w:br/>
+            </w:r>
+            <w:r>
+              <w:rPr>
+                <w:rFonts w:ascii="Segoe UI Symbol" w:hAnsi="Segoe UI Symbol" w:cs="Segoe UI Symbol"/>
+              </w:rPr>
+              <w:t>👉</w:t>
+            </w:r>
+            <w:r>
+              <w:t xml:space="preserve"> It only maps to an </w:t>
+            </w:r>
+            <w:r>
+              <w:rPr>
+                <w:rStyle w:val="Strong"/>
+              </w:rPr>
+              <w:t>a</w:t>
+            </w:r>
+            <w:bookmarkStart w:id="0" w:name="_GoBack"/>
+            <w:bookmarkEnd w:id="0"/>
+            <w:r>
+              <w:rPr>
+                <w:rStyle w:val="Strong"/>
+              </w:rPr>
+              <w:t>lready existing queue</w:t>
+            </w:r>
+          </w:p>
+          <w:p>
+            <w:pPr>
+              <w:rPr>
+                <w:lang w:val="en-US"/>
+              </w:rPr>
+            </w:pPr>
+            <w:r>
+              <w:rPr>
+                <w:lang w:val="en-US"/>
+              </w:rPr>
+              <w:t>Here we are defining resources to create JNDI objects in tomcat server</w:t>
+            </w:r>
+            <w:r>
+              <w:rPr>
+                <w:lang w:val="en-US"/>
+              </w:rPr>
+              <w:t xml:space="preserve"> and it wont create </w:t>
+            </w:r>
+            <w:r>
+              <w:rPr>
+                <w:color w:val="ED7D31" w:themeColor="accent2"/>
+              </w:rPr>
+              <w:t>any QUEUE in IBM MQ</w:t>
+            </w:r>
+            <w:r>
+              <w:rPr>
+                <w:lang w:val="en-US"/>
+              </w:rPr>
+              <w:t xml:space="preserve"> </w:t>
+            </w:r>
+            <w:r>
+              <w:rPr>
+                <w:lang w:val="en-US"/>
+              </w:rPr>
+              <w:t>, once jndi obj are present in server, u can do below</w:t>
+            </w:r>
+          </w:p>
+          <w:p>
+            <w:pPr>
+              <w:rPr>
+                <w:lang w:val="en-US"/>
+              </w:rPr>
+            </w:pPr>
+          </w:p>
+          <w:p>
+            <w:pPr>
+              <w:rPr>
+                <w:lang w:val="en-US"/>
+              </w:rPr>
+            </w:pPr>
+            <w:r>
+              <w:rPr>
+                <w:lang w:val="en-US"/>
+              </w:rPr>
+              <w:t>Context ctx = new InitialContext();</w:t>
+            </w:r>
+          </w:p>
+          <w:p>
+            <w:pPr>
+              <w:rPr>
+                <w:lang w:val="en-US"/>
+              </w:rPr>
+            </w:pPr>
+            <w:r>
+              <w:rPr>
+                <w:lang w:val="en-US"/>
+              </w:rPr>
+              <w:t>ConnectionFactory cf = (ConnectionFactory) ctx.lookup("java:comp/env/jms/MQConnectionFactory");</w:t>
+            </w:r>
+          </w:p>
+          <w:p>
+            <w:pPr>
+              <w:rPr>
+                <w:lang w:val="en-US"/>
+              </w:rPr>
+            </w:pPr>
+          </w:p>
+          <w:p>
+            <w:r>
+              <w:t>creating a JNDI resource in Tomcat does NOT create anything in IBM MQ.</w:t>
+            </w:r>
+          </w:p>
+          <w:p/>
+          <w:p>
+            <w:pPr>
+              <w:rPr>
+                <w:lang w:val="en-US"/>
+              </w:rPr>
+            </w:pPr>
+          </w:p>
+        </w:tc>
+        <w:tc>
+          <w:tcPr>
+            <w:tcW w:w="10795" w:type="dxa"/>
+          </w:tcPr>
+          <w:p>
+            <w:pPr>
+              <w:rPr>
+                <w:color w:val="ED7D31" w:themeColor="accent2"/>
+              </w:rPr>
+            </w:pPr>
+            <w:r>
+              <w:rPr>
+                <w:color w:val="ED7D31" w:themeColor="accent2"/>
+              </w:rPr>
+              <w:t>When you configure this:</w:t>
+            </w:r>
+          </w:p>
+          <w:p>
+            <w:r>
+              <w:t>&lt;Resource name="jms/MQConnectionFactory" ... /&gt;</w:t>
+            </w:r>
+          </w:p>
+          <w:p>
+            <w:r>
+              <w:rPr>
+                <w:rFonts w:ascii="Segoe UI Symbol" w:hAnsi="Segoe UI Symbol" w:cs="Segoe UI Symbol"/>
+              </w:rPr>
+              <w:t>👉</w:t>
+            </w:r>
+            <w:r>
+              <w:t xml:space="preserve"> You are only telling Tomcat:</w:t>
+            </w:r>
+          </w:p>
+          <w:p>
+            <w:r>
+              <w:t>“Here’s how to connect to MQ”</w:t>
+            </w:r>
+          </w:p>
+          <w:p>
+            <w:r>
+              <w:t xml:space="preserve">It creates a </w:t>
+            </w:r>
+            <w:r>
+              <w:rPr>
+                <w:b/>
+                <w:bCs/>
+              </w:rPr>
+              <w:t>Java object (ConnectionFactory)</w:t>
+            </w:r>
+            <w:r>
+              <w:t xml:space="preserve"> inside Tomcat — nothing more.</w:t>
+            </w:r>
+          </w:p>
+          <w:p>
+            <w:pPr>
+              <w:rPr>
+                <w:rFonts w:ascii="Segoe UI Symbol" w:hAnsi="Segoe UI Symbol" w:cs="Segoe UI Symbol"/>
+                <w:b/>
+                <w:bCs/>
+              </w:rPr>
+            </w:pPr>
+          </w:p>
+          <w:p>
+            <w:pPr>
+              <w:rPr>
+                <w:b/>
+                <w:color w:val="ED7D31" w:themeColor="accent2"/>
+              </w:rPr>
+            </w:pPr>
+            <w:r>
+              <w:rPr>
+                <w:rFonts w:ascii="Segoe UI Symbol" w:hAnsi="Segoe UI Symbol" w:cs="Segoe UI Symbol"/>
+                <w:b/>
+                <w:bCs/>
+              </w:rPr>
+              <w:t>📦</w:t>
+            </w:r>
+            <w:r>
+              <w:rPr>
+                <w:b/>
+                <w:bCs/>
+              </w:rPr>
+              <w:t xml:space="preserve"> </w:t>
+            </w:r>
+            <w:r>
+              <w:rPr>
+                <w:b/>
+                <w:color w:val="ED7D31" w:themeColor="accent2"/>
+              </w:rPr>
+              <w:t>What happens inside IBM MQ</w:t>
+            </w:r>
+          </w:p>
+          <w:p>
+            <w:r>
+              <w:t xml:space="preserve">IBM MQ is a </w:t>
+            </w:r>
+            <w:r>
+              <w:rPr>
+                <w:b/>
+                <w:bCs/>
+              </w:rPr>
+              <w:t>separate server system</w:t>
+            </w:r>
+            <w:r>
+              <w:t>.</w:t>
+            </w:r>
+          </w:p>
+          <w:p>
+            <w:r>
+              <w:t>It already must have:</w:t>
+            </w:r>
+          </w:p>
+          <w:p>
+            <w:pPr>
+              <w:numPr>
+                <w:ilvl w:val="0"/>
+                <w:numId w:val="11"/>
+              </w:numPr>
+            </w:pPr>
+            <w:r>
+              <w:t xml:space="preserve">Queue Manager (e.g., QM1) </w:t>
+            </w:r>
+          </w:p>
+          <w:p>
+            <w:pPr>
+              <w:numPr>
+                <w:ilvl w:val="0"/>
+                <w:numId w:val="11"/>
+              </w:numPr>
+            </w:pPr>
+            <w:r>
+              <w:t xml:space="preserve">Queues (e.g., DEV.QUEUE.1) </w:t>
+            </w:r>
+          </w:p>
+          <w:p>
+            <w:pPr>
+              <w:numPr>
+                <w:ilvl w:val="0"/>
+                <w:numId w:val="11"/>
+              </w:numPr>
+            </w:pPr>
+            <w:r>
+              <w:t xml:space="preserve">Channel (e.g., DEV.APP.SVRCONN) </w:t>
+            </w:r>
+          </w:p>
+          <w:p>
+            <w:r>
+              <w:rPr>
+                <w:rFonts w:ascii="Segoe UI Symbol" w:hAnsi="Segoe UI Symbol" w:cs="Segoe UI Symbol"/>
+              </w:rPr>
+              <w:t>👉</w:t>
+            </w:r>
+            <w:r>
+              <w:t xml:space="preserve"> Your JNDI config</w:t>
+            </w:r>
+            <w:r>
+              <w:t xml:space="preserve"> in cintext.xml</w:t>
+            </w:r>
+            <w:r>
+              <w:t xml:space="preserve"> just </w:t>
+            </w:r>
+            <w:r>
+              <w:rPr>
+                <w:b/>
+                <w:bCs/>
+              </w:rPr>
+              <w:t>uses these existing resources</w:t>
+            </w:r>
+          </w:p>
+          <w:p>
+            <w:pPr>
+              <w:rPr>
+                <w:rFonts w:ascii="Segoe UI Symbol" w:hAnsi="Segoe UI Symbol" w:cs="Segoe UI Symbol"/>
+                <w:b/>
+                <w:bCs/>
+              </w:rPr>
+            </w:pPr>
+          </w:p>
+          <w:p>
+            <w:pPr>
+              <w:rPr>
+                <w:b/>
+                <w:bCs/>
+              </w:rPr>
+            </w:pPr>
+            <w:r>
+              <w:rPr>
+                <w:rFonts w:ascii="Segoe UI Symbol" w:hAnsi="Segoe UI Symbol" w:cs="Segoe UI Symbol"/>
+                <w:b/>
+                <w:bCs/>
+              </w:rPr>
+              <w:t>🔄</w:t>
+            </w:r>
+            <w:r>
+              <w:rPr>
+                <w:b/>
+                <w:bCs/>
+              </w:rPr>
+              <w:t xml:space="preserve"> Analogy (very important)</w:t>
+            </w:r>
+          </w:p>
+          <w:p>
+            <w:r>
+              <w:t>Think like this:</w:t>
+            </w:r>
+          </w:p>
+          <w:p>
+            <w:pPr>
+              <w:numPr>
+                <w:ilvl w:val="0"/>
+                <w:numId w:val="12"/>
+              </w:numPr>
+            </w:pPr>
+            <w:r>
+              <w:t xml:space="preserve">IBM MQ = </w:t>
+            </w:r>
+            <w:r>
+              <w:rPr>
+                <w:rFonts w:ascii="Segoe UI Symbol" w:hAnsi="Segoe UI Symbol" w:cs="Segoe UI Symbol"/>
+              </w:rPr>
+              <w:t>🏦</w:t>
+            </w:r>
+            <w:r>
+              <w:t xml:space="preserve"> Bank </w:t>
+            </w:r>
+          </w:p>
+          <w:p>
+            <w:pPr>
+              <w:numPr>
+                <w:ilvl w:val="0"/>
+                <w:numId w:val="12"/>
+              </w:numPr>
+            </w:pPr>
+            <w:r>
+              <w:t xml:space="preserve">Queue = </w:t>
+            </w:r>
+            <w:r>
+              <w:rPr>
+                <w:rFonts w:ascii="Segoe UI Symbol" w:hAnsi="Segoe UI Symbol" w:cs="Segoe UI Symbol"/>
+              </w:rPr>
+              <w:t>🗃</w:t>
+            </w:r>
+            <w:r>
+              <w:t xml:space="preserve">️ Account </w:t>
+            </w:r>
+          </w:p>
+          <w:p>
+            <w:pPr>
+              <w:numPr>
+                <w:ilvl w:val="0"/>
+                <w:numId w:val="12"/>
+              </w:numPr>
+            </w:pPr>
+            <w:r>
+              <w:t xml:space="preserve">JNDI in Tomcat = </w:t>
+            </w:r>
+            <w:r>
+              <w:rPr>
+                <w:rFonts w:ascii="Segoe UI Symbol" w:hAnsi="Segoe UI Symbol" w:cs="Segoe UI Symbol"/>
+              </w:rPr>
+              <w:t>📞</w:t>
+            </w:r>
+            <w:r>
+              <w:t xml:space="preserve"> Phone number to call the bank </w:t>
+            </w:r>
+          </w:p>
+          <w:p>
+            <w:r>
+              <w:rPr>
+                <w:rFonts w:ascii="Segoe UI Symbol" w:hAnsi="Segoe UI Symbol" w:cs="Segoe UI Symbol"/>
+              </w:rPr>
+              <w:t>👉</w:t>
+            </w:r>
+            <w:r>
+              <w:t xml:space="preserve"> Saving a phone number does NOT create a bank account </w:t>
+            </w:r>
+            <w:r>
+              <w:rPr>
+                <w:rFonts w:ascii="Segoe UI Symbol" w:hAnsi="Segoe UI Symbol" w:cs="Segoe UI Symbol"/>
+              </w:rPr>
+              <w:t>😄</w:t>
+            </w:r>
+          </w:p>
+          <w:p>
+            <w:r>
+              <w:t xml:space="preserve">Queues are created </w:t>
+            </w:r>
+            <w:r>
+              <w:rPr>
+                <w:b/>
+                <w:bCs/>
+              </w:rPr>
+              <w:t>on MQ server side</w:t>
+            </w:r>
+            <w:r>
+              <w:rPr>
+                <w:b/>
+                <w:bCs/>
+              </w:rPr>
+              <w:t xml:space="preserve"> </w:t>
+            </w:r>
+            <w:r>
+              <w:t>Using MQ commands</w:t>
+            </w:r>
+            <w:r>
+              <w:t xml:space="preserve">, not in Tomcat </w:t>
+            </w:r>
+          </w:p>
+        </w:tc>
+      </w:tr>
+    </w:tbl>
+    <w:p>
+      <w:pPr>
+        <w:rPr>
+          <w:lang w:val="en-US"/>
+        </w:rPr>
+      </w:pPr>
+    </w:p>
+    <w:p>
+      <w:pPr>
+        <w:pStyle w:val="NormalWeb"/>
+        <w:spacing w:before="0" w:beforeAutospacing="0" w:after="0" w:afterAutospacing="0"/>
+        <w:rPr>
+          <w:rFonts w:ascii="Comic Sans MS" w:eastAsiaTheme="minorHAnsi" w:hAnsi="Comic Sans MS" w:cstheme="minorBidi"/>
+          <w:lang w:val="en-US" w:eastAsia="en-US" w:bidi="ar-SA"/>
+        </w:rPr>
+      </w:pPr>
+      <w:r>
+        <w:rPr>
+          <w:rFonts w:ascii="Comic Sans MS" w:eastAsiaTheme="minorHAnsi" w:hAnsi="Comic Sans MS" w:cstheme="minorBidi"/>
+          <w:lang w:val="en-US" w:eastAsia="en-US" w:bidi="ar-SA"/>
+        </w:rPr>
+        <w:t>notes</w:t>
+      </w:r>
+    </w:p>
+    <w:p>
+      <w:pPr>
+        <w:rPr>
+          <w:lang w:val="en-US"/>
+        </w:rPr>
+      </w:pPr>
+    </w:p>
+    <w:tbl>
+      <w:tblPr>
+        <w:tblStyle w:val="TableGrid"/>
+        <w:tblW w:w="0" w:type="auto"/>
+        <w:tblLook w:val="04A0" w:firstRow="1" w:lastRow="0" w:firstColumn="1" w:lastColumn="0" w:noHBand="0" w:noVBand="1"/>
+      </w:tblPr>
+      <w:tblGrid>
+        <w:gridCol w:w="10795"/>
+        <w:gridCol w:w="10795"/>
+      </w:tblGrid>
+      <w:tr>
+        <w:tc>
+          <w:tcPr>
+            <w:tcW w:w="10795" w:type="dxa"/>
+          </w:tcPr>
+          <w:p>
+            <w:pPr>
+              <w:rPr>
+                <w:lang w:val="en-US"/>
+              </w:rPr>
+            </w:pPr>
+            <w:r>
+              <w:rPr>
+                <w:lang w:val="en-US"/>
+              </w:rPr>
+              <w:t xml:space="preserve">for every incoming request to tomcat server, tomcat will assign 1 thread , </w:t>
+            </w:r>
+          </w:p>
+          <w:p>
+            <w:pPr>
+              <w:rPr>
+                <w:lang w:val="en-US"/>
+              </w:rPr>
+            </w:pPr>
+            <w:r>
+              <w:rPr>
+                <w:lang w:val="en-US"/>
+              </w:rPr>
+              <w:t>its thread per request model</w:t>
+            </w:r>
+          </w:p>
+          <w:p>
+            <w:pPr>
+              <w:rPr>
+                <w:lang w:val="en-US"/>
+              </w:rPr>
+            </w:pPr>
+            <w:r>
+              <w:rPr>
+                <w:lang w:val="en-US"/>
+              </w:rPr>
+              <w:lastRenderedPageBreak/>
+              <w:t>tomcat will have 200 threads In the pool , means at anypoint of time , tomcat can handle 200 requests at a time</w:t>
+            </w:r>
+          </w:p>
+        </w:tc>
+        <w:tc>
+          <w:tcPr>
+            <w:tcW w:w="10795" w:type="dxa"/>
+          </w:tcPr>
+          <w:p>
+            <w:pPr>
+              <w:rPr>
+                <w:lang w:val="en-US"/>
+              </w:rPr>
+            </w:pPr>
+          </w:p>
+        </w:tc>
+      </w:tr>
+    </w:tbl>
+    <w:p>
+      <w:pPr>
+        <w:rPr>
+          <w:lang w:val="en-US"/>
+        </w:rPr>
+      </w:pPr>
+    </w:p>
     <w:p>
       <w:pPr>
         <w:pStyle w:val="Heading1"/>
@@ -354,6 +1177,26 @@
               </w:rPr>
               <w:t>http://localhost:8080/host-manager/html (Admin GUI)</w:t>
             </w:r>
+          </w:p>
+          <w:p>
+            <w:pPr>
+              <w:pStyle w:val="NormalWeb"/>
+              <w:spacing w:before="0" w:beforeAutospacing="0" w:after="0" w:afterAutospacing="0"/>
+              <w:rPr>
+                <w:rFonts w:ascii="Comic Sans MS" w:eastAsiaTheme="minorHAnsi" w:hAnsi="Comic Sans MS" w:cstheme="minorBidi"/>
+                <w:lang w:val="en-US" w:eastAsia="en-US" w:bidi="ar-SA"/>
+              </w:rPr>
+            </w:pPr>
+          </w:p>
+          <w:p>
+            <w:pPr>
+              <w:pStyle w:val="NormalWeb"/>
+              <w:spacing w:before="0" w:beforeAutospacing="0" w:after="0" w:afterAutospacing="0"/>
+              <w:rPr>
+                <w:rFonts w:ascii="Comic Sans MS" w:eastAsiaTheme="minorHAnsi" w:hAnsi="Comic Sans MS" w:cstheme="minorBidi"/>
+                <w:lang w:val="en-US" w:eastAsia="en-US" w:bidi="ar-SA"/>
+              </w:rPr>
+            </w:pPr>
           </w:p>
         </w:tc>
       </w:tr>
@@ -471,7 +1314,7 @@
                 <v:shape id="_x0000_i1025" type="#_x0000_t75" style="width:416.25pt;height:271.5pt" o:ole="">
                   <v:imagedata r:id="rId6" o:title=""/>
                 </v:shape>
-                <o:OLEObject Type="Embed" ProgID="PBrush" ShapeID="_x0000_i1025" DrawAspect="Content" ObjectID="_1823626769" r:id="rId7"/>
+                <o:OLEObject Type="Embed" ProgID="PBrush" ShapeID="_x0000_i1025" DrawAspect="Content" ObjectID="_1838915846" r:id="rId7"/>
               </w:object>
             </w:r>
           </w:p>
@@ -736,7 +1579,6 @@
         <w:rPr>
           <w:lang w:val="en-US"/>
         </w:rPr>
-        <w:lastRenderedPageBreak/>
         <w:t>How to undeploy</w:t>
       </w:r>
     </w:p>
@@ -800,7 +1642,7 @@
             <w:r>
               <w:rPr>
                 <w:noProof/>
-                <w:lang w:eastAsia="en-IN" w:bidi="te-IN"/>
+                <w:lang w:eastAsia="en-IN"/>
               </w:rPr>
               <w:drawing>
                 <wp:inline distT="0" distB="0" distL="0" distR="0" wp14:anchorId="7294B1A9" wp14:editId="5A2F261E">
@@ -1665,6 +2507,7 @@
           <w:szCs w:val="22"/>
           <w:bdr w:val="single" w:sz="2" w:space="0" w:color="auto" w:frame="1"/>
         </w:rPr>
+        <w:lastRenderedPageBreak/>
         <w:t xml:space="preserve">    </w:t>
       </w:r>
       <w:r>
@@ -2319,7 +3162,6 @@
           <w:szCs w:val="22"/>
           <w:bdr w:val="single" w:sz="2" w:space="0" w:color="auto" w:frame="1"/>
         </w:rPr>
-        <w:lastRenderedPageBreak/>
         <w:t>&lt;/server&gt;</w:t>
       </w:r>
     </w:p>
@@ -2524,8 +3366,10 @@
           <w:p>
             <w:pPr>
               <w:pStyle w:val="Heading4"/>
-            </w:pPr>
-            <w:r>
+              <w:outlineLvl w:val="3"/>
+            </w:pPr>
+            <w:r>
+              <w:lastRenderedPageBreak/>
               <w:t xml:space="preserve">1. </w:t>
             </w:r>
             <w:r>
@@ -2813,8 +3657,6 @@
                 <w:lang w:eastAsia="en-IN" w:bidi="te-IN"/>
               </w:rPr>
             </w:pPr>
-            <w:bookmarkStart w:id="0" w:name="_GoBack"/>
-            <w:bookmarkEnd w:id="0"/>
           </w:p>
         </w:tc>
       </w:tr>
@@ -2826,6 +3668,7 @@
           <w:p>
             <w:pPr>
               <w:pStyle w:val="Heading4"/>
+              <w:outlineLvl w:val="3"/>
               <w:rPr>
                 <w:rFonts w:ascii="Times New Roman" w:hAnsi="Times New Roman"/>
                 <w:color w:val="auto"/>
@@ -2837,7 +3680,6 @@
                 <w:b w:val="0"/>
                 <w:bCs w:val="0"/>
               </w:rPr>
-              <w:lastRenderedPageBreak/>
               <w:t>Create a Remote Debug Configuration in IntelliJ</w:t>
             </w:r>
           </w:p>
@@ -3184,6 +4026,7 @@
           <w:p>
             <w:pPr>
               <w:pStyle w:val="Heading4"/>
+              <w:outlineLvl w:val="3"/>
               <w:rPr>
                 <w:rFonts w:ascii="Times New Roman" w:hAnsi="Times New Roman"/>
                 <w:color w:val="auto"/>
@@ -3828,6 +4671,304 @@
     </w:lvl>
   </w:abstractNum>
   <w:abstractNum w:abstractNumId="4">
+    <w:nsid w:val="350B2DC9"/>
+    <w:multiLevelType w:val="multilevel"/>
+    <w:tmpl w:val="497EF11A"/>
+    <w:lvl w:ilvl="0">
+      <w:start w:val="1"/>
+      <w:numFmt w:val="bullet"/>
+      <w:lvlText w:val=""/>
+      <w:lvlJc w:val="left"/>
+      <w:pPr>
+        <w:tabs>
+          <w:tab w:val="num" w:pos="720"/>
+        </w:tabs>
+        <w:ind w:left="720" w:hanging="360"/>
+      </w:pPr>
+      <w:rPr>
+        <w:rFonts w:ascii="Symbol" w:hAnsi="Symbol" w:hint="default"/>
+        <w:sz w:val="20"/>
+      </w:rPr>
+    </w:lvl>
+    <w:lvl w:ilvl="1" w:tentative="1">
+      <w:start w:val="1"/>
+      <w:numFmt w:val="bullet"/>
+      <w:lvlText w:val="o"/>
+      <w:lvlJc w:val="left"/>
+      <w:pPr>
+        <w:tabs>
+          <w:tab w:val="num" w:pos="1440"/>
+        </w:tabs>
+        <w:ind w:left="1440" w:hanging="360"/>
+      </w:pPr>
+      <w:rPr>
+        <w:rFonts w:ascii="Courier New" w:hAnsi="Courier New" w:hint="default"/>
+        <w:sz w:val="20"/>
+      </w:rPr>
+    </w:lvl>
+    <w:lvl w:ilvl="2" w:tentative="1">
+      <w:start w:val="1"/>
+      <w:numFmt w:val="bullet"/>
+      <w:lvlText w:val=""/>
+      <w:lvlJc w:val="left"/>
+      <w:pPr>
+        <w:tabs>
+          <w:tab w:val="num" w:pos="2160"/>
+        </w:tabs>
+        <w:ind w:left="2160" w:hanging="360"/>
+      </w:pPr>
+      <w:rPr>
+        <w:rFonts w:ascii="Wingdings" w:hAnsi="Wingdings" w:hint="default"/>
+        <w:sz w:val="20"/>
+      </w:rPr>
+    </w:lvl>
+    <w:lvl w:ilvl="3" w:tentative="1">
+      <w:start w:val="1"/>
+      <w:numFmt w:val="bullet"/>
+      <w:lvlText w:val=""/>
+      <w:lvlJc w:val="left"/>
+      <w:pPr>
+        <w:tabs>
+          <w:tab w:val="num" w:pos="2880"/>
+        </w:tabs>
+        <w:ind w:left="2880" w:hanging="360"/>
+      </w:pPr>
+      <w:rPr>
+        <w:rFonts w:ascii="Wingdings" w:hAnsi="Wingdings" w:hint="default"/>
+        <w:sz w:val="20"/>
+      </w:rPr>
+    </w:lvl>
+    <w:lvl w:ilvl="4" w:tentative="1">
+      <w:start w:val="1"/>
+      <w:numFmt w:val="bullet"/>
+      <w:lvlText w:val=""/>
+      <w:lvlJc w:val="left"/>
+      <w:pPr>
+        <w:tabs>
+          <w:tab w:val="num" w:pos="3600"/>
+        </w:tabs>
+        <w:ind w:left="3600" w:hanging="360"/>
+      </w:pPr>
+      <w:rPr>
+        <w:rFonts w:ascii="Wingdings" w:hAnsi="Wingdings" w:hint="default"/>
+        <w:sz w:val="20"/>
+      </w:rPr>
+    </w:lvl>
+    <w:lvl w:ilvl="5" w:tentative="1">
+      <w:start w:val="1"/>
+      <w:numFmt w:val="bullet"/>
+      <w:lvlText w:val=""/>
+      <w:lvlJc w:val="left"/>
+      <w:pPr>
+        <w:tabs>
+          <w:tab w:val="num" w:pos="4320"/>
+        </w:tabs>
+        <w:ind w:left="4320" w:hanging="360"/>
+      </w:pPr>
+      <w:rPr>
+        <w:rFonts w:ascii="Wingdings" w:hAnsi="Wingdings" w:hint="default"/>
+        <w:sz w:val="20"/>
+      </w:rPr>
+    </w:lvl>
+    <w:lvl w:ilvl="6" w:tentative="1">
+      <w:start w:val="1"/>
+      <w:numFmt w:val="bullet"/>
+      <w:lvlText w:val=""/>
+      <w:lvlJc w:val="left"/>
+      <w:pPr>
+        <w:tabs>
+          <w:tab w:val="num" w:pos="5040"/>
+        </w:tabs>
+        <w:ind w:left="5040" w:hanging="360"/>
+      </w:pPr>
+      <w:rPr>
+        <w:rFonts w:ascii="Wingdings" w:hAnsi="Wingdings" w:hint="default"/>
+        <w:sz w:val="20"/>
+      </w:rPr>
+    </w:lvl>
+    <w:lvl w:ilvl="7" w:tentative="1">
+      <w:start w:val="1"/>
+      <w:numFmt w:val="bullet"/>
+      <w:lvlText w:val=""/>
+      <w:lvlJc w:val="left"/>
+      <w:pPr>
+        <w:tabs>
+          <w:tab w:val="num" w:pos="5760"/>
+        </w:tabs>
+        <w:ind w:left="5760" w:hanging="360"/>
+      </w:pPr>
+      <w:rPr>
+        <w:rFonts w:ascii="Wingdings" w:hAnsi="Wingdings" w:hint="default"/>
+        <w:sz w:val="20"/>
+      </w:rPr>
+    </w:lvl>
+    <w:lvl w:ilvl="8" w:tentative="1">
+      <w:start w:val="1"/>
+      <w:numFmt w:val="bullet"/>
+      <w:lvlText w:val=""/>
+      <w:lvlJc w:val="left"/>
+      <w:pPr>
+        <w:tabs>
+          <w:tab w:val="num" w:pos="6480"/>
+        </w:tabs>
+        <w:ind w:left="6480" w:hanging="360"/>
+      </w:pPr>
+      <w:rPr>
+        <w:rFonts w:ascii="Wingdings" w:hAnsi="Wingdings" w:hint="default"/>
+        <w:sz w:val="20"/>
+      </w:rPr>
+    </w:lvl>
+  </w:abstractNum>
+  <w:abstractNum w:abstractNumId="5">
+    <w:nsid w:val="38B3756C"/>
+    <w:multiLevelType w:val="multilevel"/>
+    <w:tmpl w:val="F2542892"/>
+    <w:lvl w:ilvl="0">
+      <w:start w:val="1"/>
+      <w:numFmt w:val="bullet"/>
+      <w:lvlText w:val=""/>
+      <w:lvlJc w:val="left"/>
+      <w:pPr>
+        <w:tabs>
+          <w:tab w:val="num" w:pos="720"/>
+        </w:tabs>
+        <w:ind w:left="720" w:hanging="360"/>
+      </w:pPr>
+      <w:rPr>
+        <w:rFonts w:ascii="Symbol" w:hAnsi="Symbol" w:hint="default"/>
+        <w:sz w:val="20"/>
+      </w:rPr>
+    </w:lvl>
+    <w:lvl w:ilvl="1" w:tentative="1">
+      <w:start w:val="1"/>
+      <w:numFmt w:val="bullet"/>
+      <w:lvlText w:val="o"/>
+      <w:lvlJc w:val="left"/>
+      <w:pPr>
+        <w:tabs>
+          <w:tab w:val="num" w:pos="1440"/>
+        </w:tabs>
+        <w:ind w:left="1440" w:hanging="360"/>
+      </w:pPr>
+      <w:rPr>
+        <w:rFonts w:ascii="Courier New" w:hAnsi="Courier New" w:hint="default"/>
+        <w:sz w:val="20"/>
+      </w:rPr>
+    </w:lvl>
+    <w:lvl w:ilvl="2" w:tentative="1">
+      <w:start w:val="1"/>
+      <w:numFmt w:val="bullet"/>
+      <w:lvlText w:val=""/>
+      <w:lvlJc w:val="left"/>
+      <w:pPr>
+        <w:tabs>
+          <w:tab w:val="num" w:pos="2160"/>
+        </w:tabs>
+        <w:ind w:left="2160" w:hanging="360"/>
+      </w:pPr>
+      <w:rPr>
+        <w:rFonts w:ascii="Wingdings" w:hAnsi="Wingdings" w:hint="default"/>
+        <w:sz w:val="20"/>
+      </w:rPr>
+    </w:lvl>
+    <w:lvl w:ilvl="3" w:tentative="1">
+      <w:start w:val="1"/>
+      <w:numFmt w:val="bullet"/>
+      <w:lvlText w:val=""/>
+      <w:lvlJc w:val="left"/>
+      <w:pPr>
+        <w:tabs>
+          <w:tab w:val="num" w:pos="2880"/>
+        </w:tabs>
+        <w:ind w:left="2880" w:hanging="360"/>
+      </w:pPr>
+      <w:rPr>
+        <w:rFonts w:ascii="Wingdings" w:hAnsi="Wingdings" w:hint="default"/>
+        <w:sz w:val="20"/>
+      </w:rPr>
+    </w:lvl>
+    <w:lvl w:ilvl="4" w:tentative="1">
+      <w:start w:val="1"/>
+      <w:numFmt w:val="bullet"/>
+      <w:lvlText w:val=""/>
+      <w:lvlJc w:val="left"/>
+      <w:pPr>
+        <w:tabs>
+          <w:tab w:val="num" w:pos="3600"/>
+        </w:tabs>
+        <w:ind w:left="3600" w:hanging="360"/>
+      </w:pPr>
+      <w:rPr>
+        <w:rFonts w:ascii="Wingdings" w:hAnsi="Wingdings" w:hint="default"/>
+        <w:sz w:val="20"/>
+      </w:rPr>
+    </w:lvl>
+    <w:lvl w:ilvl="5" w:tentative="1">
+      <w:start w:val="1"/>
+      <w:numFmt w:val="bullet"/>
+      <w:lvlText w:val=""/>
+      <w:lvlJc w:val="left"/>
+      <w:pPr>
+        <w:tabs>
+          <w:tab w:val="num" w:pos="4320"/>
+        </w:tabs>
+        <w:ind w:left="4320" w:hanging="360"/>
+      </w:pPr>
+      <w:rPr>
+        <w:rFonts w:ascii="Wingdings" w:hAnsi="Wingdings" w:hint="default"/>
+        <w:sz w:val="20"/>
+      </w:rPr>
+    </w:lvl>
+    <w:lvl w:ilvl="6" w:tentative="1">
+      <w:start w:val="1"/>
+      <w:numFmt w:val="bullet"/>
+      <w:lvlText w:val=""/>
+      <w:lvlJc w:val="left"/>
+      <w:pPr>
+        <w:tabs>
+          <w:tab w:val="num" w:pos="5040"/>
+        </w:tabs>
+        <w:ind w:left="5040" w:hanging="360"/>
+      </w:pPr>
+      <w:rPr>
+        <w:rFonts w:ascii="Wingdings" w:hAnsi="Wingdings" w:hint="default"/>
+        <w:sz w:val="20"/>
+      </w:rPr>
+    </w:lvl>
+    <w:lvl w:ilvl="7" w:tentative="1">
+      <w:start w:val="1"/>
+      <w:numFmt w:val="bullet"/>
+      <w:lvlText w:val=""/>
+      <w:lvlJc w:val="left"/>
+      <w:pPr>
+        <w:tabs>
+          <w:tab w:val="num" w:pos="5760"/>
+        </w:tabs>
+        <w:ind w:left="5760" w:hanging="360"/>
+      </w:pPr>
+      <w:rPr>
+        <w:rFonts w:ascii="Wingdings" w:hAnsi="Wingdings" w:hint="default"/>
+        <w:sz w:val="20"/>
+      </w:rPr>
+    </w:lvl>
+    <w:lvl w:ilvl="8" w:tentative="1">
+      <w:start w:val="1"/>
+      <w:numFmt w:val="bullet"/>
+      <w:lvlText w:val=""/>
+      <w:lvlJc w:val="left"/>
+      <w:pPr>
+        <w:tabs>
+          <w:tab w:val="num" w:pos="6480"/>
+        </w:tabs>
+        <w:ind w:left="6480" w:hanging="360"/>
+      </w:pPr>
+      <w:rPr>
+        <w:rFonts w:ascii="Wingdings" w:hAnsi="Wingdings" w:hint="default"/>
+        <w:sz w:val="20"/>
+      </w:rPr>
+    </w:lvl>
+  </w:abstractNum>
+  <w:abstractNum w:abstractNumId="6">
     <w:nsid w:val="44345259"/>
     <w:multiLevelType w:val="multilevel"/>
     <w:tmpl w:val="D6145110"/>
@@ -3976,7 +5117,7 @@
       </w:rPr>
     </w:lvl>
   </w:abstractNum>
-  <w:abstractNum w:abstractNumId="5">
+  <w:abstractNum w:abstractNumId="7">
     <w:nsid w:val="58130B4D"/>
     <w:multiLevelType w:val="hybridMultilevel"/>
     <w:tmpl w:val="DBD2BDEC"/>
@@ -4065,7 +5206,7 @@
       </w:pPr>
     </w:lvl>
   </w:abstractNum>
-  <w:abstractNum w:abstractNumId="6">
+  <w:abstractNum w:abstractNumId="8">
     <w:nsid w:val="5DD62C5B"/>
     <w:multiLevelType w:val="hybridMultilevel"/>
     <w:tmpl w:val="3D903A3E"/>
@@ -4154,7 +5295,7 @@
       </w:pPr>
     </w:lvl>
   </w:abstractNum>
-  <w:abstractNum w:abstractNumId="7">
+  <w:abstractNum w:abstractNumId="9">
     <w:nsid w:val="5FA80CC1"/>
     <w:multiLevelType w:val="hybridMultilevel"/>
     <w:tmpl w:val="51BE78B2"/>
@@ -4243,7 +5384,7 @@
       </w:pPr>
     </w:lvl>
   </w:abstractNum>
-  <w:abstractNum w:abstractNumId="8">
+  <w:abstractNum w:abstractNumId="10">
     <w:nsid w:val="7ED91057"/>
     <w:multiLevelType w:val="multilevel"/>
     <w:tmpl w:val="21DE9452"/>
@@ -4392,7 +5533,7 @@
       </w:rPr>
     </w:lvl>
   </w:abstractNum>
-  <w:abstractNum w:abstractNumId="9">
+  <w:abstractNum w:abstractNumId="11">
     <w:nsid w:val="7F332C68"/>
     <w:multiLevelType w:val="multilevel"/>
     <w:tmpl w:val="B1D8504A"/>
@@ -4545,31 +5686,37 @@
     <w:abstractNumId w:val="2"/>
   </w:num>
   <w:num w:numId="2">
-    <w:abstractNumId w:val="4"/>
+    <w:abstractNumId w:val="6"/>
   </w:num>
   <w:num w:numId="3">
+    <w:abstractNumId w:val="9"/>
+  </w:num>
+  <w:num w:numId="4">
     <w:abstractNumId w:val="7"/>
   </w:num>
-  <w:num w:numId="4">
-    <w:abstractNumId w:val="5"/>
-  </w:num>
   <w:num w:numId="5">
-    <w:abstractNumId w:val="6"/>
+    <w:abstractNumId w:val="8"/>
   </w:num>
   <w:num w:numId="6">
-    <w:abstractNumId w:val="8"/>
+    <w:abstractNumId w:val="10"/>
   </w:num>
   <w:num w:numId="7">
     <w:abstractNumId w:val="0"/>
   </w:num>
   <w:num w:numId="8">
-    <w:abstractNumId w:val="9"/>
+    <w:abstractNumId w:val="11"/>
   </w:num>
   <w:num w:numId="9">
     <w:abstractNumId w:val="1"/>
   </w:num>
   <w:num w:numId="10">
     <w:abstractNumId w:val="3"/>
+  </w:num>
+  <w:num w:numId="11">
+    <w:abstractNumId w:val="5"/>
+  </w:num>
+  <w:num w:numId="12">
+    <w:abstractNumId w:val="4"/>
   </w:num>
 </w:numbering>
 </file>
@@ -5001,7 +6148,6 @@
     <w:next w:val="Normal"/>
     <w:link w:val="Heading2Char"/>
     <w:uiPriority w:val="9"/>
-    <w:semiHidden/>
     <w:unhideWhenUsed/>
     <w:qFormat/>
     <w:rsid w:val="00513BB6"/>
@@ -5065,7 +6211,6 @@
   <w:style w:type="character" w:default="1" w:styleId="DefaultParagraphFont">
     <w:name w:val="Default Paragraph Font"/>
     <w:uiPriority w:val="1"/>
-    <w:semiHidden/>
     <w:unhideWhenUsed/>
   </w:style>
   <w:style w:type="table" w:default="1" w:styleId="TableNormal">
@@ -5115,7 +6260,6 @@
     <w:name w:val="Normal (Web)"/>
     <w:basedOn w:val="Normal"/>
     <w:uiPriority w:val="99"/>
-    <w:semiHidden/>
     <w:unhideWhenUsed/>
     <w:rsid w:val="00F95F1A"/>
     <w:pPr>
@@ -5195,7 +6339,6 @@
     <w:basedOn w:val="DefaultParagraphFont"/>
     <w:link w:val="Heading2"/>
     <w:uiPriority w:val="9"/>
-    <w:semiHidden/>
     <w:rsid w:val="00513BB6"/>
     <w:rPr>
       <w:rFonts w:asciiTheme="majorHAnsi" w:eastAsiaTheme="majorEastAsia" w:hAnsiTheme="majorHAnsi" w:cstheme="majorBidi"/>

--- a/13.misc concepts/servers -tomcat ,IBM WAS/how to deploy war to tomcat.docx
+++ b/13.misc concepts/servers -tomcat ,IBM WAS/how to deploy war to tomcat.docx
@@ -63,207 +63,201 @@
               <w:rPr>
                 <w:color w:val="ED7D31" w:themeColor="accent2"/>
               </w:rPr>
-              <w:t>&lt;TOMCAT_HOME&gt;/conf/context.xml</w:t>
-            </w:r>
-            <w:r>
+              <w:t xml:space="preserve">&lt;TOMCAT_HOME&gt;/conf/context.xml </w:t>
+            </w:r>
+            <w:r>
+              <w:rPr>
+                <w:lang w:val="en-US"/>
+              </w:rPr>
+              <w:t xml:space="preserve">file we will have resources defined like below </w:t>
+            </w:r>
+          </w:p>
+          <w:p>
+            <w:pPr>
+              <w:rPr>
+                <w:lang w:val="en-US"/>
+              </w:rPr>
+            </w:pPr>
+            <w:r>
+              <w:rPr>
+                <w:lang w:val="en-US"/>
+              </w:rPr>
+              <w:t>&lt;Resource name="jms/MQConnectionFactory"</w:t>
+            </w:r>
+          </w:p>
+          <w:p>
+            <w:pPr>
+              <w:rPr>
+                <w:lang w:val="en-US"/>
+              </w:rPr>
+            </w:pPr>
+            <w:r>
+              <w:rPr>
+                <w:lang w:val="en-US"/>
+              </w:rPr>
+              <w:t xml:space="preserve">          auth="Container"</w:t>
+            </w:r>
+          </w:p>
+          <w:p>
+            <w:pPr>
+              <w:rPr>
+                <w:lang w:val="en-US"/>
+              </w:rPr>
+            </w:pPr>
+            <w:r>
+              <w:rPr>
+                <w:lang w:val="en-US"/>
+              </w:rPr>
+              <w:t xml:space="preserve">          type="com.ibm.mq.jms.MQQueueConnectionFactory"</w:t>
+            </w:r>
+          </w:p>
+          <w:p>
+            <w:pPr>
+              <w:rPr>
+                <w:lang w:val="en-US"/>
+              </w:rPr>
+            </w:pPr>
+            <w:r>
+              <w:rPr>
+                <w:lang w:val="en-US"/>
+              </w:rPr>
+              <w:t xml:space="preserve">          factory="org.apache.naming.factory.BeanFactory"</w:t>
+            </w:r>
+          </w:p>
+          <w:p>
+            <w:pPr>
+              <w:rPr>
+                <w:lang w:val="en-US"/>
+              </w:rPr>
+            </w:pPr>
+            <w:r>
+              <w:rPr>
+                <w:lang w:val="en-US"/>
+              </w:rPr>
+              <w:t xml:space="preserve">          </w:t>
+            </w:r>
+          </w:p>
+          <w:p>
+            <w:pPr>
+              <w:rPr>
+                <w:lang w:val="en-US"/>
+              </w:rPr>
+            </w:pPr>
+            <w:r>
+              <w:rPr>
+                <w:lang w:val="en-US"/>
+              </w:rPr>
+              <w:t xml:space="preserve">          hostName="localhost"</w:t>
+            </w:r>
+          </w:p>
+          <w:p>
+            <w:pPr>
+              <w:rPr>
+                <w:lang w:val="en-US"/>
+              </w:rPr>
+            </w:pPr>
+            <w:r>
+              <w:rPr>
+                <w:lang w:val="en-US"/>
+              </w:rPr>
+              <w:t xml:space="preserve">          port="1414"</w:t>
+            </w:r>
+          </w:p>
+          <w:p>
+            <w:pPr>
+              <w:rPr>
+                <w:lang w:val="en-US"/>
+              </w:rPr>
+            </w:pPr>
+            <w:r>
+              <w:rPr>
+                <w:lang w:val="en-US"/>
+              </w:rPr>
+              <w:t xml:space="preserve">          queueManager="QM1"</w:t>
+            </w:r>
+          </w:p>
+          <w:p>
+            <w:pPr>
+              <w:rPr>
+                <w:lang w:val="en-US"/>
+              </w:rPr>
+            </w:pPr>
+            <w:r>
+              <w:rPr>
+                <w:lang w:val="en-US"/>
+              </w:rPr>
+              <w:t xml:space="preserve">          channel="DEV.APP.SVRCONN"</w:t>
+            </w:r>
+          </w:p>
+          <w:p>
+            <w:pPr>
+              <w:rPr>
+                <w:lang w:val="en-US"/>
+              </w:rPr>
+            </w:pPr>
+            <w:r>
+              <w:rPr>
+                <w:lang w:val="en-US"/>
+              </w:rPr>
+              <w:t xml:space="preserve">          transportType="1"</w:t>
+            </w:r>
+          </w:p>
+          <w:p>
+            <w:pPr>
+              <w:rPr>
+                <w:lang w:val="en-US"/>
+              </w:rPr>
+            </w:pPr>
+            <w:r>
+              <w:rPr>
+                <w:lang w:val="en-US"/>
+              </w:rPr>
+              <w:t xml:space="preserve">          </w:t>
+            </w:r>
+          </w:p>
+          <w:p>
+            <w:pPr>
+              <w:rPr>
+                <w:lang w:val="en-US"/>
+              </w:rPr>
+            </w:pPr>
+            <w:r>
+              <w:rPr>
+                <w:lang w:val="en-US"/>
+              </w:rPr>
+              <w:t xml:space="preserve">          user="app"</w:t>
+            </w:r>
+          </w:p>
+          <w:p>
+            <w:pPr>
+              <w:rPr>
+                <w:lang w:val="en-US"/>
+              </w:rPr>
+            </w:pPr>
+            <w:r>
+              <w:rPr>
+                <w:lang w:val="en-US"/>
+              </w:rPr>
+              <w:t xml:space="preserve">          password="password"/&gt;</w:t>
+            </w:r>
+          </w:p>
+          <w:p>
+            <w:pPr>
+              <w:rPr>
+                <w:lang w:val="en-US"/>
+              </w:rPr>
+            </w:pPr>
+          </w:p>
+          <w:p>
+            <w:pPr>
               <w:rPr>
                 <w:color w:val="ED7D31" w:themeColor="accent2"/>
               </w:rPr>
-              <w:t xml:space="preserve"> </w:t>
-            </w:r>
-            <w:r>
-              <w:rPr>
-                <w:lang w:val="en-US"/>
-              </w:rPr>
-              <w:t xml:space="preserve">file we will have resources defined like below </w:t>
-            </w:r>
-          </w:p>
-          <w:p>
-            <w:pPr>
-              <w:rPr>
-                <w:lang w:val="en-US"/>
-              </w:rPr>
-            </w:pPr>
-            <w:r>
-              <w:rPr>
-                <w:lang w:val="en-US"/>
-              </w:rPr>
-              <w:t>&lt;Resource name="jms/MQConnectionFactory"</w:t>
-            </w:r>
-          </w:p>
-          <w:p>
-            <w:pPr>
-              <w:rPr>
-                <w:lang w:val="en-US"/>
-              </w:rPr>
-            </w:pPr>
-            <w:r>
-              <w:rPr>
-                <w:lang w:val="en-US"/>
-              </w:rPr>
-              <w:t xml:space="preserve">          auth="Container"</w:t>
-            </w:r>
-          </w:p>
-          <w:p>
-            <w:pPr>
-              <w:rPr>
-                <w:lang w:val="en-US"/>
-              </w:rPr>
-            </w:pPr>
-            <w:r>
-              <w:rPr>
-                <w:lang w:val="en-US"/>
-              </w:rPr>
-              <w:t xml:space="preserve">          type="com.ibm.mq.jms.MQQueueConnectionFactory"</w:t>
-            </w:r>
-          </w:p>
-          <w:p>
-            <w:pPr>
-              <w:rPr>
-                <w:lang w:val="en-US"/>
-              </w:rPr>
-            </w:pPr>
-            <w:r>
-              <w:rPr>
-                <w:lang w:val="en-US"/>
-              </w:rPr>
-              <w:t xml:space="preserve">          factory="org.apache.naming.factory.BeanFactory"</w:t>
-            </w:r>
-          </w:p>
-          <w:p>
-            <w:pPr>
-              <w:rPr>
-                <w:lang w:val="en-US"/>
-              </w:rPr>
-            </w:pPr>
-            <w:r>
-              <w:rPr>
-                <w:lang w:val="en-US"/>
-              </w:rPr>
-              <w:t xml:space="preserve">          </w:t>
-            </w:r>
-          </w:p>
-          <w:p>
-            <w:pPr>
-              <w:rPr>
-                <w:lang w:val="en-US"/>
-              </w:rPr>
-            </w:pPr>
-            <w:r>
-              <w:rPr>
-                <w:lang w:val="en-US"/>
-              </w:rPr>
-              <w:t xml:space="preserve">          hostName="localhost"</w:t>
-            </w:r>
-          </w:p>
-          <w:p>
-            <w:pPr>
-              <w:rPr>
-                <w:lang w:val="en-US"/>
-              </w:rPr>
-            </w:pPr>
-            <w:r>
-              <w:rPr>
-                <w:lang w:val="en-US"/>
-              </w:rPr>
-              <w:t xml:space="preserve">          port="1414"</w:t>
-            </w:r>
-          </w:p>
-          <w:p>
-            <w:pPr>
-              <w:rPr>
-                <w:lang w:val="en-US"/>
-              </w:rPr>
-            </w:pPr>
-            <w:r>
-              <w:rPr>
-                <w:lang w:val="en-US"/>
-              </w:rPr>
-              <w:t xml:space="preserve">          queueManager="QM1"</w:t>
-            </w:r>
-          </w:p>
-          <w:p>
-            <w:pPr>
-              <w:rPr>
-                <w:lang w:val="en-US"/>
-              </w:rPr>
-            </w:pPr>
-            <w:r>
-              <w:rPr>
-                <w:lang w:val="en-US"/>
-              </w:rPr>
-              <w:t xml:space="preserve">          channel="DEV.APP.SVRCONN"</w:t>
-            </w:r>
-          </w:p>
-          <w:p>
-            <w:pPr>
-              <w:rPr>
-                <w:lang w:val="en-US"/>
-              </w:rPr>
-            </w:pPr>
-            <w:r>
-              <w:rPr>
-                <w:lang w:val="en-US"/>
-              </w:rPr>
-              <w:t xml:space="preserve">          transportType="1"</w:t>
-            </w:r>
-          </w:p>
-          <w:p>
-            <w:pPr>
-              <w:rPr>
-                <w:lang w:val="en-US"/>
-              </w:rPr>
-            </w:pPr>
-            <w:r>
-              <w:rPr>
-                <w:lang w:val="en-US"/>
-              </w:rPr>
-              <w:t xml:space="preserve">          </w:t>
-            </w:r>
-          </w:p>
-          <w:p>
-            <w:pPr>
-              <w:rPr>
-                <w:lang w:val="en-US"/>
-              </w:rPr>
-            </w:pPr>
-            <w:r>
-              <w:rPr>
-                <w:lang w:val="en-US"/>
-              </w:rPr>
-              <w:t xml:space="preserve">          user="app"</w:t>
-            </w:r>
-          </w:p>
-          <w:p>
-            <w:pPr>
-              <w:rPr>
-                <w:lang w:val="en-US"/>
-              </w:rPr>
-            </w:pPr>
-            <w:r>
-              <w:rPr>
-                <w:lang w:val="en-US"/>
-              </w:rPr>
-              <w:t xml:space="preserve">          password="password"/&gt;</w:t>
-            </w:r>
-          </w:p>
-          <w:p>
-            <w:pPr>
-              <w:rPr>
-                <w:lang w:val="en-US"/>
-              </w:rPr>
-            </w:pPr>
-          </w:p>
-          <w:p>
-            <w:pPr>
+            </w:pPr>
+            <w:r>
               <w:rPr>
                 <w:color w:val="ED7D31" w:themeColor="accent2"/>
               </w:rPr>
-            </w:pPr>
-            <w:r>
-              <w:rPr>
-                <w:color w:val="ED7D31" w:themeColor="accent2"/>
-              </w:rPr>
               <w:t>what is this?</w:t>
             </w:r>
           </w:p>
@@ -280,13 +274,7 @@
               <w:t>👉</w:t>
             </w:r>
             <w:r>
-              <w:t xml:space="preserve"> </w:t>
-            </w:r>
-            <w:r>
-              <w:t xml:space="preserve">above resource def </w:t>
-            </w:r>
-            <w:r>
-              <w:t>does NOT create the queue in MQ</w:t>
+              <w:t xml:space="preserve"> above resource def does NOT create the queue in MQ</w:t>
             </w:r>
             <w:r>
               <w:br/>
@@ -304,15 +292,7 @@
               <w:rPr>
                 <w:rStyle w:val="Strong"/>
               </w:rPr>
-              <w:t>a</w:t>
-            </w:r>
-            <w:bookmarkStart w:id="0" w:name="_GoBack"/>
-            <w:bookmarkEnd w:id="0"/>
-            <w:r>
-              <w:rPr>
-                <w:rStyle w:val="Strong"/>
-              </w:rPr>
-              <w:t>lready existing queue</w:t>
+              <w:t>already existing queue</w:t>
             </w:r>
           </w:p>
           <w:p>
@@ -1314,7 +1294,7 @@
                 <v:shape id="_x0000_i1025" type="#_x0000_t75" style="width:416.25pt;height:271.5pt" o:ole="">
                   <v:imagedata r:id="rId6" o:title=""/>
                 </v:shape>
-                <o:OLEObject Type="Embed" ProgID="PBrush" ShapeID="_x0000_i1025" DrawAspect="Content" ObjectID="_1838915846" r:id="rId7"/>
+                <o:OLEObject Type="Embed" ProgID="PBrush" ShapeID="_x0000_i1025" DrawAspect="Content" ObjectID="_1841510997" r:id="rId7"/>
               </w:object>
             </w:r>
           </w:p>
@@ -1338,7 +1318,42 @@
                 <w:szCs w:val="24"/>
                 <w:lang w:val="en-US"/>
               </w:rPr>
-              <w:t xml:space="preserve">Manual way is to copy the war file to webapps </w:t>
+              <w:t xml:space="preserve">Manual way is to copy the </w:t>
+            </w:r>
+            <w:r>
+              <w:rPr>
+                <w:szCs w:val="24"/>
+                <w:lang w:val="en-US"/>
+              </w:rPr>
+              <w:t xml:space="preserve"> fat jar/ </w:t>
+            </w:r>
+            <w:r>
+              <w:rPr>
+                <w:szCs w:val="24"/>
+                <w:lang w:val="en-US"/>
+              </w:rPr>
+              <w:t xml:space="preserve">war file to </w:t>
+            </w:r>
+            <w:r>
+              <w:rPr>
+                <w:szCs w:val="24"/>
+                <w:lang w:val="en-US"/>
+              </w:rPr>
+              <w:t xml:space="preserve">tomcat </w:t>
+            </w:r>
+            <w:r>
+              <w:rPr>
+                <w:szCs w:val="24"/>
+                <w:lang w:val="en-US"/>
+              </w:rPr>
+              <w:t xml:space="preserve">webapps </w:t>
+            </w:r>
+            <w:r>
+              <w:rPr>
+                <w:szCs w:val="24"/>
+                <w:lang w:val="en-US"/>
+              </w:rPr>
+              <w:t>folder</w:t>
             </w:r>
           </w:p>
           <w:p>
@@ -4117,6 +4132,555 @@
     </w:p>
     <w:p>
       <w:pPr>
+        <w:pStyle w:val="Heading1"/>
+        <w:rPr>
+          <w:lang w:val="en-US"/>
+        </w:rPr>
+      </w:pPr>
+      <w:r>
+        <w:rPr>
+          <w:lang w:val="en-US"/>
+        </w:rPr>
+        <w:t xml:space="preserve">Defining resources in tomcat.xml </w:t>
+      </w:r>
+    </w:p>
+    <w:p>
+      <w:pPr>
+        <w:rPr>
+          <w:lang w:val="en-US"/>
+        </w:rPr>
+      </w:pPr>
+      <w:r>
+        <w:rPr>
+          <w:lang w:val="en-US"/>
+        </w:rPr>
+        <w:t>in tomcat context.xml if we define mq , will MQ be created in Queue manager or what happens?</w:t>
+      </w:r>
+      <w:r>
+        <w:rPr>
+          <w:lang w:val="en-US"/>
+        </w:rPr>
+        <w:t xml:space="preserve"> – no </w:t>
+      </w:r>
+    </w:p>
+    <w:tbl>
+      <w:tblPr>
+        <w:tblStyle w:val="TableGrid"/>
+        <w:tblW w:w="0" w:type="auto"/>
+        <w:tblLook w:val="04A0" w:firstRow="1" w:lastRow="0" w:firstColumn="1" w:lastColumn="0" w:noHBand="0" w:noVBand="1"/>
+      </w:tblPr>
+      <w:tblGrid>
+        <w:gridCol w:w="10795"/>
+        <w:gridCol w:w="10795"/>
+      </w:tblGrid>
+      <w:tr>
+        <w:tc>
+          <w:tcPr>
+            <w:tcW w:w="10795" w:type="dxa"/>
+          </w:tcPr>
+          <w:p>
+            <w:r>
+              <w:t xml:space="preserve">Defining MQ in Tomcat context.xml </w:t>
+            </w:r>
+            <w:r>
+              <w:rPr>
+                <w:b/>
+                <w:bCs/>
+              </w:rPr>
+              <w:t>does NOT create the actual MQ queue</w:t>
+            </w:r>
+            <w:r>
+              <w:t xml:space="preserve"> in the Queue Manager.</w:t>
+            </w:r>
+          </w:p>
+          <w:p>
+            <w:r>
+              <w:t>It only creates:</w:t>
+            </w:r>
+          </w:p>
+          <w:p>
+            <w:pPr>
+              <w:numPr>
+                <w:ilvl w:val="0"/>
+                <w:numId w:val="13"/>
+              </w:numPr>
+            </w:pPr>
+            <w:r>
+              <w:t xml:space="preserve">a </w:t>
+            </w:r>
+            <w:r>
+              <w:rPr>
+                <w:b/>
+                <w:bCs/>
+              </w:rPr>
+              <w:t>JNDI resource configuration</w:t>
+            </w:r>
+            <w:r>
+              <w:t xml:space="preserve"> </w:t>
+            </w:r>
+          </w:p>
+          <w:p>
+            <w:pPr>
+              <w:numPr>
+                <w:ilvl w:val="0"/>
+                <w:numId w:val="13"/>
+              </w:numPr>
+            </w:pPr>
+            <w:r>
+              <w:t xml:space="preserve">connection factory reference </w:t>
+            </w:r>
+          </w:p>
+          <w:p>
+            <w:pPr>
+              <w:numPr>
+                <w:ilvl w:val="0"/>
+                <w:numId w:val="13"/>
+              </w:numPr>
+            </w:pPr>
+            <w:r>
+              <w:t xml:space="preserve">queue lookup configuration </w:t>
+            </w:r>
+          </w:p>
+          <w:p>
+            <w:r>
+              <w:t>The real queue must already exist in:</w:t>
+            </w:r>
+          </w:p>
+          <w:p>
+            <w:pPr>
+              <w:numPr>
+                <w:ilvl w:val="0"/>
+                <w:numId w:val="14"/>
+              </w:numPr>
+            </w:pPr>
+            <w:r>
+              <w:t xml:space="preserve">IBM MQ Queue Manager </w:t>
+            </w:r>
+          </w:p>
+          <w:p>
+            <w:pPr>
+              <w:numPr>
+                <w:ilvl w:val="0"/>
+                <w:numId w:val="14"/>
+              </w:numPr>
+            </w:pPr>
+            <w:r>
+              <w:lastRenderedPageBreak/>
+              <w:t xml:space="preserve">ActiveMQ </w:t>
+            </w:r>
+          </w:p>
+          <w:p>
+            <w:pPr>
+              <w:numPr>
+                <w:ilvl w:val="0"/>
+                <w:numId w:val="14"/>
+              </w:numPr>
+            </w:pPr>
+            <w:r>
+              <w:t xml:space="preserve">RabbitMQ </w:t>
+            </w:r>
+          </w:p>
+          <w:p>
+            <w:pPr>
+              <w:numPr>
+                <w:ilvl w:val="0"/>
+                <w:numId w:val="14"/>
+              </w:numPr>
+            </w:pPr>
+            <w:r>
+              <w:t>etc.</w:t>
+            </w:r>
+          </w:p>
+          <w:p>
+            <w:pPr>
+              <w:rPr>
+                <w:lang w:val="en-US"/>
+              </w:rPr>
+            </w:pPr>
+          </w:p>
+          <w:p>
+            <w:pPr>
+              <w:rPr>
+                <w:b/>
+                <w:bCs/>
+              </w:rPr>
+            </w:pPr>
+            <w:r>
+              <w:rPr>
+                <w:b/>
+                <w:bCs/>
+              </w:rPr>
+              <w:t>Real Flow</w:t>
+            </w:r>
+          </w:p>
+          <w:p>
+            <w:r>
+              <w:t>Tomcat context.xml</w:t>
+            </w:r>
+            <w:r>
+              <w:br/>
+              <w:t xml:space="preserve">      </w:t>
+            </w:r>
+            <w:r>
+              <w:rPr>
+                <w:rFonts w:ascii="Times New Roman" w:hAnsi="Times New Roman" w:cs="Times New Roman"/>
+              </w:rPr>
+              <w:t>↓</w:t>
+            </w:r>
+            <w:r>
+              <w:br/>
+              <w:t>Creates JNDI Resource</w:t>
+            </w:r>
+            <w:r>
+              <w:br/>
+              <w:t xml:space="preserve">      </w:t>
+            </w:r>
+            <w:r>
+              <w:rPr>
+                <w:rFonts w:ascii="Times New Roman" w:hAnsi="Times New Roman" w:cs="Times New Roman"/>
+              </w:rPr>
+              <w:t>↓</w:t>
+            </w:r>
+            <w:r>
+              <w:br/>
+              <w:t>Java app lookup()</w:t>
+            </w:r>
+            <w:r>
+              <w:br/>
+              <w:t xml:space="preserve">      </w:t>
+            </w:r>
+            <w:r>
+              <w:rPr>
+                <w:rFonts w:ascii="Times New Roman" w:hAnsi="Times New Roman" w:cs="Times New Roman"/>
+              </w:rPr>
+              <w:t>↓</w:t>
+            </w:r>
+            <w:r>
+              <w:br/>
+              <w:t>Connects to MQ server</w:t>
+            </w:r>
+            <w:r>
+              <w:br/>
+              <w:t xml:space="preserve">      </w:t>
+            </w:r>
+            <w:r>
+              <w:rPr>
+                <w:rFonts w:ascii="Times New Roman" w:hAnsi="Times New Roman" w:cs="Times New Roman"/>
+              </w:rPr>
+              <w:t>↓</w:t>
+            </w:r>
+            <w:r>
+              <w:br/>
+              <w:t>Uses already existing queue</w:t>
+            </w:r>
+          </w:p>
+          <w:p>
+            <w:pPr>
+              <w:rPr>
+                <w:lang w:val="en-US"/>
+              </w:rPr>
+            </w:pPr>
+          </w:p>
+          <w:p>
+            <w:pPr>
+              <w:rPr>
+                <w:lang w:val="en-US"/>
+              </w:rPr>
+            </w:pPr>
+            <w:r>
+              <w:rPr>
+                <w:lang w:val="en-US"/>
+              </w:rPr>
+              <w:t xml:space="preserve">in real life, we have a file called CCDT file where we will define all the quee manager , MQ server url all those , using those details our java app will connect to Q </w:t>
+            </w:r>
+          </w:p>
+          <w:p>
+            <w:pPr>
+              <w:rPr>
+                <w:b/>
+                <w:color w:val="ED7D31" w:themeColor="accent2"/>
+              </w:rPr>
+            </w:pPr>
+            <w:bookmarkStart w:id="0" w:name="_GoBack"/>
+            <w:r>
+              <w:rPr>
+                <w:b/>
+                <w:color w:val="ED7D31" w:themeColor="accent2"/>
+              </w:rPr>
+              <w:t>Queue Creation Happens Where?</w:t>
+            </w:r>
+          </w:p>
+          <w:bookmarkEnd w:id="0"/>
+          <w:p>
+            <w:r>
+              <w:t>In IBM MQ server:</w:t>
+            </w:r>
+          </w:p>
+          <w:p>
+            <w:r>
+              <w:t>Example commands:</w:t>
+            </w:r>
+          </w:p>
+          <w:p>
+            <w:r>
+              <w:t>runmqsc QM1</w:t>
+            </w:r>
+          </w:p>
+          <w:p>
+            <w:r>
+              <w:t>Then:</w:t>
+            </w:r>
+          </w:p>
+          <w:p>
+            <w:r>
+              <w:t>DEFINE QLOCAL(MY.REQUEST.Q)</w:t>
+            </w:r>
+          </w:p>
+          <w:p>
+            <w:r>
+              <w:t>That creates actual queue.</w:t>
+            </w:r>
+          </w:p>
+          <w:p>
+            <w:pPr>
+              <w:rPr>
+                <w:lang w:val="en-US"/>
+              </w:rPr>
+            </w:pPr>
+          </w:p>
+        </w:tc>
+        <w:tc>
+          <w:tcPr>
+            <w:tcW w:w="10795" w:type="dxa"/>
+          </w:tcPr>
+          <w:p>
+            <w:pPr>
+              <w:rPr>
+                <w:b/>
+                <w:bCs/>
+              </w:rPr>
+            </w:pPr>
+            <w:r>
+              <w:rPr>
+                <w:b/>
+                <w:bCs/>
+              </w:rPr>
+              <w:lastRenderedPageBreak/>
+              <w:t>What Happens Actually</w:t>
+            </w:r>
+          </w:p>
+          <w:p>
+            <w:r>
+              <w:t>Suppose in context.xml:</w:t>
+            </w:r>
+          </w:p>
+          <w:p>
+            <w:r>
+              <w:t>&lt;Resource name="jms/MyQueue"</w:t>
+            </w:r>
+            <w:r>
+              <w:br/>
+              <w:t xml:space="preserve">          auth="Container"</w:t>
+            </w:r>
+            <w:r>
+              <w:br/>
+              <w:t xml:space="preserve">          type="com.ibm.mq.jms.MQQueueConnectionFactory"</w:t>
+            </w:r>
+            <w:r>
+              <w:br/>
+              <w:t xml:space="preserve">          hostName="10.10.1.5"</w:t>
+            </w:r>
+            <w:r>
+              <w:br/>
+              <w:t xml:space="preserve">          port="1414"</w:t>
+            </w:r>
+            <w:r>
+              <w:br/>
+            </w:r>
+            <w:r>
+              <w:lastRenderedPageBreak/>
+              <w:t xml:space="preserve">          queueManager="QM1"</w:t>
+            </w:r>
+            <w:r>
+              <w:br/>
+              <w:t xml:space="preserve">          channel="DEV.APP.SVRCONN"/&gt;</w:t>
+            </w:r>
+          </w:p>
+          <w:p>
+            <w:pPr>
+              <w:rPr>
+                <w:color w:val="ED7D31" w:themeColor="accent2"/>
+              </w:rPr>
+            </w:pPr>
+            <w:r>
+              <w:rPr>
+                <w:color w:val="ED7D31" w:themeColor="accent2"/>
+              </w:rPr>
+              <w:t>Tomcat will:</w:t>
+            </w:r>
+          </w:p>
+          <w:p>
+            <w:pPr>
+              <w:numPr>
+                <w:ilvl w:val="0"/>
+                <w:numId w:val="15"/>
+              </w:numPr>
+              <w:rPr>
+                <w:color w:val="ED7D31" w:themeColor="accent2"/>
+              </w:rPr>
+            </w:pPr>
+            <w:r>
+              <w:rPr>
+                <w:color w:val="ED7D31" w:themeColor="accent2"/>
+              </w:rPr>
+              <w:t xml:space="preserve">Create JNDI object </w:t>
+            </w:r>
+          </w:p>
+          <w:p>
+            <w:pPr>
+              <w:numPr>
+                <w:ilvl w:val="0"/>
+                <w:numId w:val="15"/>
+              </w:numPr>
+              <w:rPr>
+                <w:color w:val="ED7D31" w:themeColor="accent2"/>
+              </w:rPr>
+            </w:pPr>
+            <w:r>
+              <w:rPr>
+                <w:color w:val="ED7D31" w:themeColor="accent2"/>
+              </w:rPr>
+              <w:t xml:space="preserve">Store it in container context </w:t>
+            </w:r>
+          </w:p>
+          <w:p>
+            <w:pPr>
+              <w:numPr>
+                <w:ilvl w:val="0"/>
+                <w:numId w:val="15"/>
+              </w:numPr>
+              <w:rPr>
+                <w:color w:val="ED7D31" w:themeColor="accent2"/>
+              </w:rPr>
+            </w:pPr>
+            <w:r>
+              <w:rPr>
+                <w:color w:val="ED7D31" w:themeColor="accent2"/>
+              </w:rPr>
+              <w:t xml:space="preserve">Allow Java app to lookup resource </w:t>
+            </w:r>
+          </w:p>
+          <w:p>
+            <w:r>
+              <w:t>Example:</w:t>
+            </w:r>
+          </w:p>
+          <w:p>
+            <w:r>
+              <w:t>Context ctx = new InitialContext();</w:t>
+            </w:r>
+            <w:r>
+              <w:br/>
+            </w:r>
+            <w:r>
+              <w:br/>
+              <w:t>QueueConnectionFactory factory =</w:t>
+            </w:r>
+            <w:r>
+              <w:br/>
+              <w:t xml:space="preserve">   (QueueConnectionFactory)</w:t>
+            </w:r>
+            <w:r>
+              <w:br/>
+              <w:t xml:space="preserve">   ctx.lookup("java:comp/env/jms/MyQueue");</w:t>
+            </w:r>
+          </w:p>
+          <w:p>
+            <w:pPr>
+              <w:rPr>
+                <w:b/>
+                <w:color w:val="ED7D31" w:themeColor="accent2"/>
+              </w:rPr>
+            </w:pPr>
+            <w:r>
+              <w:rPr>
+                <w:b/>
+                <w:color w:val="ED7D31" w:themeColor="accent2"/>
+              </w:rPr>
+              <w:t>Important</w:t>
+            </w:r>
+          </w:p>
+          <w:p>
+            <w:r>
+              <w:t>This DOES NOT:</w:t>
+            </w:r>
+          </w:p>
+          <w:p>
+            <w:pPr>
+              <w:numPr>
+                <w:ilvl w:val="0"/>
+                <w:numId w:val="16"/>
+              </w:numPr>
+            </w:pPr>
+            <w:r>
+              <w:t xml:space="preserve">create queue manager </w:t>
+            </w:r>
+          </w:p>
+          <w:p>
+            <w:pPr>
+              <w:numPr>
+                <w:ilvl w:val="0"/>
+                <w:numId w:val="16"/>
+              </w:numPr>
+            </w:pPr>
+            <w:r>
+              <w:t xml:space="preserve">create physical queue </w:t>
+            </w:r>
+          </w:p>
+          <w:p>
+            <w:pPr>
+              <w:numPr>
+                <w:ilvl w:val="0"/>
+                <w:numId w:val="16"/>
+              </w:numPr>
+            </w:pPr>
+            <w:r>
+              <w:t xml:space="preserve">create channel </w:t>
+            </w:r>
+          </w:p>
+          <w:p>
+            <w:pPr>
+              <w:numPr>
+                <w:ilvl w:val="0"/>
+                <w:numId w:val="16"/>
+              </w:numPr>
+            </w:pPr>
+            <w:r>
+              <w:t xml:space="preserve">create topic </w:t>
+            </w:r>
+          </w:p>
+          <w:p>
+            <w:r>
+              <w:t>These must already exist in MQ server.</w:t>
+            </w:r>
+          </w:p>
+          <w:p>
+            <w:r>
+              <w:t>Usually MQ admins create them.</w:t>
+            </w:r>
+          </w:p>
+          <w:p>
+            <w:pPr>
+              <w:rPr>
+                <w:lang w:val="en-US"/>
+              </w:rPr>
+            </w:pPr>
+          </w:p>
+        </w:tc>
+      </w:tr>
+    </w:tbl>
+    <w:p>
+      <w:pPr>
         <w:rPr>
           <w:lang w:val="en-US"/>
         </w:rPr>
@@ -4671,6 +5235,155 @@
     </w:lvl>
   </w:abstractNum>
   <w:abstractNum w:abstractNumId="4">
+    <w:nsid w:val="34F606E1"/>
+    <w:multiLevelType w:val="multilevel"/>
+    <w:tmpl w:val="05C0E5C4"/>
+    <w:lvl w:ilvl="0">
+      <w:start w:val="1"/>
+      <w:numFmt w:val="bullet"/>
+      <w:lvlText w:val=""/>
+      <w:lvlJc w:val="left"/>
+      <w:pPr>
+        <w:tabs>
+          <w:tab w:val="num" w:pos="720"/>
+        </w:tabs>
+        <w:ind w:left="720" w:hanging="360"/>
+      </w:pPr>
+      <w:rPr>
+        <w:rFonts w:ascii="Symbol" w:hAnsi="Symbol" w:hint="default"/>
+        <w:sz w:val="20"/>
+      </w:rPr>
+    </w:lvl>
+    <w:lvl w:ilvl="1" w:tentative="1">
+      <w:start w:val="1"/>
+      <w:numFmt w:val="bullet"/>
+      <w:lvlText w:val="o"/>
+      <w:lvlJc w:val="left"/>
+      <w:pPr>
+        <w:tabs>
+          <w:tab w:val="num" w:pos="1440"/>
+        </w:tabs>
+        <w:ind w:left="1440" w:hanging="360"/>
+      </w:pPr>
+      <w:rPr>
+        <w:rFonts w:ascii="Courier New" w:hAnsi="Courier New" w:hint="default"/>
+        <w:sz w:val="20"/>
+      </w:rPr>
+    </w:lvl>
+    <w:lvl w:ilvl="2" w:tentative="1">
+      <w:start w:val="1"/>
+      <w:numFmt w:val="bullet"/>
+      <w:lvlText w:val=""/>
+      <w:lvlJc w:val="left"/>
+      <w:pPr>
+        <w:tabs>
+          <w:tab w:val="num" w:pos="2160"/>
+        </w:tabs>
+        <w:ind w:left="2160" w:hanging="360"/>
+      </w:pPr>
+      <w:rPr>
+        <w:rFonts w:ascii="Wingdings" w:hAnsi="Wingdings" w:hint="default"/>
+        <w:sz w:val="20"/>
+      </w:rPr>
+    </w:lvl>
+    <w:lvl w:ilvl="3" w:tentative="1">
+      <w:start w:val="1"/>
+      <w:numFmt w:val="bullet"/>
+      <w:lvlText w:val=""/>
+      <w:lvlJc w:val="left"/>
+      <w:pPr>
+        <w:tabs>
+          <w:tab w:val="num" w:pos="2880"/>
+        </w:tabs>
+        <w:ind w:left="2880" w:hanging="360"/>
+      </w:pPr>
+      <w:rPr>
+        <w:rFonts w:ascii="Wingdings" w:hAnsi="Wingdings" w:hint="default"/>
+        <w:sz w:val="20"/>
+      </w:rPr>
+    </w:lvl>
+    <w:lvl w:ilvl="4" w:tentative="1">
+      <w:start w:val="1"/>
+      <w:numFmt w:val="bullet"/>
+      <w:lvlText w:val=""/>
+      <w:lvlJc w:val="left"/>
+      <w:pPr>
+        <w:tabs>
+          <w:tab w:val="num" w:pos="3600"/>
+        </w:tabs>
+        <w:ind w:left="3600" w:hanging="360"/>
+      </w:pPr>
+      <w:rPr>
+        <w:rFonts w:ascii="Wingdings" w:hAnsi="Wingdings" w:hint="default"/>
+        <w:sz w:val="20"/>
+      </w:rPr>
+    </w:lvl>
+    <w:lvl w:ilvl="5" w:tentative="1">
+      <w:start w:val="1"/>
+      <w:numFmt w:val="bullet"/>
+      <w:lvlText w:val=""/>
+      <w:lvlJc w:val="left"/>
+      <w:pPr>
+        <w:tabs>
+          <w:tab w:val="num" w:pos="4320"/>
+        </w:tabs>
+        <w:ind w:left="4320" w:hanging="360"/>
+      </w:pPr>
+      <w:rPr>
+        <w:rFonts w:ascii="Wingdings" w:hAnsi="Wingdings" w:hint="default"/>
+        <w:sz w:val="20"/>
+      </w:rPr>
+    </w:lvl>
+    <w:lvl w:ilvl="6" w:tentative="1">
+      <w:start w:val="1"/>
+      <w:numFmt w:val="bullet"/>
+      <w:lvlText w:val=""/>
+      <w:lvlJc w:val="left"/>
+      <w:pPr>
+        <w:tabs>
+          <w:tab w:val="num" w:pos="5040"/>
+        </w:tabs>
+        <w:ind w:left="5040" w:hanging="360"/>
+      </w:pPr>
+      <w:rPr>
+        <w:rFonts w:ascii="Wingdings" w:hAnsi="Wingdings" w:hint="default"/>
+        <w:sz w:val="20"/>
+      </w:rPr>
+    </w:lvl>
+    <w:lvl w:ilvl="7" w:tentative="1">
+      <w:start w:val="1"/>
+      <w:numFmt w:val="bullet"/>
+      <w:lvlText w:val=""/>
+      <w:lvlJc w:val="left"/>
+      <w:pPr>
+        <w:tabs>
+          <w:tab w:val="num" w:pos="5760"/>
+        </w:tabs>
+        <w:ind w:left="5760" w:hanging="360"/>
+      </w:pPr>
+      <w:rPr>
+        <w:rFonts w:ascii="Wingdings" w:hAnsi="Wingdings" w:hint="default"/>
+        <w:sz w:val="20"/>
+      </w:rPr>
+    </w:lvl>
+    <w:lvl w:ilvl="8" w:tentative="1">
+      <w:start w:val="1"/>
+      <w:numFmt w:val="bullet"/>
+      <w:lvlText w:val=""/>
+      <w:lvlJc w:val="left"/>
+      <w:pPr>
+        <w:tabs>
+          <w:tab w:val="num" w:pos="6480"/>
+        </w:tabs>
+        <w:ind w:left="6480" w:hanging="360"/>
+      </w:pPr>
+      <w:rPr>
+        <w:rFonts w:ascii="Wingdings" w:hAnsi="Wingdings" w:hint="default"/>
+        <w:sz w:val="20"/>
+      </w:rPr>
+    </w:lvl>
+  </w:abstractNum>
+  <w:abstractNum w:abstractNumId="5">
     <w:nsid w:val="350B2DC9"/>
     <w:multiLevelType w:val="multilevel"/>
     <w:tmpl w:val="497EF11A"/>
@@ -4819,7 +5532,7 @@
       </w:rPr>
     </w:lvl>
   </w:abstractNum>
-  <w:abstractNum w:abstractNumId="5">
+  <w:abstractNum w:abstractNumId="6">
     <w:nsid w:val="38B3756C"/>
     <w:multiLevelType w:val="multilevel"/>
     <w:tmpl w:val="F2542892"/>
@@ -4968,7 +5681,7 @@
       </w:rPr>
     </w:lvl>
   </w:abstractNum>
-  <w:abstractNum w:abstractNumId="6">
+  <w:abstractNum w:abstractNumId="7">
     <w:nsid w:val="44345259"/>
     <w:multiLevelType w:val="multilevel"/>
     <w:tmpl w:val="D6145110"/>
@@ -5117,7 +5830,156 @@
       </w:rPr>
     </w:lvl>
   </w:abstractNum>
-  <w:abstractNum w:abstractNumId="7">
+  <w:abstractNum w:abstractNumId="8">
+    <w:nsid w:val="4C871A66"/>
+    <w:multiLevelType w:val="multilevel"/>
+    <w:tmpl w:val="DDB4D2FE"/>
+    <w:lvl w:ilvl="0">
+      <w:start w:val="1"/>
+      <w:numFmt w:val="bullet"/>
+      <w:lvlText w:val=""/>
+      <w:lvlJc w:val="left"/>
+      <w:pPr>
+        <w:tabs>
+          <w:tab w:val="num" w:pos="720"/>
+        </w:tabs>
+        <w:ind w:left="720" w:hanging="360"/>
+      </w:pPr>
+      <w:rPr>
+        <w:rFonts w:ascii="Symbol" w:hAnsi="Symbol" w:hint="default"/>
+        <w:sz w:val="20"/>
+      </w:rPr>
+    </w:lvl>
+    <w:lvl w:ilvl="1" w:tentative="1">
+      <w:start w:val="1"/>
+      <w:numFmt w:val="bullet"/>
+      <w:lvlText w:val="o"/>
+      <w:lvlJc w:val="left"/>
+      <w:pPr>
+        <w:tabs>
+          <w:tab w:val="num" w:pos="1440"/>
+        </w:tabs>
+        <w:ind w:left="1440" w:hanging="360"/>
+      </w:pPr>
+      <w:rPr>
+        <w:rFonts w:ascii="Courier New" w:hAnsi="Courier New" w:hint="default"/>
+        <w:sz w:val="20"/>
+      </w:rPr>
+    </w:lvl>
+    <w:lvl w:ilvl="2" w:tentative="1">
+      <w:start w:val="1"/>
+      <w:numFmt w:val="bullet"/>
+      <w:lvlText w:val=""/>
+      <w:lvlJc w:val="left"/>
+      <w:pPr>
+        <w:tabs>
+          <w:tab w:val="num" w:pos="2160"/>
+        </w:tabs>
+        <w:ind w:left="2160" w:hanging="360"/>
+      </w:pPr>
+      <w:rPr>
+        <w:rFonts w:ascii="Wingdings" w:hAnsi="Wingdings" w:hint="default"/>
+        <w:sz w:val="20"/>
+      </w:rPr>
+    </w:lvl>
+    <w:lvl w:ilvl="3" w:tentative="1">
+      <w:start w:val="1"/>
+      <w:numFmt w:val="bullet"/>
+      <w:lvlText w:val=""/>
+      <w:lvlJc w:val="left"/>
+      <w:pPr>
+        <w:tabs>
+          <w:tab w:val="num" w:pos="2880"/>
+        </w:tabs>
+        <w:ind w:left="2880" w:hanging="360"/>
+      </w:pPr>
+      <w:rPr>
+        <w:rFonts w:ascii="Wingdings" w:hAnsi="Wingdings" w:hint="default"/>
+        <w:sz w:val="20"/>
+      </w:rPr>
+    </w:lvl>
+    <w:lvl w:ilvl="4" w:tentative="1">
+      <w:start w:val="1"/>
+      <w:numFmt w:val="bullet"/>
+      <w:lvlText w:val=""/>
+      <w:lvlJc w:val="left"/>
+      <w:pPr>
+        <w:tabs>
+          <w:tab w:val="num" w:pos="3600"/>
+        </w:tabs>
+        <w:ind w:left="3600" w:hanging="360"/>
+      </w:pPr>
+      <w:rPr>
+        <w:rFonts w:ascii="Wingdings" w:hAnsi="Wingdings" w:hint="default"/>
+        <w:sz w:val="20"/>
+      </w:rPr>
+    </w:lvl>
+    <w:lvl w:ilvl="5" w:tentative="1">
+      <w:start w:val="1"/>
+      <w:numFmt w:val="bullet"/>
+      <w:lvlText w:val=""/>
+      <w:lvlJc w:val="left"/>
+      <w:pPr>
+        <w:tabs>
+          <w:tab w:val="num" w:pos="4320"/>
+        </w:tabs>
+        <w:ind w:left="4320" w:hanging="360"/>
+      </w:pPr>
+      <w:rPr>
+        <w:rFonts w:ascii="Wingdings" w:hAnsi="Wingdings" w:hint="default"/>
+        <w:sz w:val="20"/>
+      </w:rPr>
+    </w:lvl>
+    <w:lvl w:ilvl="6" w:tentative="1">
+      <w:start w:val="1"/>
+      <w:numFmt w:val="bullet"/>
+      <w:lvlText w:val=""/>
+      <w:lvlJc w:val="left"/>
+      <w:pPr>
+        <w:tabs>
+          <w:tab w:val="num" w:pos="5040"/>
+        </w:tabs>
+        <w:ind w:left="5040" w:hanging="360"/>
+      </w:pPr>
+      <w:rPr>
+        <w:rFonts w:ascii="Wingdings" w:hAnsi="Wingdings" w:hint="default"/>
+        <w:sz w:val="20"/>
+      </w:rPr>
+    </w:lvl>
+    <w:lvl w:ilvl="7" w:tentative="1">
+      <w:start w:val="1"/>
+      <w:numFmt w:val="bullet"/>
+      <w:lvlText w:val=""/>
+      <w:lvlJc w:val="left"/>
+      <w:pPr>
+        <w:tabs>
+          <w:tab w:val="num" w:pos="5760"/>
+        </w:tabs>
+        <w:ind w:left="5760" w:hanging="360"/>
+      </w:pPr>
+      <w:rPr>
+        <w:rFonts w:ascii="Wingdings" w:hAnsi="Wingdings" w:hint="default"/>
+        <w:sz w:val="20"/>
+      </w:rPr>
+    </w:lvl>
+    <w:lvl w:ilvl="8" w:tentative="1">
+      <w:start w:val="1"/>
+      <w:numFmt w:val="bullet"/>
+      <w:lvlText w:val=""/>
+      <w:lvlJc w:val="left"/>
+      <w:pPr>
+        <w:tabs>
+          <w:tab w:val="num" w:pos="6480"/>
+        </w:tabs>
+        <w:ind w:left="6480" w:hanging="360"/>
+      </w:pPr>
+      <w:rPr>
+        <w:rFonts w:ascii="Wingdings" w:hAnsi="Wingdings" w:hint="default"/>
+        <w:sz w:val="20"/>
+      </w:rPr>
+    </w:lvl>
+  </w:abstractNum>
+  <w:abstractNum w:abstractNumId="9">
     <w:nsid w:val="58130B4D"/>
     <w:multiLevelType w:val="hybridMultilevel"/>
     <w:tmpl w:val="DBD2BDEC"/>
@@ -5206,7 +6068,156 @@
       </w:pPr>
     </w:lvl>
   </w:abstractNum>
-  <w:abstractNum w:abstractNumId="8">
+  <w:abstractNum w:abstractNumId="10">
+    <w:nsid w:val="5D9B4241"/>
+    <w:multiLevelType w:val="multilevel"/>
+    <w:tmpl w:val="15EC7A92"/>
+    <w:lvl w:ilvl="0">
+      <w:start w:val="1"/>
+      <w:numFmt w:val="bullet"/>
+      <w:lvlText w:val=""/>
+      <w:lvlJc w:val="left"/>
+      <w:pPr>
+        <w:tabs>
+          <w:tab w:val="num" w:pos="720"/>
+        </w:tabs>
+        <w:ind w:left="720" w:hanging="360"/>
+      </w:pPr>
+      <w:rPr>
+        <w:rFonts w:ascii="Symbol" w:hAnsi="Symbol" w:hint="default"/>
+        <w:sz w:val="20"/>
+      </w:rPr>
+    </w:lvl>
+    <w:lvl w:ilvl="1" w:tentative="1">
+      <w:start w:val="1"/>
+      <w:numFmt w:val="bullet"/>
+      <w:lvlText w:val="o"/>
+      <w:lvlJc w:val="left"/>
+      <w:pPr>
+        <w:tabs>
+          <w:tab w:val="num" w:pos="1440"/>
+        </w:tabs>
+        <w:ind w:left="1440" w:hanging="360"/>
+      </w:pPr>
+      <w:rPr>
+        <w:rFonts w:ascii="Courier New" w:hAnsi="Courier New" w:hint="default"/>
+        <w:sz w:val="20"/>
+      </w:rPr>
+    </w:lvl>
+    <w:lvl w:ilvl="2" w:tentative="1">
+      <w:start w:val="1"/>
+      <w:numFmt w:val="bullet"/>
+      <w:lvlText w:val=""/>
+      <w:lvlJc w:val="left"/>
+      <w:pPr>
+        <w:tabs>
+          <w:tab w:val="num" w:pos="2160"/>
+        </w:tabs>
+        <w:ind w:left="2160" w:hanging="360"/>
+      </w:pPr>
+      <w:rPr>
+        <w:rFonts w:ascii="Wingdings" w:hAnsi="Wingdings" w:hint="default"/>
+        <w:sz w:val="20"/>
+      </w:rPr>
+    </w:lvl>
+    <w:lvl w:ilvl="3" w:tentative="1">
+      <w:start w:val="1"/>
+      <w:numFmt w:val="bullet"/>
+      <w:lvlText w:val=""/>
+      <w:lvlJc w:val="left"/>
+      <w:pPr>
+        <w:tabs>
+          <w:tab w:val="num" w:pos="2880"/>
+        </w:tabs>
+        <w:ind w:left="2880" w:hanging="360"/>
+      </w:pPr>
+      <w:rPr>
+        <w:rFonts w:ascii="Wingdings" w:hAnsi="Wingdings" w:hint="default"/>
+        <w:sz w:val="20"/>
+      </w:rPr>
+    </w:lvl>
+    <w:lvl w:ilvl="4" w:tentative="1">
+      <w:start w:val="1"/>
+      <w:numFmt w:val="bullet"/>
+      <w:lvlText w:val=""/>
+      <w:lvlJc w:val="left"/>
+      <w:pPr>
+        <w:tabs>
+          <w:tab w:val="num" w:pos="3600"/>
+        </w:tabs>
+        <w:ind w:left="3600" w:hanging="360"/>
+      </w:pPr>
+      <w:rPr>
+        <w:rFonts w:ascii="Wingdings" w:hAnsi="Wingdings" w:hint="default"/>
+        <w:sz w:val="20"/>
+      </w:rPr>
+    </w:lvl>
+    <w:lvl w:ilvl="5" w:tentative="1">
+      <w:start w:val="1"/>
+      <w:numFmt w:val="bullet"/>
+      <w:lvlText w:val=""/>
+      <w:lvlJc w:val="left"/>
+      <w:pPr>
+        <w:tabs>
+          <w:tab w:val="num" w:pos="4320"/>
+        </w:tabs>
+        <w:ind w:left="4320" w:hanging="360"/>
+      </w:pPr>
+      <w:rPr>
+        <w:rFonts w:ascii="Wingdings" w:hAnsi="Wingdings" w:hint="default"/>
+        <w:sz w:val="20"/>
+      </w:rPr>
+    </w:lvl>
+    <w:lvl w:ilvl="6" w:tentative="1">
+      <w:start w:val="1"/>
+      <w:numFmt w:val="bullet"/>
+      <w:lvlText w:val=""/>
+      <w:lvlJc w:val="left"/>
+      <w:pPr>
+        <w:tabs>
+          <w:tab w:val="num" w:pos="5040"/>
+        </w:tabs>
+        <w:ind w:left="5040" w:hanging="360"/>
+      </w:pPr>
+      <w:rPr>
+        <w:rFonts w:ascii="Wingdings" w:hAnsi="Wingdings" w:hint="default"/>
+        <w:sz w:val="20"/>
+      </w:rPr>
+    </w:lvl>
+    <w:lvl w:ilvl="7" w:tentative="1">
+      <w:start w:val="1"/>
+      <w:numFmt w:val="bullet"/>
+      <w:lvlText w:val=""/>
+      <w:lvlJc w:val="left"/>
+      <w:pPr>
+        <w:tabs>
+          <w:tab w:val="num" w:pos="5760"/>
+        </w:tabs>
+        <w:ind w:left="5760" w:hanging="360"/>
+      </w:pPr>
+      <w:rPr>
+        <w:rFonts w:ascii="Wingdings" w:hAnsi="Wingdings" w:hint="default"/>
+        <w:sz w:val="20"/>
+      </w:rPr>
+    </w:lvl>
+    <w:lvl w:ilvl="8" w:tentative="1">
+      <w:start w:val="1"/>
+      <w:numFmt w:val="bullet"/>
+      <w:lvlText w:val=""/>
+      <w:lvlJc w:val="left"/>
+      <w:pPr>
+        <w:tabs>
+          <w:tab w:val="num" w:pos="6480"/>
+        </w:tabs>
+        <w:ind w:left="6480" w:hanging="360"/>
+      </w:pPr>
+      <w:rPr>
+        <w:rFonts w:ascii="Wingdings" w:hAnsi="Wingdings" w:hint="default"/>
+        <w:sz w:val="20"/>
+      </w:rPr>
+    </w:lvl>
+  </w:abstractNum>
+  <w:abstractNum w:abstractNumId="11">
     <w:nsid w:val="5DD62C5B"/>
     <w:multiLevelType w:val="hybridMultilevel"/>
     <w:tmpl w:val="3D903A3E"/>
@@ -5295,7 +6306,7 @@
       </w:pPr>
     </w:lvl>
   </w:abstractNum>
-  <w:abstractNum w:abstractNumId="9">
+  <w:abstractNum w:abstractNumId="12">
     <w:nsid w:val="5FA80CC1"/>
     <w:multiLevelType w:val="hybridMultilevel"/>
     <w:tmpl w:val="51BE78B2"/>
@@ -5384,7 +6395,120 @@
       </w:pPr>
     </w:lvl>
   </w:abstractNum>
-  <w:abstractNum w:abstractNumId="10">
+  <w:abstractNum w:abstractNumId="13">
+    <w:nsid w:val="746057F8"/>
+    <w:multiLevelType w:val="multilevel"/>
+    <w:tmpl w:val="092892DA"/>
+    <w:lvl w:ilvl="0">
+      <w:start w:val="1"/>
+      <w:numFmt w:val="decimal"/>
+      <w:lvlText w:val="%1."/>
+      <w:lvlJc w:val="left"/>
+      <w:pPr>
+        <w:tabs>
+          <w:tab w:val="num" w:pos="720"/>
+        </w:tabs>
+        <w:ind w:left="720" w:hanging="360"/>
+      </w:pPr>
+    </w:lvl>
+    <w:lvl w:ilvl="1" w:tentative="1">
+      <w:start w:val="1"/>
+      <w:numFmt w:val="decimal"/>
+      <w:lvlText w:val="%2."/>
+      <w:lvlJc w:val="left"/>
+      <w:pPr>
+        <w:tabs>
+          <w:tab w:val="num" w:pos="1440"/>
+        </w:tabs>
+        <w:ind w:left="1440" w:hanging="360"/>
+      </w:pPr>
+    </w:lvl>
+    <w:lvl w:ilvl="2" w:tentative="1">
+      <w:start w:val="1"/>
+      <w:numFmt w:val="decimal"/>
+      <w:lvlText w:val="%3."/>
+      <w:lvlJc w:val="left"/>
+      <w:pPr>
+        <w:tabs>
+          <w:tab w:val="num" w:pos="2160"/>
+        </w:tabs>
+        <w:ind w:left="2160" w:hanging="360"/>
+      </w:pPr>
+    </w:lvl>
+    <w:lvl w:ilvl="3" w:tentative="1">
+      <w:start w:val="1"/>
+      <w:numFmt w:val="decimal"/>
+      <w:lvlText w:val="%4."/>
+      <w:lvlJc w:val="left"/>
+      <w:pPr>
+        <w:tabs>
+          <w:tab w:val="num" w:pos="2880"/>
+        </w:tabs>
+        <w:ind w:left="2880" w:hanging="360"/>
+      </w:pPr>
+    </w:lvl>
+    <w:lvl w:ilvl="4" w:tentative="1">
+      <w:start w:val="1"/>
+      <w:numFmt w:val="decimal"/>
+      <w:lvlText w:val="%5."/>
+      <w:lvlJc w:val="left"/>
+      <w:pPr>
+        <w:tabs>
+          <w:tab w:val="num" w:pos="3600"/>
+        </w:tabs>
+        <w:ind w:left="3600" w:hanging="360"/>
+      </w:pPr>
+    </w:lvl>
+    <w:lvl w:ilvl="5" w:tentative="1">
+      <w:start w:val="1"/>
+      <w:numFmt w:val="decimal"/>
+      <w:lvlText w:val="%6."/>
+      <w:lvlJc w:val="left"/>
+      <w:pPr>
+        <w:tabs>
+          <w:tab w:val="num" w:pos="4320"/>
+        </w:tabs>
+        <w:ind w:left="4320" w:hanging="360"/>
+      </w:pPr>
+    </w:lvl>
+    <w:lvl w:ilvl="6" w:tentative="1">
+      <w:start w:val="1"/>
+      <w:numFmt w:val="decimal"/>
+      <w:lvlText w:val="%7."/>
+      <w:lvlJc w:val="left"/>
+      <w:pPr>
+        <w:tabs>
+          <w:tab w:val="num" w:pos="5040"/>
+        </w:tabs>
+        <w:ind w:left="5040" w:hanging="360"/>
+      </w:pPr>
+    </w:lvl>
+    <w:lvl w:ilvl="7" w:tentative="1">
+      <w:start w:val="1"/>
+      <w:numFmt w:val="decimal"/>
+      <w:lvlText w:val="%8."/>
+      <w:lvlJc w:val="left"/>
+      <w:pPr>
+        <w:tabs>
+          <w:tab w:val="num" w:pos="5760"/>
+        </w:tabs>
+        <w:ind w:left="5760" w:hanging="360"/>
+      </w:pPr>
+    </w:lvl>
+    <w:lvl w:ilvl="8" w:tentative="1">
+      <w:start w:val="1"/>
+      <w:numFmt w:val="decimal"/>
+      <w:lvlText w:val="%9."/>
+      <w:lvlJc w:val="left"/>
+      <w:pPr>
+        <w:tabs>
+          <w:tab w:val="num" w:pos="6480"/>
+        </w:tabs>
+        <w:ind w:left="6480" w:hanging="360"/>
+      </w:pPr>
+    </w:lvl>
+  </w:abstractNum>
+  <w:abstractNum w:abstractNumId="14">
     <w:nsid w:val="7ED91057"/>
     <w:multiLevelType w:val="multilevel"/>
     <w:tmpl w:val="21DE9452"/>
@@ -5533,7 +6657,7 @@
       </w:rPr>
     </w:lvl>
   </w:abstractNum>
-  <w:abstractNum w:abstractNumId="11">
+  <w:abstractNum w:abstractNumId="15">
     <w:nsid w:val="7F332C68"/>
     <w:multiLevelType w:val="multilevel"/>
     <w:tmpl w:val="B1D8504A"/>
@@ -5686,25 +6810,25 @@
     <w:abstractNumId w:val="2"/>
   </w:num>
   <w:num w:numId="2">
-    <w:abstractNumId w:val="6"/>
+    <w:abstractNumId w:val="7"/>
   </w:num>
   <w:num w:numId="3">
+    <w:abstractNumId w:val="12"/>
+  </w:num>
+  <w:num w:numId="4">
     <w:abstractNumId w:val="9"/>
   </w:num>
-  <w:num w:numId="4">
-    <w:abstractNumId w:val="7"/>
-  </w:num>
   <w:num w:numId="5">
-    <w:abstractNumId w:val="8"/>
+    <w:abstractNumId w:val="11"/>
   </w:num>
   <w:num w:numId="6">
-    <w:abstractNumId w:val="10"/>
+    <w:abstractNumId w:val="14"/>
   </w:num>
   <w:num w:numId="7">
     <w:abstractNumId w:val="0"/>
   </w:num>
   <w:num w:numId="8">
-    <w:abstractNumId w:val="11"/>
+    <w:abstractNumId w:val="15"/>
   </w:num>
   <w:num w:numId="9">
     <w:abstractNumId w:val="1"/>
@@ -5713,9 +6837,21 @@
     <w:abstractNumId w:val="3"/>
   </w:num>
   <w:num w:numId="11">
+    <w:abstractNumId w:val="6"/>
+  </w:num>
+  <w:num w:numId="12">
     <w:abstractNumId w:val="5"/>
   </w:num>
-  <w:num w:numId="12">
+  <w:num w:numId="13">
+    <w:abstractNumId w:val="10"/>
+  </w:num>
+  <w:num w:numId="14">
+    <w:abstractNumId w:val="8"/>
+  </w:num>
+  <w:num w:numId="15">
+    <w:abstractNumId w:val="13"/>
+  </w:num>
+  <w:num w:numId="16">
     <w:abstractNumId w:val="4"/>
   </w:num>
 </w:numbering>
